--- a/네이버 자소서.docx
+++ b/네이버 자소서.docx
@@ -3,11 +3,348 @@
 <w:document xmlns:wpc="http://schemas.microsoft.com/office/word/2010/wordprocessingCanvas" xmlns:cx="http://schemas.microsoft.com/office/drawing/2014/chartex" xmlns:cx1="http://schemas.microsoft.com/office/drawing/2015/9/8/chartex" xmlns:cx2="http://schemas.microsoft.com/office/drawing/2015/10/21/chartex" xmlns:cx3="http://schemas.microsoft.com/office/drawing/2016/5/9/chartex" xmlns:cx4="http://schemas.microsoft.com/office/drawing/2016/5/10/chartex" xmlns:cx5="http://schemas.microsoft.com/office/drawing/2016/5/11/chartex" xmlns:cx6="http://schemas.microsoft.com/office/drawing/2016/5/12/chartex" xmlns:cx7="http://schemas.microsoft.com/office/drawing/2016/5/13/chartex" xmlns:cx8="http://schemas.microsoft.com/office/drawing/2016/5/14/chartex" xmlns:mc="http://schemas.openxmlformats.org/markup-compatibility/2006" xmlns:aink="http://schemas.microsoft.com/office/drawing/2016/ink" xmlns:am3d="http://schemas.microsoft.com/office/drawing/2017/model3d" xmlns:o="urn:schemas-microsoft-com:office:office" xmlns:r="http://schemas.openxmlformats.org/officeDocument/2006/relationships" xmlns:m="http://schemas.openxmlformats.org/officeDocument/2006/math" xmlns:v="urn:schemas-microsoft-com:vml" xmlns:wp14="http://schemas.microsoft.com/office/word/2010/wordprocessingDrawing" xmlns:wp="http://schemas.openxmlformats.org/drawingml/2006/wordprocessingDrawing" xmlns:w10="urn:schemas-microsoft-com:office:word" xmlns:w="http://schemas.openxmlformats.org/wordprocessingml/2006/main" xmlns:w14="http://schemas.microsoft.com/office/word/2010/wordml" xmlns:w15="http://schemas.microsoft.com/office/word/2012/wordml" xmlns:w16cid="http://schemas.microsoft.com/office/word/2016/wordml/cid" xmlns:w16se="http://schemas.microsoft.com/office/word/2015/wordml/symex" xmlns:wpg="http://schemas.microsoft.com/office/word/2010/wordprocessingGroup" xmlns:wpi="http://schemas.microsoft.com/office/word/2010/wordprocessingInk" xmlns:wne="http://schemas.microsoft.com/office/word/2006/wordml" xmlns:wps="http://schemas.microsoft.com/office/word/2010/wordprocessingShape" mc:Ignorable="w14 w15 w16se w16cid wp14">
   <w:body>
     <w:p>
+      <w:pPr>
+        <w:rPr>
+          <w:rFonts w:hint="eastAsia"/>
+        </w:rPr>
+      </w:pPr>
       <w:r>
         <w:t>[필수] 1. 다음 중 본인의 가장 자신 있고 희망하는 분야를 한 가지 선택해 주세요.</w:t>
       </w:r>
     </w:p>
     <w:p>
+      <w:pPr>
+        <w:rPr>
+          <w:rFonts w:hint="eastAsia"/>
+        </w:rPr>
+      </w:pPr>
+      <w:r>
+        <w:rPr>
+          <w:rFonts w:hint="eastAsia"/>
+        </w:rPr>
+        <w:t>■</w:t>
+      </w:r>
+      <w:r>
+        <w:t xml:space="preserve"> Front-End ■ Back-End ■ Android ■ iOS ■ Data ■ 공통</w:t>
+      </w:r>
+    </w:p>
+    <w:p>
+      <w:r>
+        <w:rPr>
+          <w:rFonts w:hint="eastAsia"/>
+        </w:rPr>
+        <w:t>선택한</w:t>
+      </w:r>
+      <w:r>
+        <w:t xml:space="preserve"> 분야에 관심을 갖게 된 계기와 자신 있는 이유(그동안의 노력, 경험, 강점 포함) 등에 대해 구체적으로 설명해 주세요.</w:t>
+      </w:r>
+    </w:p>
+    <w:p/>
+    <w:p>
+      <w:r>
+        <w:rPr>
+          <w:rFonts w:hint="eastAsia"/>
+        </w:rPr>
+        <w:t>관심을 갖게 된 계기:</w:t>
+      </w:r>
+    </w:p>
+    <w:p/>
+    <w:p>
+      <w:r>
+        <w:rPr>
+          <w:rFonts w:hint="eastAsia"/>
+        </w:rPr>
+        <w:t xml:space="preserve">내가 만들어낸 모델이 내가 봐도 설득력이 있었을 때, </w:t>
+      </w:r>
+    </w:p>
+    <w:p>
+      <w:r>
+        <w:t xml:space="preserve">ex) </w:t>
+      </w:r>
+      <w:r>
+        <w:rPr>
+          <w:rFonts w:hint="eastAsia"/>
+        </w:rPr>
+        <w:t>주식 데이터 클러스터링</w:t>
+      </w:r>
+    </w:p>
+    <w:p>
+      <w:pPr>
+        <w:rPr>
+          <w:rFonts w:hint="eastAsia"/>
+        </w:rPr>
+      </w:pPr>
+    </w:p>
+    <w:p>
+      <w:r>
+        <w:rPr>
+          <w:rFonts w:hint="eastAsia"/>
+        </w:rPr>
+        <w:t>내가 기본 이론을 정말로 이해한 상태에서 바닥부터</w:t>
+      </w:r>
+      <w:r>
+        <w:rPr>
+          <w:rFonts w:hint="eastAsia"/>
+        </w:rPr>
+        <w:t xml:space="preserve"> 끝까지</w:t>
+      </w:r>
+      <w:r>
+        <w:rPr>
+          <w:rFonts w:hint="eastAsia"/>
+        </w:rPr>
+        <w:t xml:space="preserve"> 그 기술을 구현해 </w:t>
+      </w:r>
+      <w:proofErr w:type="spellStart"/>
+      <w:r>
+        <w:rPr>
+          <w:rFonts w:hint="eastAsia"/>
+        </w:rPr>
+        <w:t>내었을</w:t>
+      </w:r>
+      <w:proofErr w:type="spellEnd"/>
+      <w:r>
+        <w:rPr>
+          <w:rFonts w:hint="eastAsia"/>
+        </w:rPr>
+        <w:t xml:space="preserve"> 때, </w:t>
+      </w:r>
+    </w:p>
+    <w:p>
+      <w:r>
+        <w:rPr>
+          <w:rFonts w:hint="eastAsia"/>
+        </w:rPr>
+        <w:t>e</w:t>
+      </w:r>
+      <w:r>
+        <w:t xml:space="preserve">x) </w:t>
+      </w:r>
+      <w:r>
+        <w:rPr>
+          <w:rFonts w:hint="eastAsia"/>
+        </w:rPr>
+        <w:t>H</w:t>
+      </w:r>
+      <w:r>
+        <w:t>OG</w:t>
+      </w:r>
+    </w:p>
+    <w:p>
+      <w:r>
+        <w:rPr>
+          <w:rFonts w:hint="eastAsia"/>
+        </w:rPr>
+        <w:t>의심되는 지점이 하나도 없을 때까지 물어 뜯는 스타일이다.</w:t>
+      </w:r>
+    </w:p>
+    <w:p>
+      <w:pPr>
+        <w:rPr>
+          <w:rFonts w:hint="eastAsia"/>
+        </w:rPr>
+      </w:pPr>
+    </w:p>
+    <w:p>
+      <w:r>
+        <w:rPr>
+          <w:rFonts w:hint="eastAsia"/>
+        </w:rPr>
+        <w:t xml:space="preserve">이 기술이 많은 사람들을 </w:t>
+      </w:r>
+      <w:proofErr w:type="gramStart"/>
+      <w:r>
+        <w:rPr>
+          <w:rFonts w:hint="eastAsia"/>
+        </w:rPr>
+        <w:t>끌어 당길</w:t>
+      </w:r>
+      <w:proofErr w:type="gramEnd"/>
+      <w:r>
+        <w:rPr>
+          <w:rFonts w:hint="eastAsia"/>
+        </w:rPr>
+        <w:t xml:space="preserve"> 수 있는 동력을 가졌다고 느꼈을 때,</w:t>
+      </w:r>
+    </w:p>
+    <w:p>
+      <w:r>
+        <w:rPr>
+          <w:rFonts w:hint="eastAsia"/>
+        </w:rPr>
+        <w:t>나는 고민한다.</w:t>
+      </w:r>
+      <w:r>
+        <w:t xml:space="preserve"> </w:t>
+      </w:r>
+      <w:proofErr w:type="spellStart"/>
+      <w:r>
+        <w:rPr>
+          <w:rFonts w:hint="eastAsia"/>
+        </w:rPr>
+        <w:t>어떤게</w:t>
+      </w:r>
+      <w:proofErr w:type="spellEnd"/>
+      <w:r>
+        <w:rPr>
+          <w:rFonts w:hint="eastAsia"/>
+        </w:rPr>
+        <w:t xml:space="preserve"> 진정 사람들을 </w:t>
+      </w:r>
+      <w:proofErr w:type="gramStart"/>
+      <w:r>
+        <w:rPr>
+          <w:rFonts w:hint="eastAsia"/>
+        </w:rPr>
+        <w:t>끌어 당길</w:t>
+      </w:r>
+      <w:proofErr w:type="gramEnd"/>
+      <w:r>
+        <w:rPr>
+          <w:rFonts w:hint="eastAsia"/>
+        </w:rPr>
+        <w:t xml:space="preserve"> 수 있는 기술인지.</w:t>
+      </w:r>
+      <w:r>
+        <w:t xml:space="preserve"> </w:t>
+      </w:r>
+      <w:r>
+        <w:rPr>
+          <w:rFonts w:hint="eastAsia"/>
+        </w:rPr>
+        <w:t xml:space="preserve">그리고 내 생각에 </w:t>
+      </w:r>
+      <w:proofErr w:type="spellStart"/>
+      <w:r>
+        <w:rPr>
+          <w:rFonts w:hint="eastAsia"/>
+        </w:rPr>
+        <w:t>챗</w:t>
+      </w:r>
+      <w:proofErr w:type="spellEnd"/>
+      <w:r>
+        <w:rPr>
+          <w:rFonts w:hint="eastAsia"/>
+        </w:rPr>
+        <w:t xml:space="preserve"> </w:t>
+      </w:r>
+      <w:proofErr w:type="spellStart"/>
+      <w:r>
+        <w:rPr>
+          <w:rFonts w:hint="eastAsia"/>
+        </w:rPr>
+        <w:t>지피티는</w:t>
+      </w:r>
+      <w:proofErr w:type="spellEnd"/>
+      <w:r>
+        <w:rPr>
+          <w:rFonts w:hint="eastAsia"/>
+        </w:rPr>
+        <w:t xml:space="preserve"> 아니다.</w:t>
+      </w:r>
+    </w:p>
+    <w:p/>
+    <w:p>
+      <w:pPr>
+        <w:rPr>
+          <w:rFonts w:hint="eastAsia"/>
+        </w:rPr>
+      </w:pPr>
+    </w:p>
+    <w:p/>
+    <w:p>
+      <w:pPr>
+        <w:rPr>
+          <w:rFonts w:hint="eastAsia"/>
+        </w:rPr>
+      </w:pPr>
+    </w:p>
+    <w:p/>
+    <w:p>
+      <w:pPr>
+        <w:rPr>
+          <w:rFonts w:hint="eastAsia"/>
+        </w:rPr>
+      </w:pPr>
+    </w:p>
+    <w:p/>
+    <w:p/>
+    <w:p>
+      <w:pPr>
+        <w:rPr>
+          <w:rFonts w:hint="eastAsia"/>
+        </w:rPr>
+      </w:pPr>
+    </w:p>
+    <w:p>
+      <w:r>
+        <w:lastRenderedPageBreak/>
+        <w:t>[필수] 2. 가장 열정을 가지고 임했던 프로젝트(목표/과제 등)를 소개해 주시고, 해당 프로젝트의 수행 과정 및 결과에 대해 기재해 주세요.</w:t>
+      </w:r>
+    </w:p>
+    <w:p>
+      <w:r>
+        <w:t>* 지원 부문과 관련된, 어려웠거나 인상 깊었던 문제를 해결한 경험을 중심으로 작성해 주세요. (학교수업, 경진대회, 대외활동 등)</w:t>
+      </w:r>
+    </w:p>
+    <w:p>
+      <w:r>
+        <w:t>* 맞닥뜨린 문제를 ‘구체적’</w:t>
+      </w:r>
+      <w:proofErr w:type="spellStart"/>
+      <w:r>
+        <w:t>으로</w:t>
+      </w:r>
+      <w:proofErr w:type="spellEnd"/>
+      <w:r>
+        <w:t xml:space="preserve"> 기술하고, 본인의 접근 방법과 해결 과정, 그리고 실제 결과를 ‘상세히’ 기술해 주세요.</w:t>
+      </w:r>
+    </w:p>
+    <w:p>
+      <w:r>
+        <w:t xml:space="preserve">* 문제를 잘 해결했다면 그 경험에서 아쉬웠던 점 혹은 더 나은 방법은 </w:t>
+      </w:r>
+      <w:proofErr w:type="spellStart"/>
+      <w:r>
+        <w:t>없었을지에</w:t>
+      </w:r>
+      <w:proofErr w:type="spellEnd"/>
+      <w:r>
+        <w:t xml:space="preserve"> 대한 고민 과정을 함께 작성해 주세요.</w:t>
+      </w:r>
+    </w:p>
+    <w:p>
+      <w:r>
+        <w:t>* 해결하지 못한 경험이더라도 해결을 위해 얼마나 깊이 있게 고민을 했는지 그 과정에 대해 이야기 해 주세요.</w:t>
+      </w:r>
+    </w:p>
+    <w:p>
+      <w:r>
+        <w:rPr>
+          <w:rFonts w:hint="eastAsia"/>
+        </w:rPr>
+        <w:t>※</w:t>
+      </w:r>
+      <w:r>
+        <w:t xml:space="preserve"> 코드로 설명해 주셔도 좋습니다.</w:t>
+      </w:r>
+    </w:p>
+    <w:p/>
+    <w:p>
+      <w:r>
+        <w:rPr>
+          <w:rFonts w:hint="eastAsia"/>
+        </w:rPr>
+        <w:t>K</w:t>
+      </w:r>
+      <w:r>
+        <w:t xml:space="preserve">OSPI 200 </w:t>
+      </w:r>
+      <w:r>
+        <w:rPr>
+          <w:rFonts w:hint="eastAsia"/>
+        </w:rPr>
+        <w:t>종목들에 대한 클러스터링.</w:t>
+      </w:r>
       <w:bookmarkStart w:id="0" w:name="_GoBack"/>
       <w:bookmarkEnd w:id="0"/>
     </w:p>
@@ -16,164 +353,123 @@
         <w:rPr>
           <w:rFonts w:hint="eastAsia"/>
         </w:rPr>
-        <w:t>■</w:t>
-      </w:r>
-      <w:r>
-        <w:t xml:space="preserve"> Front-End ■ Back-End ■ Android ■ iOS ■ Data ■ 공통</w:t>
-      </w:r>
-    </w:p>
-    <w:p/>
-    <w:p>
-      <w:r>
-        <w:rPr>
-          <w:rFonts w:hint="eastAsia"/>
-        </w:rPr>
-        <w:t>선택한</w:t>
-      </w:r>
-      <w:r>
-        <w:t xml:space="preserve"> 분야에 관심을 갖게 된 계기와 자신 있는 이유(그동안의 노력, 경험, 강점 포함) 등에 대해 구체적으로 설명해 주세요.</w:t>
-      </w:r>
-    </w:p>
-    <w:p>
-      <w:r>
-        <w:rPr>
-          <w:rFonts w:hint="eastAsia"/>
-        </w:rPr>
-        <w:t>※</w:t>
-      </w:r>
-      <w:r>
-        <w:t xml:space="preserve"> 작성 </w:t>
+        <w:t xml:space="preserve">네이버와 카카오는 왜 </w:t>
+      </w:r>
+      <w:proofErr w:type="spellStart"/>
+      <w:r>
+        <w:rPr>
+          <w:rFonts w:hint="eastAsia"/>
+        </w:rPr>
+        <w:t>안묶일까</w:t>
+      </w:r>
+      <w:proofErr w:type="spellEnd"/>
+      <w:r>
+        <w:rPr>
+          <w:rFonts w:hint="eastAsia"/>
+        </w:rPr>
+        <w:t>?</w:t>
+      </w:r>
+    </w:p>
+    <w:p>
+      <w:r>
+        <w:rPr>
+          <w:rFonts w:hint="eastAsia"/>
+        </w:rPr>
+        <w:t>아니,</w:t>
+      </w:r>
+      <w:r>
+        <w:t xml:space="preserve"> </w:t>
+      </w:r>
+      <w:r>
+        <w:rPr>
+          <w:rFonts w:hint="eastAsia"/>
+        </w:rPr>
+        <w:t>묶여야만 하나?</w:t>
+      </w:r>
+    </w:p>
+    <w:p>
+      <w:r>
+        <w:rPr>
+          <w:rFonts w:hint="eastAsia"/>
+        </w:rPr>
+        <w:t>그러지 않음으로써 어떤 의미가 발생하지는 않았나?</w:t>
+      </w:r>
+    </w:p>
+    <w:p>
+      <w:pPr>
+        <w:rPr>
+          <w:rFonts w:hint="eastAsia"/>
+        </w:rPr>
+      </w:pPr>
+      <w:r>
+        <w:rPr>
+          <w:rFonts w:hint="eastAsia"/>
+        </w:rPr>
+        <w:t>전처리의 중요성</w:t>
+      </w:r>
+    </w:p>
+    <w:p>
+      <w:pPr>
+        <w:rPr>
+          <w:rFonts w:hint="eastAsia"/>
+        </w:rPr>
+      </w:pPr>
+    </w:p>
+    <w:p/>
+    <w:p/>
+    <w:p/>
+    <w:p/>
+    <w:p/>
+    <w:p/>
+    <w:p/>
+    <w:p/>
+    <w:p/>
+    <w:p/>
+    <w:p/>
+    <w:p/>
+    <w:p/>
+    <w:p>
+      <w:pPr>
+        <w:rPr>
+          <w:rFonts w:hint="eastAsia"/>
+        </w:rPr>
+      </w:pPr>
+    </w:p>
+    <w:p>
+      <w:r>
+        <w:t xml:space="preserve">[선택] 3. 본인의 대표적인 개발 경험이나 희망 분야 관련 과제 성과, 활동 등을 가장 잘 보여줄 수 있는 </w:t>
+      </w:r>
+      <w:proofErr w:type="spellStart"/>
+      <w:r>
+        <w:t>Github</w:t>
+      </w:r>
+      <w:proofErr w:type="spellEnd"/>
+      <w:r>
+        <w:t>, 블로그 등의 URL을 작성하시거나 자료를 첨부하시고, 간단한 소개나 설명을 해 주세요. 공동 프로젝트였다면 본인의 역할을 명확히 써 주세요.</w:t>
+      </w:r>
+    </w:p>
+    <w:p>
+      <w:r>
+        <w:t xml:space="preserve">* 오픈소스 </w:t>
+      </w:r>
+      <w:proofErr w:type="spellStart"/>
+      <w:r>
+        <w:t>컨트리뷰션</w:t>
+      </w:r>
+      <w:proofErr w:type="spellEnd"/>
+      <w:r>
+        <w:t xml:space="preserve">, 프로젝트, 본인이 작성한 소스코드 등 (임시저장 후 복수 첨부 </w:t>
       </w:r>
       <w:proofErr w:type="gramStart"/>
       <w:r>
-        <w:t>예시 :</w:t>
+        <w:t>가능 /</w:t>
       </w:r>
       <w:proofErr w:type="gramEnd"/>
       <w:r>
-        <w:t xml:space="preserve"> ■ Front-End / 관심 계기 및 자신 있는 이유 :</w:t>
-      </w:r>
-    </w:p>
-    <w:p>
-      <w:r>
-        <w:rPr>
-          <w:rFonts w:hint="eastAsia"/>
-        </w:rPr>
-        <w:t>※</w:t>
-      </w:r>
-      <w:r>
-        <w:t xml:space="preserve"> 구체적인 희망 직무 분야가 </w:t>
-      </w:r>
-      <w:proofErr w:type="spellStart"/>
-      <w:r>
-        <w:t>미정이신</w:t>
-      </w:r>
-      <w:proofErr w:type="spellEnd"/>
-      <w:r>
-        <w:t xml:space="preserve"> 경우 '공통'</w:t>
-      </w:r>
-      <w:proofErr w:type="spellStart"/>
-      <w:r>
-        <w:t>으로</w:t>
-      </w:r>
-      <w:proofErr w:type="spellEnd"/>
-      <w:r>
-        <w:t xml:space="preserve"> 선택하시고 상세 사유를 작성해 주세요.</w:t>
-      </w:r>
-    </w:p>
-    <w:p/>
-    <w:p>
-      <w:r>
-        <w:t>[필수] 2. 가장 열정을 가지고 임했던 프로젝트(목표/과제 등)를 소개해 주시고, 해당 프로젝트의 수행 과정 및 결과에 대해 기재해 주세요.</w:t>
-      </w:r>
-    </w:p>
-    <w:p>
-      <w:r>
-        <w:t>* 지원 부문과 관련된, 어려웠거나 인상 깊었던 문제를 해결한 경험을 중심으로 작성해 주세요. (학교수업, 경진대회, 대외활동 등)</w:t>
-      </w:r>
-    </w:p>
-    <w:p>
-      <w:r>
-        <w:t>* 맞닥뜨린 문제를 ‘구체적’</w:t>
-      </w:r>
-      <w:proofErr w:type="spellStart"/>
-      <w:r>
-        <w:t>으로</w:t>
-      </w:r>
-      <w:proofErr w:type="spellEnd"/>
-      <w:r>
-        <w:t xml:space="preserve"> 기술하고, 본인의 접근 방법과 해결 과정, 그리고 실제 결과를 ‘상세히’ 기술해 주세요.</w:t>
-      </w:r>
-    </w:p>
-    <w:p>
-      <w:r>
-        <w:t xml:space="preserve">* 문제를 잘 해결했다면 그 경험에서 아쉬웠던 점 혹은 더 나은 방법은 </w:t>
-      </w:r>
-      <w:proofErr w:type="spellStart"/>
-      <w:r>
-        <w:t>없었을지에</w:t>
-      </w:r>
-      <w:proofErr w:type="spellEnd"/>
-      <w:r>
-        <w:t xml:space="preserve"> 대한 고민 과정을 함께 작성해 주세요.</w:t>
-      </w:r>
-    </w:p>
-    <w:p>
-      <w:r>
-        <w:t>* 해결하지 못한 경험이더라도 해결을 위해 얼마나 깊이 있게 고민을 했는지 그 과정에 대해 이야기 해 주세요.</w:t>
-      </w:r>
-    </w:p>
-    <w:p>
-      <w:r>
-        <w:rPr>
-          <w:rFonts w:hint="eastAsia"/>
-        </w:rPr>
-        <w:t>※</w:t>
-      </w:r>
-      <w:r>
-        <w:t xml:space="preserve"> 코드로 설명해 주셔도 좋습니다.</w:t>
-      </w:r>
-    </w:p>
-    <w:p/>
-    <w:p>
-      <w:r>
-        <w:t xml:space="preserve">[선택] 3. 본인의 대표적인 개발 경험이나 희망 분야 관련 과제 성과, 활동 등을 가장 잘 보여줄 수 있는 </w:t>
-      </w:r>
-      <w:proofErr w:type="spellStart"/>
-      <w:r>
-        <w:t>Github</w:t>
-      </w:r>
-      <w:proofErr w:type="spellEnd"/>
-      <w:r>
-        <w:t>, 블로그 등의 URL을 작성하시거나 자료를 첨부하시고, 간단한 소개나 설명을 해 주세요. 공동 프로젝트였다면 본인의 역할을 명확히 써 주세요.</w:t>
-      </w:r>
-    </w:p>
-    <w:p>
-      <w:r>
-        <w:t xml:space="preserve">* 오픈소스 </w:t>
-      </w:r>
-      <w:proofErr w:type="spellStart"/>
-      <w:r>
-        <w:t>컨트리뷰션</w:t>
-      </w:r>
-      <w:proofErr w:type="spellEnd"/>
-      <w:r>
-        <w:t xml:space="preserve">, 프로젝트, 본인이 작성한 소스코드 등 (임시저장 후 복수 첨부 </w:t>
-      </w:r>
-      <w:proofErr w:type="gramStart"/>
-      <w:r>
-        <w:t>가능 /</w:t>
-      </w:r>
-      <w:proofErr w:type="gramEnd"/>
-      <w:r>
         <w:t xml:space="preserve"> 최대 200MB)</w:t>
       </w:r>
     </w:p>
     <w:p>
-      <w:pPr>
-        <w:rPr>
-          <w:rFonts w:hint="eastAsia"/>
-        </w:rPr>
-      </w:pPr>
       <w:r>
         <w:t xml:space="preserve">* 수강하셨거나 별도로 공부하신 컴퓨터공학 관련 학습/과제/프로젝트 활동을 </w:t>
       </w:r>

--- a/네이버 자소서.docx
+++ b/네이버 자소서.docx
@@ -1,23 +1,13 @@
 
 <file path=word/document.xml><?xml version="1.0" encoding="utf-8"?>
-<w:document xmlns:wpc="http://schemas.microsoft.com/office/word/2010/wordprocessingCanvas" xmlns:cx="http://schemas.microsoft.com/office/drawing/2014/chartex" xmlns:cx1="http://schemas.microsoft.com/office/drawing/2015/9/8/chartex" xmlns:cx2="http://schemas.microsoft.com/office/drawing/2015/10/21/chartex" xmlns:cx3="http://schemas.microsoft.com/office/drawing/2016/5/9/chartex" xmlns:cx4="http://schemas.microsoft.com/office/drawing/2016/5/10/chartex" xmlns:cx5="http://schemas.microsoft.com/office/drawing/2016/5/11/chartex" xmlns:cx6="http://schemas.microsoft.com/office/drawing/2016/5/12/chartex" xmlns:cx7="http://schemas.microsoft.com/office/drawing/2016/5/13/chartex" xmlns:cx8="http://schemas.microsoft.com/office/drawing/2016/5/14/chartex" xmlns:mc="http://schemas.openxmlformats.org/markup-compatibility/2006" xmlns:aink="http://schemas.microsoft.com/office/drawing/2016/ink" xmlns:am3d="http://schemas.microsoft.com/office/drawing/2017/model3d" xmlns:o="urn:schemas-microsoft-com:office:office" xmlns:r="http://schemas.openxmlformats.org/officeDocument/2006/relationships" xmlns:m="http://schemas.openxmlformats.org/officeDocument/2006/math" xmlns:v="urn:schemas-microsoft-com:vml" xmlns:wp14="http://schemas.microsoft.com/office/word/2010/wordprocessingDrawing" xmlns:wp="http://schemas.openxmlformats.org/drawingml/2006/wordprocessingDrawing" xmlns:w10="urn:schemas-microsoft-com:office:word" xmlns:w="http://schemas.openxmlformats.org/wordprocessingml/2006/main" xmlns:w14="http://schemas.microsoft.com/office/word/2010/wordml" xmlns:w15="http://schemas.microsoft.com/office/word/2012/wordml" xmlns:w16cid="http://schemas.microsoft.com/office/word/2016/wordml/cid" xmlns:w16se="http://schemas.microsoft.com/office/word/2015/wordml/symex" xmlns:wpg="http://schemas.microsoft.com/office/word/2010/wordprocessingGroup" xmlns:wpi="http://schemas.microsoft.com/office/word/2010/wordprocessingInk" xmlns:wne="http://schemas.microsoft.com/office/word/2006/wordml" xmlns:wps="http://schemas.microsoft.com/office/word/2010/wordprocessingShape" mc:Ignorable="w14 w15 w16se w16cid wp14">
+<w:document xmlns:wpc="http://schemas.microsoft.com/office/word/2010/wordprocessingCanvas" xmlns:cx="http://schemas.microsoft.com/office/drawing/2014/chartex" xmlns:mc="http://schemas.openxmlformats.org/markup-compatibility/2006" xmlns:o="urn:schemas-microsoft-com:office:office" xmlns:r="http://schemas.openxmlformats.org/officeDocument/2006/relationships" xmlns:m="http://schemas.openxmlformats.org/officeDocument/2006/math" xmlns:v="urn:schemas-microsoft-com:vml" xmlns:wp14="http://schemas.microsoft.com/office/word/2010/wordprocessingDrawing" xmlns:wp="http://schemas.openxmlformats.org/drawingml/2006/wordprocessingDrawing" xmlns:w10="urn:schemas-microsoft-com:office:word" xmlns:w="http://schemas.openxmlformats.org/wordprocessingml/2006/main" xmlns:w14="http://schemas.microsoft.com/office/word/2010/wordml" xmlns:w15="http://schemas.microsoft.com/office/word/2012/wordml" xmlns:w16se="http://schemas.microsoft.com/office/word/2015/wordml/symex" xmlns:wpg="http://schemas.microsoft.com/office/word/2010/wordprocessingGroup" xmlns:wpi="http://schemas.microsoft.com/office/word/2010/wordprocessingInk" xmlns:wne="http://schemas.microsoft.com/office/word/2006/wordml" xmlns:wps="http://schemas.microsoft.com/office/word/2010/wordprocessingShape" mc:Ignorable="w14 w15 w16se wp14">
   <w:body>
     <w:p>
-      <w:pPr>
-        <w:rPr>
-          <w:rFonts w:hint="eastAsia"/>
-        </w:rPr>
-      </w:pPr>
       <w:r>
         <w:t>[필수] 1. 다음 중 본인의 가장 자신 있고 희망하는 분야를 한 가지 선택해 주세요.</w:t>
       </w:r>
     </w:p>
     <w:p>
-      <w:pPr>
-        <w:rPr>
-          <w:rFonts w:hint="eastAsia"/>
-        </w:rPr>
-      </w:pPr>
       <w:r>
         <w:rPr>
           <w:rFonts w:hint="eastAsia"/>
@@ -54,297 +44,293 @@
         <w:rPr>
           <w:rFonts w:hint="eastAsia"/>
         </w:rPr>
-        <w:t xml:space="preserve">내가 만들어낸 모델이 내가 봐도 설득력이 있었을 때, </w:t>
-      </w:r>
-    </w:p>
-    <w:p>
-      <w:r>
-        <w:t xml:space="preserve">ex) </w:t>
-      </w:r>
-      <w:r>
-        <w:rPr>
-          <w:rFonts w:hint="eastAsia"/>
-        </w:rPr>
-        <w:t>주식 데이터 클러스터링</w:t>
-      </w:r>
-    </w:p>
-    <w:p>
-      <w:pPr>
-        <w:rPr>
-          <w:rFonts w:hint="eastAsia"/>
-        </w:rPr>
-      </w:pPr>
-    </w:p>
-    <w:p>
-      <w:r>
-        <w:rPr>
-          <w:rFonts w:hint="eastAsia"/>
-        </w:rPr>
-        <w:t>내가 기본 이론을 정말로 이해한 상태에서 바닥부터</w:t>
-      </w:r>
-      <w:r>
-        <w:rPr>
-          <w:rFonts w:hint="eastAsia"/>
-        </w:rPr>
-        <w:t xml:space="preserve"> 끝까지</w:t>
-      </w:r>
-      <w:r>
-        <w:rPr>
-          <w:rFonts w:hint="eastAsia"/>
-        </w:rPr>
-        <w:t xml:space="preserve"> 그 기술을 구현해 </w:t>
-      </w:r>
-      <w:proofErr w:type="spellStart"/>
-      <w:r>
-        <w:rPr>
-          <w:rFonts w:hint="eastAsia"/>
-        </w:rPr>
-        <w:t>내었을</w:t>
-      </w:r>
-      <w:proofErr w:type="spellEnd"/>
-      <w:r>
-        <w:rPr>
-          <w:rFonts w:hint="eastAsia"/>
-        </w:rPr>
-        <w:t xml:space="preserve"> 때, </w:t>
-      </w:r>
-    </w:p>
-    <w:p>
-      <w:r>
-        <w:rPr>
-          <w:rFonts w:hint="eastAsia"/>
-        </w:rPr>
-        <w:t>e</w:t>
-      </w:r>
-      <w:r>
-        <w:t xml:space="preserve">x) </w:t>
-      </w:r>
-      <w:r>
-        <w:rPr>
-          <w:rFonts w:hint="eastAsia"/>
-        </w:rPr>
-        <w:t>H</w:t>
-      </w:r>
-      <w:r>
-        <w:t>OG</w:t>
-      </w:r>
-    </w:p>
-    <w:p>
-      <w:r>
-        <w:rPr>
-          <w:rFonts w:hint="eastAsia"/>
-        </w:rPr>
-        <w:t>의심되는 지점이 하나도 없을 때까지 물어 뜯는 스타일이다.</w:t>
-      </w:r>
-    </w:p>
-    <w:p>
-      <w:pPr>
-        <w:rPr>
-          <w:rFonts w:hint="eastAsia"/>
-        </w:rPr>
-      </w:pPr>
-    </w:p>
-    <w:p>
-      <w:r>
-        <w:rPr>
-          <w:rFonts w:hint="eastAsia"/>
-        </w:rPr>
-        <w:t xml:space="preserve">이 기술이 많은 사람들을 </w:t>
-      </w:r>
-      <w:proofErr w:type="gramStart"/>
-      <w:r>
-        <w:rPr>
-          <w:rFonts w:hint="eastAsia"/>
-        </w:rPr>
-        <w:t>끌어 당길</w:t>
-      </w:r>
-      <w:proofErr w:type="gramEnd"/>
-      <w:r>
-        <w:rPr>
-          <w:rFonts w:hint="eastAsia"/>
-        </w:rPr>
-        <w:t xml:space="preserve"> 수 있는 동력을 가졌다고 느꼈을 때,</w:t>
-      </w:r>
-    </w:p>
-    <w:p>
-      <w:r>
-        <w:rPr>
-          <w:rFonts w:hint="eastAsia"/>
-        </w:rPr>
-        <w:t>나는 고민한다.</w:t>
-      </w:r>
-      <w:r>
-        <w:t xml:space="preserve"> </w:t>
-      </w:r>
-      <w:proofErr w:type="spellStart"/>
-      <w:r>
-        <w:rPr>
-          <w:rFonts w:hint="eastAsia"/>
-        </w:rPr>
-        <w:t>어떤게</w:t>
-      </w:r>
-      <w:proofErr w:type="spellEnd"/>
-      <w:r>
-        <w:rPr>
-          <w:rFonts w:hint="eastAsia"/>
-        </w:rPr>
-        <w:t xml:space="preserve"> 진정 사람들을 </w:t>
-      </w:r>
-      <w:proofErr w:type="gramStart"/>
-      <w:r>
-        <w:rPr>
-          <w:rFonts w:hint="eastAsia"/>
-        </w:rPr>
-        <w:t>끌어 당길</w:t>
-      </w:r>
-      <w:proofErr w:type="gramEnd"/>
-      <w:r>
-        <w:rPr>
-          <w:rFonts w:hint="eastAsia"/>
-        </w:rPr>
-        <w:t xml:space="preserve"> 수 있는 기술인지.</w:t>
-      </w:r>
-      <w:r>
-        <w:t xml:space="preserve"> </w:t>
-      </w:r>
-      <w:r>
-        <w:rPr>
-          <w:rFonts w:hint="eastAsia"/>
-        </w:rPr>
-        <w:t xml:space="preserve">그리고 내 생각에 </w:t>
-      </w:r>
-      <w:proofErr w:type="spellStart"/>
-      <w:r>
-        <w:rPr>
-          <w:rFonts w:hint="eastAsia"/>
-        </w:rPr>
-        <w:t>챗</w:t>
-      </w:r>
-      <w:proofErr w:type="spellEnd"/>
-      <w:r>
-        <w:rPr>
-          <w:rFonts w:hint="eastAsia"/>
-        </w:rPr>
-        <w:t xml:space="preserve"> </w:t>
-      </w:r>
-      <w:proofErr w:type="spellStart"/>
-      <w:r>
-        <w:rPr>
-          <w:rFonts w:hint="eastAsia"/>
-        </w:rPr>
-        <w:t>지피티는</w:t>
-      </w:r>
-      <w:proofErr w:type="spellEnd"/>
-      <w:r>
-        <w:rPr>
-          <w:rFonts w:hint="eastAsia"/>
-        </w:rPr>
-        <w:t xml:space="preserve"> 아니다.</w:t>
-      </w:r>
-    </w:p>
-    <w:p/>
-    <w:p>
-      <w:pPr>
-        <w:rPr>
-          <w:rFonts w:hint="eastAsia"/>
-        </w:rPr>
-      </w:pPr>
-    </w:p>
-    <w:p/>
-    <w:p>
-      <w:pPr>
-        <w:rPr>
-          <w:rFonts w:hint="eastAsia"/>
-        </w:rPr>
-      </w:pPr>
-    </w:p>
-    <w:p/>
-    <w:p>
-      <w:pPr>
-        <w:rPr>
-          <w:rFonts w:hint="eastAsia"/>
-        </w:rPr>
-      </w:pPr>
-    </w:p>
-    <w:p/>
-    <w:p/>
-    <w:p>
-      <w:pPr>
-        <w:rPr>
-          <w:rFonts w:hint="eastAsia"/>
-        </w:rPr>
-      </w:pPr>
-    </w:p>
-    <w:p>
-      <w:r>
-        <w:lastRenderedPageBreak/>
-        <w:t>[필수] 2. 가장 열정을 가지고 임했던 프로젝트(목표/과제 등)를 소개해 주시고, 해당 프로젝트의 수행 과정 및 결과에 대해 기재해 주세요.</w:t>
-      </w:r>
-    </w:p>
-    <w:p>
-      <w:r>
-        <w:t>* 지원 부문과 관련된, 어려웠거나 인상 깊었던 문제를 해결한 경험을 중심으로 작성해 주세요. (학교수업, 경진대회, 대외활동 등)</w:t>
-      </w:r>
-    </w:p>
-    <w:p>
-      <w:r>
-        <w:t>* 맞닥뜨린 문제를 ‘구체적’</w:t>
-      </w:r>
-      <w:proofErr w:type="spellStart"/>
-      <w:r>
-        <w:t>으로</w:t>
-      </w:r>
-      <w:proofErr w:type="spellEnd"/>
-      <w:r>
-        <w:t xml:space="preserve"> 기술하고, 본인의 접근 방법과 해결 과정, 그리고 실제 결과를 ‘상세히’ 기술해 주세요.</w:t>
-      </w:r>
-    </w:p>
-    <w:p>
-      <w:r>
-        <w:t xml:space="preserve">* 문제를 잘 해결했다면 그 경험에서 아쉬웠던 점 혹은 더 나은 방법은 </w:t>
-      </w:r>
-      <w:proofErr w:type="spellStart"/>
-      <w:r>
-        <w:t>없었을지에</w:t>
-      </w:r>
-      <w:proofErr w:type="spellEnd"/>
-      <w:r>
-        <w:t xml:space="preserve"> 대한 고민 과정을 함께 작성해 주세요.</w:t>
-      </w:r>
-    </w:p>
-    <w:p>
-      <w:r>
-        <w:t>* 해결하지 못한 경험이더라도 해결을 위해 얼마나 깊이 있게 고민을 했는지 그 과정에 대해 이야기 해 주세요.</w:t>
-      </w:r>
-    </w:p>
-    <w:p>
-      <w:r>
-        <w:rPr>
-          <w:rFonts w:hint="eastAsia"/>
-        </w:rPr>
-        <w:t>※</w:t>
-      </w:r>
-      <w:r>
-        <w:t xml:space="preserve"> 코드로 설명해 주셔도 좋습니다.</w:t>
-      </w:r>
-    </w:p>
-    <w:p/>
-    <w:p>
-      <w:r>
-        <w:rPr>
-          <w:rFonts w:hint="eastAsia"/>
-        </w:rPr>
-        <w:t>K</w:t>
-      </w:r>
-      <w:r>
-        <w:t xml:space="preserve">OSPI 200 </w:t>
-      </w:r>
-      <w:r>
-        <w:rPr>
-          <w:rFonts w:hint="eastAsia"/>
-        </w:rPr>
-        <w:t>종목들에 대한 클러스터링.</w:t>
-      </w:r>
+        <w:t xml:space="preserve"> 제가 데이터 분야에 관심을 갖게 된 것은,</w:t>
+      </w:r>
+      <w:r>
+        <w:t xml:space="preserve"> </w:t>
+      </w:r>
+      <w:r>
+        <w:rPr>
+          <w:rFonts w:hint="eastAsia"/>
+        </w:rPr>
+        <w:t xml:space="preserve">제가 만든 모델이 뱉은 결과가 </w:t>
+      </w:r>
+      <w:r>
+        <w:rPr>
+          <w:rFonts w:hint="eastAsia"/>
+        </w:rPr>
+        <w:t xml:space="preserve">저 스스로도 </w:t>
+      </w:r>
+      <w:r>
+        <w:rPr>
+          <w:rFonts w:hint="eastAsia"/>
+        </w:rPr>
+        <w:t>설득력이 있다 느꼈을 때였습니다.</w:t>
+      </w:r>
+      <w:r>
+        <w:t xml:space="preserve"> </w:t>
+      </w:r>
+      <w:r>
+        <w:rPr>
+          <w:rFonts w:hint="eastAsia"/>
+        </w:rPr>
+        <w:t xml:space="preserve">2명의 인원과 함께 </w:t>
+      </w:r>
+      <w:r>
+        <w:t>‘</w:t>
+      </w:r>
+      <w:r>
+        <w:rPr>
+          <w:rFonts w:hint="eastAsia"/>
+        </w:rPr>
+        <w:t xml:space="preserve">데이터 </w:t>
+      </w:r>
+      <w:proofErr w:type="spellStart"/>
+      <w:r>
+        <w:rPr>
+          <w:rFonts w:hint="eastAsia"/>
+        </w:rPr>
+        <w:t>마이닝</w:t>
+      </w:r>
+      <w:proofErr w:type="spellEnd"/>
+      <w:r>
+        <w:t xml:space="preserve">’ </w:t>
+      </w:r>
+      <w:r>
+        <w:rPr>
+          <w:rFonts w:hint="eastAsia"/>
+        </w:rPr>
+        <w:t>과목에서 KOSPI 200</w:t>
+      </w:r>
+      <w:r>
+        <w:t xml:space="preserve"> </w:t>
+      </w:r>
+      <w:r>
+        <w:rPr>
+          <w:rFonts w:hint="eastAsia"/>
+        </w:rPr>
+        <w:t xml:space="preserve">종목들의 </w:t>
+      </w:r>
+      <w:r>
+        <w:t>‘</w:t>
+      </w:r>
+      <w:r>
+        <w:rPr>
+          <w:rFonts w:hint="eastAsia"/>
+        </w:rPr>
+        <w:t>기업정보,</w:t>
+      </w:r>
+      <w:r>
+        <w:t xml:space="preserve"> </w:t>
+      </w:r>
+      <w:r>
+        <w:rPr>
+          <w:rFonts w:hint="eastAsia"/>
+        </w:rPr>
+        <w:t>1달간의 주가,</w:t>
+      </w:r>
+      <w:r>
+        <w:t xml:space="preserve"> </w:t>
+      </w:r>
+      <w:r>
+        <w:rPr>
+          <w:rFonts w:hint="eastAsia"/>
+        </w:rPr>
+        <w:t>재무 정보</w:t>
+      </w:r>
+      <w:r>
+        <w:t>’ 3</w:t>
+      </w:r>
+      <w:r>
+        <w:rPr>
+          <w:rFonts w:hint="eastAsia"/>
+        </w:rPr>
+        <w:t>가지 데이터들을 융합한 클러스터링을 시도했습니다. 결과는 성공적이었고,</w:t>
+      </w:r>
+      <w:r>
+        <w:t xml:space="preserve"> </w:t>
+      </w:r>
+      <w:r>
+        <w:rPr>
+          <w:rFonts w:hint="eastAsia"/>
+        </w:rPr>
+        <w:t xml:space="preserve">군집화 결과를 보며 </w:t>
+      </w:r>
+      <w:r>
+        <w:rPr>
+          <w:rFonts w:hint="eastAsia"/>
+        </w:rPr>
+        <w:t>흐뭇했습니다</w:t>
+      </w:r>
+      <w:r>
+        <w:rPr>
+          <w:rFonts w:hint="eastAsia"/>
+        </w:rPr>
+        <w:t>.</w:t>
+      </w:r>
+    </w:p>
+    <w:p>
+      <w:r>
+        <w:t xml:space="preserve"> </w:t>
+      </w:r>
+      <w:r>
+        <w:rPr>
+          <w:rFonts w:hint="eastAsia"/>
+        </w:rPr>
+        <w:t>또,</w:t>
+      </w:r>
+      <w:r>
+        <w:t xml:space="preserve"> ‘</w:t>
+      </w:r>
+      <w:r>
+        <w:rPr>
+          <w:rFonts w:hint="eastAsia"/>
+        </w:rPr>
+        <w:t>인공지능</w:t>
+      </w:r>
+      <w:r>
+        <w:t xml:space="preserve">’ </w:t>
+      </w:r>
+      <w:r>
+        <w:rPr>
+          <w:rFonts w:hint="eastAsia"/>
+        </w:rPr>
+        <w:t xml:space="preserve">과목에서 </w:t>
+      </w:r>
+      <w:r>
+        <w:t>HOG(</w:t>
+      </w:r>
+      <w:r>
+        <w:rPr>
+          <w:rFonts w:hint="eastAsia"/>
+        </w:rPr>
+        <w:t>Histogram of Gradient</w:t>
+      </w:r>
+      <w:r>
+        <w:rPr>
+          <w:rFonts w:hint="eastAsia"/>
+        </w:rPr>
+        <w:t>s</w:t>
+      </w:r>
+      <w:r>
+        <w:rPr>
+          <w:rFonts w:hint="eastAsia"/>
+        </w:rPr>
+        <w:t>) 실습을 진행했는데,</w:t>
+      </w:r>
+      <w:r>
+        <w:t xml:space="preserve"> </w:t>
+      </w:r>
+      <w:r>
+        <w:rPr>
+          <w:rFonts w:hint="eastAsia"/>
+        </w:rPr>
+        <w:t>이때는 이론을 완벽하게 이해한 상태에서 구현에 성공하는 것의 뿌듯함을 느꼈습니다.</w:t>
+      </w:r>
+      <w:r>
+        <w:t xml:space="preserve"> </w:t>
+      </w:r>
+      <w:r>
+        <w:rPr>
+          <w:rFonts w:hint="eastAsia"/>
+        </w:rPr>
+        <w:t xml:space="preserve">항상 누군가가 이미 쓴 코드나 </w:t>
+      </w:r>
+      <w:proofErr w:type="spellStart"/>
+      <w:r>
+        <w:t>Sci</w:t>
+      </w:r>
+      <w:proofErr w:type="spellEnd"/>
+      <w:r>
+        <w:t xml:space="preserve">-kit learn </w:t>
+      </w:r>
+      <w:r>
+        <w:rPr>
+          <w:rFonts w:hint="eastAsia"/>
+        </w:rPr>
+        <w:t xml:space="preserve">같은 라이브러리를 이용해 </w:t>
+      </w:r>
+      <w:r>
+        <w:rPr>
+          <w:rFonts w:hint="eastAsia"/>
+        </w:rPr>
+        <w:t xml:space="preserve">내부 구조는 모르는 채로 </w:t>
+      </w:r>
+      <w:r>
+        <w:rPr>
+          <w:rFonts w:hint="eastAsia"/>
+        </w:rPr>
+        <w:t>편하게 모델을 구현했는데,</w:t>
+      </w:r>
+      <w:r>
+        <w:t xml:space="preserve"> </w:t>
+      </w:r>
+      <w:r>
+        <w:rPr>
+          <w:rFonts w:hint="eastAsia"/>
+        </w:rPr>
+        <w:t xml:space="preserve">비교적 간단한 이론을 </w:t>
+      </w:r>
+      <w:proofErr w:type="spellStart"/>
+      <w:r>
+        <w:t>Numpy</w:t>
+      </w:r>
+      <w:proofErr w:type="spellEnd"/>
+      <w:r>
+        <w:t xml:space="preserve"> </w:t>
+      </w:r>
+      <w:r>
+        <w:rPr>
+          <w:rFonts w:hint="eastAsia"/>
+        </w:rPr>
+        <w:t xml:space="preserve">패키지 하나로 구현해낸 것에 </w:t>
+      </w:r>
+      <w:r>
+        <w:rPr>
+          <w:rFonts w:hint="eastAsia"/>
+        </w:rPr>
+        <w:t>큰</w:t>
+      </w:r>
+      <w:r>
+        <w:rPr>
+          <w:rFonts w:hint="eastAsia"/>
+        </w:rPr>
+        <w:t xml:space="preserve"> 재미를 느꼈습니다.</w:t>
+      </w:r>
+    </w:p>
+    <w:p>
+      <w:r>
+        <w:t xml:space="preserve"> </w:t>
+      </w:r>
+      <w:r>
+        <w:rPr>
+          <w:rFonts w:hint="eastAsia"/>
+        </w:rPr>
+        <w:t>이러한 경험으로,</w:t>
+      </w:r>
+      <w:r>
+        <w:t xml:space="preserve"> </w:t>
+      </w:r>
+      <w:r>
+        <w:rPr>
+          <w:rFonts w:hint="eastAsia"/>
+        </w:rPr>
+        <w:t>새로운 이론이나 논문을 접할 때에,</w:t>
+      </w:r>
+      <w:r>
+        <w:t xml:space="preserve"> </w:t>
+      </w:r>
+      <w:r>
+        <w:rPr>
+          <w:rFonts w:hint="eastAsia"/>
+        </w:rPr>
+        <w:t>모르는 개념이 나오면 하나하나 찾아가면서 전체 이론을 이해하기 위해 노력하는 편입니다.</w:t>
+      </w:r>
+      <w:r>
+        <w:t xml:space="preserve"> </w:t>
+      </w:r>
+    </w:p>
+    <w:p>
       <w:bookmarkStart w:id="0" w:name="_GoBack"/>
       <w:bookmarkEnd w:id="0"/>
     </w:p>
@@ -353,6 +339,416 @@
         <w:rPr>
           <w:rFonts w:hint="eastAsia"/>
         </w:rPr>
+        <w:t>저는 데이터와 기술을 접할 때,</w:t>
+      </w:r>
+      <w:r>
+        <w:t xml:space="preserve"> </w:t>
+      </w:r>
+      <w:r>
+        <w:rPr>
+          <w:rFonts w:hint="eastAsia"/>
+        </w:rPr>
+        <w:t>그것이 얼마나 많은 사람들에게 어필 되는지에 대해 고민합니다.</w:t>
+      </w:r>
+      <w:r>
+        <w:t xml:space="preserve"> </w:t>
+      </w:r>
+      <w:r>
+        <w:rPr>
+          <w:rFonts w:hint="eastAsia"/>
+        </w:rPr>
+        <w:t>개발자의 생각과 예상 경험은 사용자의 실제 경험과 괴리가 있을 수 밖에 없습니다.</w:t>
+      </w:r>
+      <w:r>
+        <w:t xml:space="preserve"> </w:t>
+      </w:r>
+      <w:r>
+        <w:rPr>
+          <w:rFonts w:hint="eastAsia"/>
+        </w:rPr>
+        <w:t>그 간격을 좁히기 위해서는 더 고도의 기술이 필요할 수도 있지만,</w:t>
+      </w:r>
+      <w:r>
+        <w:t xml:space="preserve"> </w:t>
+      </w:r>
+      <w:r>
+        <w:rPr>
+          <w:rFonts w:hint="eastAsia"/>
+        </w:rPr>
+        <w:t>기술이 힘을 발휘할 수 있는 도메인을 찾아 적용하는 것도 하나의 방법이 될 수 있다고 생각합니다.</w:t>
+      </w:r>
+    </w:p>
+    <w:p/>
+    <w:p>
+      <w:r>
+        <w:rPr>
+          <w:rFonts w:hint="eastAsia"/>
+        </w:rPr>
+        <w:t xml:space="preserve"> 저는 데이터 수집과 관리의 중요성을 느꼈기에 </w:t>
+      </w:r>
+      <w:r>
+        <w:t xml:space="preserve">Back </w:t>
+      </w:r>
+      <w:r>
+        <w:rPr>
+          <w:rFonts w:hint="eastAsia"/>
+        </w:rPr>
+        <w:t>을 공부했고,</w:t>
+      </w:r>
+      <w:r>
+        <w:t xml:space="preserve"> </w:t>
+      </w:r>
+      <w:r>
+        <w:rPr>
+          <w:rFonts w:hint="eastAsia"/>
+        </w:rPr>
+        <w:t xml:space="preserve">사람들에게 기술이 어떻게 </w:t>
+      </w:r>
+      <w:proofErr w:type="spellStart"/>
+      <w:r>
+        <w:rPr>
+          <w:rFonts w:hint="eastAsia"/>
+        </w:rPr>
+        <w:t>보여질지에</w:t>
+      </w:r>
+      <w:proofErr w:type="spellEnd"/>
+      <w:r>
+        <w:rPr>
+          <w:rFonts w:hint="eastAsia"/>
+        </w:rPr>
+        <w:t xml:space="preserve"> 대해 고민했기 때문에 프론트를 공부했습니다.</w:t>
+      </w:r>
+      <w:r>
+        <w:t xml:space="preserve"> </w:t>
+      </w:r>
+      <w:r>
+        <w:rPr>
+          <w:rFonts w:hint="eastAsia"/>
+        </w:rPr>
+        <w:t>(</w:t>
+      </w:r>
+      <w:r>
+        <w:t>(((</w:t>
+      </w:r>
+      <w:proofErr w:type="spellStart"/>
+      <w:r>
+        <w:rPr>
+          <w:rFonts w:hint="eastAsia"/>
+        </w:rPr>
+        <w:t>ㅈㄴ</w:t>
+      </w:r>
+      <w:proofErr w:type="spellEnd"/>
+      <w:r>
+        <w:rPr>
+          <w:rFonts w:hint="eastAsia"/>
+        </w:rPr>
+        <w:t xml:space="preserve"> </w:t>
+      </w:r>
+      <w:proofErr w:type="spellStart"/>
+      <w:r>
+        <w:rPr>
+          <w:rFonts w:hint="eastAsia"/>
+        </w:rPr>
+        <w:t>ㅄ같은</w:t>
+      </w:r>
+      <w:proofErr w:type="spellEnd"/>
+      <w:r>
+        <w:rPr>
+          <w:rFonts w:hint="eastAsia"/>
+        </w:rPr>
+        <w:t xml:space="preserve"> </w:t>
+      </w:r>
+      <w:proofErr w:type="spellStart"/>
+      <w:r>
+        <w:rPr>
+          <w:rFonts w:hint="eastAsia"/>
+        </w:rPr>
+        <w:t>멘트네</w:t>
+      </w:r>
+      <w:proofErr w:type="spellEnd"/>
+      <w:r>
+        <w:rPr>
+          <w:rFonts w:hint="eastAsia"/>
+        </w:rPr>
+        <w:t>)</w:t>
+      </w:r>
+      <w:r>
+        <w:t>))</w:t>
+      </w:r>
+    </w:p>
+    <w:p/>
+    <w:p>
+      <w:pPr>
+        <w:rPr>
+          <w:rFonts w:hint="eastAsia"/>
+        </w:rPr>
+      </w:pPr>
+    </w:p>
+    <w:p>
+      <w:pPr>
+        <w:rPr>
+          <w:rFonts w:hint="eastAsia"/>
+        </w:rPr>
+      </w:pPr>
+    </w:p>
+    <w:p/>
+    <w:p/>
+    <w:p/>
+    <w:p/>
+    <w:p/>
+    <w:p/>
+    <w:p>
+      <w:r>
+        <w:rPr>
+          <w:rFonts w:hint="eastAsia"/>
+        </w:rPr>
+        <w:t xml:space="preserve">내가 만들어낸 모델이 내가 봐도 설득력이 있었을 때, </w:t>
+      </w:r>
+    </w:p>
+    <w:p>
+      <w:r>
+        <w:t xml:space="preserve">ex) </w:t>
+      </w:r>
+      <w:r>
+        <w:rPr>
+          <w:rFonts w:hint="eastAsia"/>
+        </w:rPr>
+        <w:t xml:space="preserve">주식 데이터 </w:t>
+      </w:r>
+      <w:proofErr w:type="spellStart"/>
+      <w:r>
+        <w:rPr>
+          <w:rFonts w:hint="eastAsia"/>
+        </w:rPr>
+        <w:t>클러스터링</w:t>
+      </w:r>
+      <w:proofErr w:type="spellEnd"/>
+    </w:p>
+    <w:p/>
+    <w:p>
+      <w:r>
+        <w:rPr>
+          <w:rFonts w:hint="eastAsia"/>
+        </w:rPr>
+        <w:t>내가 기본 이론을 정말로 이해한 상태에서 바닥부터</w:t>
+      </w:r>
+      <w:r>
+        <w:rPr>
+          <w:rFonts w:hint="eastAsia"/>
+        </w:rPr>
+        <w:t xml:space="preserve"> 끝까지</w:t>
+      </w:r>
+      <w:r>
+        <w:rPr>
+          <w:rFonts w:hint="eastAsia"/>
+        </w:rPr>
+        <w:t xml:space="preserve"> 그 기술을 구현해 내었을 때, </w:t>
+      </w:r>
+    </w:p>
+    <w:p>
+      <w:r>
+        <w:rPr>
+          <w:rFonts w:hint="eastAsia"/>
+        </w:rPr>
+        <w:t>e</w:t>
+      </w:r>
+      <w:r>
+        <w:t xml:space="preserve">x) </w:t>
+      </w:r>
+      <w:r>
+        <w:rPr>
+          <w:rFonts w:hint="eastAsia"/>
+        </w:rPr>
+        <w:t>H</w:t>
+      </w:r>
+      <w:r>
+        <w:t>OG</w:t>
+      </w:r>
+    </w:p>
+    <w:p>
+      <w:r>
+        <w:rPr>
+          <w:rFonts w:hint="eastAsia"/>
+        </w:rPr>
+        <w:t>의심되는 지점이 하나도 없을 때까지 물어 뜯는 스타일이다.</w:t>
+      </w:r>
+    </w:p>
+    <w:p/>
+    <w:p>
+      <w:r>
+        <w:rPr>
+          <w:rFonts w:hint="eastAsia"/>
+        </w:rPr>
+        <w:t>이 기술이 많은 사람들을 끌어 당길 수 있는 동력을 가졌다고 느꼈을 때,</w:t>
+      </w:r>
+    </w:p>
+    <w:p>
+      <w:r>
+        <w:rPr>
+          <w:rFonts w:hint="eastAsia"/>
+        </w:rPr>
+        <w:t>나는 고민한다.</w:t>
+      </w:r>
+      <w:r>
+        <w:t xml:space="preserve"> </w:t>
+      </w:r>
+      <w:proofErr w:type="spellStart"/>
+      <w:r>
+        <w:rPr>
+          <w:rFonts w:hint="eastAsia"/>
+        </w:rPr>
+        <w:t>어떤게</w:t>
+      </w:r>
+      <w:proofErr w:type="spellEnd"/>
+      <w:r>
+        <w:rPr>
+          <w:rFonts w:hint="eastAsia"/>
+        </w:rPr>
+        <w:t xml:space="preserve"> 진정 사람들을 끌어 당길 수 있는 기술인지.</w:t>
+      </w:r>
+      <w:r>
+        <w:t xml:space="preserve"> </w:t>
+      </w:r>
+      <w:r>
+        <w:rPr>
+          <w:rFonts w:hint="eastAsia"/>
+        </w:rPr>
+        <w:t xml:space="preserve">그리고 내 생각에 </w:t>
+      </w:r>
+      <w:proofErr w:type="spellStart"/>
+      <w:r>
+        <w:rPr>
+          <w:rFonts w:hint="eastAsia"/>
+        </w:rPr>
+        <w:t>챗</w:t>
+      </w:r>
+      <w:proofErr w:type="spellEnd"/>
+      <w:r>
+        <w:rPr>
+          <w:rFonts w:hint="eastAsia"/>
+        </w:rPr>
+        <w:t xml:space="preserve"> </w:t>
+      </w:r>
+      <w:proofErr w:type="spellStart"/>
+      <w:r>
+        <w:rPr>
+          <w:rFonts w:hint="eastAsia"/>
+        </w:rPr>
+        <w:t>지피티</w:t>
+      </w:r>
+      <w:r>
+        <w:rPr>
+          <w:rFonts w:hint="eastAsia"/>
+        </w:rPr>
+        <w:t>는</w:t>
+      </w:r>
+      <w:proofErr w:type="spellEnd"/>
+      <w:r>
+        <w:rPr>
+          <w:rFonts w:hint="eastAsia"/>
+        </w:rPr>
+        <w:t xml:space="preserve"> 절반 정도의 성공을 거뒀다.</w:t>
+      </w:r>
+    </w:p>
+    <w:p/>
+    <w:p/>
+    <w:p/>
+    <w:p/>
+    <w:p/>
+    <w:p/>
+    <w:p/>
+    <w:p/>
+    <w:p/>
+    <w:p>
+      <w:r>
+        <w:t>[필수] 2. 가장 열정을 가지고 임했던 프로젝트(목표/과제 등)를 소개해 주시고, 해당 프로젝트의 수행 과정 및 결과에 대해 기재해 주세요.</w:t>
+      </w:r>
+    </w:p>
+    <w:p>
+      <w:r>
+        <w:lastRenderedPageBreak/>
+        <w:t>* 지원 부문과 관련된, 어려웠거나 인상 깊었던 문제를 해결한 경험을 중심으로 작성해 주세요. (학교수업, 경진대회, 대외활동 등)</w:t>
+      </w:r>
+    </w:p>
+    <w:p>
+      <w:r>
+        <w:t>* 맞닥뜨린 문제를 ‘구체적’</w:t>
+      </w:r>
+      <w:proofErr w:type="spellStart"/>
+      <w:r>
+        <w:t>으로</w:t>
+      </w:r>
+      <w:proofErr w:type="spellEnd"/>
+      <w:r>
+        <w:t xml:space="preserve"> 기술하고, 본인의 접근 방법과 해결 과정, 그리고 실제 결과를 ‘상세히’ 기술해 주세요.</w:t>
+      </w:r>
+    </w:p>
+    <w:p>
+      <w:r>
+        <w:t xml:space="preserve">* 문제를 잘 해결했다면 그 경험에서 아쉬웠던 점 혹은 더 나은 방법은 </w:t>
+      </w:r>
+      <w:proofErr w:type="spellStart"/>
+      <w:r>
+        <w:t>없었을지에</w:t>
+      </w:r>
+      <w:proofErr w:type="spellEnd"/>
+      <w:r>
+        <w:t xml:space="preserve"> 대한 고민 과정을 함께 작성해 주세요.</w:t>
+      </w:r>
+    </w:p>
+    <w:p>
+      <w:r>
+        <w:t>* 해결하지 못한 경험이더라도 해결을 위해 얼마나 깊이 있게 고민을 했는지 그 과정에 대해 이야기 해 주세요.</w:t>
+      </w:r>
+    </w:p>
+    <w:p>
+      <w:r>
+        <w:rPr>
+          <w:rFonts w:hint="eastAsia"/>
+        </w:rPr>
+        <w:t>※</w:t>
+      </w:r>
+      <w:r>
+        <w:t xml:space="preserve"> 코드로 설명해 주셔도 좋습니다.</w:t>
+      </w:r>
+    </w:p>
+    <w:p/>
+    <w:p>
+      <w:r>
+        <w:rPr>
+          <w:rFonts w:hint="eastAsia"/>
+        </w:rPr>
+        <w:t>K</w:t>
+      </w:r>
+      <w:r>
+        <w:t xml:space="preserve">OSPI 200 </w:t>
+      </w:r>
+      <w:r>
+        <w:rPr>
+          <w:rFonts w:hint="eastAsia"/>
+        </w:rPr>
+        <w:t xml:space="preserve">종목들에 대한 </w:t>
+      </w:r>
+      <w:proofErr w:type="spellStart"/>
+      <w:r>
+        <w:rPr>
+          <w:rFonts w:hint="eastAsia"/>
+        </w:rPr>
+        <w:t>클러스터링</w:t>
+      </w:r>
+      <w:proofErr w:type="spellEnd"/>
+      <w:r>
+        <w:rPr>
+          <w:rFonts w:hint="eastAsia"/>
+        </w:rPr>
+        <w:t>.</w:t>
+      </w:r>
+    </w:p>
+    <w:p>
+      <w:r>
+        <w:rPr>
+          <w:rFonts w:hint="eastAsia"/>
+        </w:rPr>
         <w:t xml:space="preserve">네이버와 카카오는 왜 </w:t>
       </w:r>
       <w:proofErr w:type="spellStart"/>
@@ -396,48 +792,39 @@
       </w:r>
     </w:p>
     <w:p>
-      <w:pPr>
-        <w:rPr>
-          <w:rFonts w:hint="eastAsia"/>
-        </w:rPr>
-      </w:pPr>
-      <w:r>
-        <w:rPr>
-          <w:rFonts w:hint="eastAsia"/>
-        </w:rPr>
-        <w:t>전처리의 중요성</w:t>
-      </w:r>
-    </w:p>
-    <w:p>
-      <w:pPr>
-        <w:rPr>
-          <w:rFonts w:hint="eastAsia"/>
-        </w:rPr>
-      </w:pPr>
-    </w:p>
-    <w:p/>
-    <w:p/>
-    <w:p/>
-    <w:p/>
-    <w:p/>
-    <w:p/>
-    <w:p/>
-    <w:p/>
-    <w:p/>
-    <w:p/>
-    <w:p/>
-    <w:p/>
-    <w:p/>
-    <w:p>
-      <w:pPr>
-        <w:rPr>
-          <w:rFonts w:hint="eastAsia"/>
-        </w:rPr>
-      </w:pPr>
-    </w:p>
-    <w:p>
-      <w:r>
-        <w:t xml:space="preserve">[선택] 3. 본인의 대표적인 개발 경험이나 희망 분야 관련 과제 성과, 활동 등을 가장 잘 보여줄 수 있는 </w:t>
+      <w:proofErr w:type="spellStart"/>
+      <w:r>
+        <w:rPr>
+          <w:rFonts w:hint="eastAsia"/>
+        </w:rPr>
+        <w:t>전처리의</w:t>
+      </w:r>
+      <w:proofErr w:type="spellEnd"/>
+      <w:r>
+        <w:rPr>
+          <w:rFonts w:hint="eastAsia"/>
+        </w:rPr>
+        <w:t xml:space="preserve"> 중요성</w:t>
+      </w:r>
+    </w:p>
+    <w:p/>
+    <w:p/>
+    <w:p/>
+    <w:p/>
+    <w:p/>
+    <w:p/>
+    <w:p/>
+    <w:p/>
+    <w:p/>
+    <w:p/>
+    <w:p/>
+    <w:p>
+      <w:r>
+        <w:t xml:space="preserve">[선택] 3. 본인의 대표적인 개발 경험이나 희망 분야 관련 과제 성과, 활동 등을 가장 잘 보여줄 </w:t>
+      </w:r>
+      <w:r>
+        <w:lastRenderedPageBreak/>
+        <w:t xml:space="preserve">수 있는 </w:t>
       </w:r>
       <w:proofErr w:type="spellStart"/>
       <w:r>
@@ -458,29 +845,32 @@
       </w:r>
       <w:proofErr w:type="spellEnd"/>
       <w:r>
-        <w:t xml:space="preserve">, 프로젝트, 본인이 작성한 소스코드 등 (임시저장 후 복수 첨부 </w:t>
-      </w:r>
-      <w:proofErr w:type="gramStart"/>
-      <w:r>
-        <w:t>가능 /</w:t>
-      </w:r>
-      <w:proofErr w:type="gramEnd"/>
-      <w:r>
-        <w:t xml:space="preserve"> 최대 200MB)</w:t>
-      </w:r>
-    </w:p>
-    <w:p>
-      <w:r>
-        <w:t xml:space="preserve">* 수강하셨거나 별도로 공부하신 컴퓨터공학 관련 학습/과제/프로젝트 활동을 </w:t>
-      </w:r>
-      <w:proofErr w:type="gramStart"/>
-      <w:r>
-        <w:t>보여 주셔도</w:t>
-      </w:r>
-      <w:proofErr w:type="gramEnd"/>
-      <w:r>
-        <w:t xml:space="preserve"> 좋습니다.</w:t>
-      </w:r>
+        <w:t>, 프로젝트, 본인이 작성한 소스코드 등 (</w:t>
+      </w:r>
+      <w:proofErr w:type="spellStart"/>
+      <w:r>
+        <w:t>임시저장</w:t>
+      </w:r>
+      <w:proofErr w:type="spellEnd"/>
+      <w:r>
+        <w:t xml:space="preserve"> 후 복수 첨부 가능 / 최대 200MB)</w:t>
+      </w:r>
+    </w:p>
+    <w:p>
+      <w:r>
+        <w:t>* 수강하셨거나 별도로 공부하신 컴퓨터공학 관련 학습/과제/프로젝트 활동을 보여 주셔도 좋습니다.</w:t>
+      </w:r>
+    </w:p>
+    <w:p/>
+    <w:p>
+      <w:proofErr w:type="spellStart"/>
+      <w:r>
+        <w:rPr>
+          <w:rFonts w:hint="eastAsia"/>
+        </w:rPr>
+        <w:t>에라이</w:t>
+      </w:r>
+      <w:proofErr w:type="spellEnd"/>
     </w:p>
     <w:sectPr>
       <w:pgSz w:w="11906" w:h="16838"/>
@@ -493,7 +883,7 @@
 </file>
 
 <file path=word/styles.xml><?xml version="1.0" encoding="utf-8"?>
-<w:styles xmlns:mc="http://schemas.openxmlformats.org/markup-compatibility/2006" xmlns:r="http://schemas.openxmlformats.org/officeDocument/2006/relationships" xmlns:w="http://schemas.openxmlformats.org/wordprocessingml/2006/main" xmlns:w14="http://schemas.microsoft.com/office/word/2010/wordml" xmlns:w15="http://schemas.microsoft.com/office/word/2012/wordml" xmlns:w16cid="http://schemas.microsoft.com/office/word/2016/wordml/cid" xmlns:w16se="http://schemas.microsoft.com/office/word/2015/wordml/symex" mc:Ignorable="w14 w15 w16se w16cid">
+<w:styles xmlns:mc="http://schemas.openxmlformats.org/markup-compatibility/2006" xmlns:r="http://schemas.openxmlformats.org/officeDocument/2006/relationships" xmlns:w="http://schemas.openxmlformats.org/wordprocessingml/2006/main" xmlns:w14="http://schemas.microsoft.com/office/word/2010/wordml" xmlns:w15="http://schemas.microsoft.com/office/word/2012/wordml" xmlns:w16se="http://schemas.microsoft.com/office/word/2015/wordml/symex" mc:Ignorable="w14 w15 w16se">
   <w:docDefaults>
     <w:rPrDefault>
       <w:rPr>
@@ -510,7 +900,7 @@
       </w:pPr>
     </w:pPrDefault>
   </w:docDefaults>
-  <w:latentStyles w:defLockedState="0" w:defUIPriority="99" w:defSemiHidden="0" w:defUnhideWhenUsed="0" w:defQFormat="0" w:count="375">
+  <w:latentStyles w:defLockedState="0" w:defUIPriority="99" w:defSemiHidden="0" w:defUnhideWhenUsed="0" w:defQFormat="0" w:count="371">
     <w:lsdException w:name="Normal" w:uiPriority="0" w:qFormat="1"/>
     <w:lsdException w:name="heading 1" w:uiPriority="9" w:qFormat="1"/>
     <w:lsdException w:name="heading 2" w:semiHidden="1" w:uiPriority="9" w:unhideWhenUsed="1" w:qFormat="1"/>
@@ -882,10 +1272,6 @@
     <w:lsdException w:name="List Table 5 Dark Accent 6" w:uiPriority="50"/>
     <w:lsdException w:name="List Table 6 Colorful Accent 6" w:uiPriority="51"/>
     <w:lsdException w:name="List Table 7 Colorful Accent 6" w:uiPriority="52"/>
-    <w:lsdException w:name="Mention" w:semiHidden="1" w:unhideWhenUsed="1"/>
-    <w:lsdException w:name="Smart Hyperlink" w:semiHidden="1" w:unhideWhenUsed="1"/>
-    <w:lsdException w:name="Hashtag" w:semiHidden="1" w:unhideWhenUsed="1"/>
-    <w:lsdException w:name="Unresolved Mention" w:semiHidden="1" w:unhideWhenUsed="1"/>
   </w:latentStyles>
   <w:style w:type="paragraph" w:default="1" w:styleId="a">
     <w:name w:val="Normal"/>

--- a/네이버 자소서.docx
+++ b/네이버 자소서.docx
@@ -216,124 +216,129 @@
         <w:rPr>
           <w:rFonts w:hint="eastAsia"/>
         </w:rPr>
-        <w:t>) 실습을 진행했는데,</w:t>
-      </w:r>
-      <w:r>
-        <w:t xml:space="preserve"> </w:t>
-      </w:r>
-      <w:r>
-        <w:rPr>
-          <w:rFonts w:hint="eastAsia"/>
-        </w:rPr>
-        <w:t>이때는 이론을 완벽하게 이해한 상태에서 구현에 성공하는 것의 뿌듯함을 느꼈습니다.</w:t>
-      </w:r>
-      <w:r>
-        <w:t xml:space="preserve"> </w:t>
-      </w:r>
-      <w:r>
-        <w:rPr>
-          <w:rFonts w:hint="eastAsia"/>
-        </w:rPr>
-        <w:t xml:space="preserve">항상 누군가가 이미 쓴 코드나 </w:t>
-      </w:r>
-      <w:proofErr w:type="spellStart"/>
-      <w:r>
-        <w:t>Sci</w:t>
-      </w:r>
-      <w:proofErr w:type="spellEnd"/>
-      <w:r>
-        <w:t xml:space="preserve">-kit learn </w:t>
-      </w:r>
-      <w:r>
-        <w:rPr>
-          <w:rFonts w:hint="eastAsia"/>
-        </w:rPr>
-        <w:t xml:space="preserve">같은 라이브러리를 이용해 </w:t>
-      </w:r>
-      <w:r>
-        <w:rPr>
-          <w:rFonts w:hint="eastAsia"/>
-        </w:rPr>
-        <w:t xml:space="preserve">내부 구조는 모르는 채로 </w:t>
-      </w:r>
-      <w:r>
-        <w:rPr>
-          <w:rFonts w:hint="eastAsia"/>
-        </w:rPr>
-        <w:t>편하게 모델을 구현했는데,</w:t>
-      </w:r>
-      <w:r>
-        <w:t xml:space="preserve"> </w:t>
-      </w:r>
-      <w:r>
-        <w:rPr>
-          <w:rFonts w:hint="eastAsia"/>
-        </w:rPr>
-        <w:t xml:space="preserve">비교적 간단한 이론을 </w:t>
-      </w:r>
-      <w:proofErr w:type="spellStart"/>
-      <w:r>
-        <w:t>Numpy</w:t>
-      </w:r>
-      <w:proofErr w:type="spellEnd"/>
-      <w:r>
-        <w:t xml:space="preserve"> </w:t>
-      </w:r>
-      <w:r>
-        <w:rPr>
-          <w:rFonts w:hint="eastAsia"/>
-        </w:rPr>
-        <w:t xml:space="preserve">패키지 하나로 구현해낸 것에 </w:t>
-      </w:r>
-      <w:r>
-        <w:rPr>
-          <w:rFonts w:hint="eastAsia"/>
-        </w:rPr>
-        <w:t>큰</w:t>
-      </w:r>
-      <w:r>
-        <w:rPr>
-          <w:rFonts w:hint="eastAsia"/>
-        </w:rPr>
-        <w:t xml:space="preserve"> 재미를 느꼈습니다.</w:t>
-      </w:r>
-    </w:p>
-    <w:p>
-      <w:r>
-        <w:t xml:space="preserve"> </w:t>
-      </w:r>
-      <w:r>
-        <w:rPr>
-          <w:rFonts w:hint="eastAsia"/>
-        </w:rPr>
-        <w:t>이러한 경험으로,</w:t>
-      </w:r>
-      <w:r>
-        <w:t xml:space="preserve"> </w:t>
-      </w:r>
-      <w:r>
-        <w:rPr>
-          <w:rFonts w:hint="eastAsia"/>
-        </w:rPr>
-        <w:t>새로운 이론이나 논문을 접할 때에,</w:t>
-      </w:r>
-      <w:r>
-        <w:t xml:space="preserve"> </w:t>
-      </w:r>
-      <w:r>
-        <w:rPr>
-          <w:rFonts w:hint="eastAsia"/>
-        </w:rPr>
-        <w:t>모르는 개념이 나오면 하나하나 찾아가면서 전체 이론을 이해하기 위해 노력하는 편입니다.</w:t>
-      </w:r>
-      <w:r>
-        <w:t xml:space="preserve"> </w:t>
-      </w:r>
-    </w:p>
-    <w:p>
+        <w:t>) 실습을</w:t>
+      </w:r>
       <w:bookmarkStart w:id="0" w:name="_GoBack"/>
       <w:bookmarkEnd w:id="0"/>
-    </w:p>
+      <w:r>
+        <w:rPr>
+          <w:rFonts w:hint="eastAsia"/>
+        </w:rPr>
+        <w:t xml:space="preserve"> 진행했는데,</w:t>
+      </w:r>
+      <w:r>
+        <w:t xml:space="preserve"> </w:t>
+      </w:r>
+      <w:r>
+        <w:rPr>
+          <w:rFonts w:hint="eastAsia"/>
+        </w:rPr>
+        <w:t>이때는 이론을 완벽하게 이해한 상태에서 구현에 성공하는 것의 뿌듯함을 느꼈습니다.</w:t>
+      </w:r>
+      <w:r>
+        <w:t xml:space="preserve"> </w:t>
+      </w:r>
+      <w:r>
+        <w:rPr>
+          <w:rFonts w:hint="eastAsia"/>
+        </w:rPr>
+        <w:t xml:space="preserve">항상 누군가가 이미 쓴 코드나 </w:t>
+      </w:r>
+      <w:proofErr w:type="spellStart"/>
+      <w:r>
+        <w:t>Sci</w:t>
+      </w:r>
+      <w:proofErr w:type="spellEnd"/>
+      <w:r>
+        <w:t xml:space="preserve">-kit learn </w:t>
+      </w:r>
+      <w:r>
+        <w:rPr>
+          <w:rFonts w:hint="eastAsia"/>
+        </w:rPr>
+        <w:t xml:space="preserve">같은 라이브러리를 이용해 </w:t>
+      </w:r>
+      <w:r>
+        <w:rPr>
+          <w:rFonts w:hint="eastAsia"/>
+        </w:rPr>
+        <w:t xml:space="preserve">내부 구조는 모르는 채로 </w:t>
+      </w:r>
+      <w:r>
+        <w:rPr>
+          <w:rFonts w:hint="eastAsia"/>
+        </w:rPr>
+        <w:t>편하게 모델을 구현했는데,</w:t>
+      </w:r>
+      <w:r>
+        <w:t xml:space="preserve"> </w:t>
+      </w:r>
+      <w:r>
+        <w:rPr>
+          <w:rFonts w:hint="eastAsia"/>
+        </w:rPr>
+        <w:t xml:space="preserve">비교적 간단한 이론을 </w:t>
+      </w:r>
+      <w:proofErr w:type="spellStart"/>
+      <w:r>
+        <w:t>Numpy</w:t>
+      </w:r>
+      <w:proofErr w:type="spellEnd"/>
+      <w:r>
+        <w:t xml:space="preserve"> </w:t>
+      </w:r>
+      <w:r>
+        <w:rPr>
+          <w:rFonts w:hint="eastAsia"/>
+        </w:rPr>
+        <w:t xml:space="preserve">패키지 하나로 구현해낸 것에 </w:t>
+      </w:r>
+      <w:r>
+        <w:rPr>
+          <w:rFonts w:hint="eastAsia"/>
+        </w:rPr>
+        <w:t>큰</w:t>
+      </w:r>
+      <w:r>
+        <w:rPr>
+          <w:rFonts w:hint="eastAsia"/>
+        </w:rPr>
+        <w:t xml:space="preserve"> 재미를 느꼈습니다.</w:t>
+      </w:r>
+    </w:p>
+    <w:p>
+      <w:r>
+        <w:t xml:space="preserve"> </w:t>
+      </w:r>
+      <w:r>
+        <w:rPr>
+          <w:rFonts w:hint="eastAsia"/>
+        </w:rPr>
+        <w:t>이러한 경험으로,</w:t>
+      </w:r>
+      <w:r>
+        <w:t xml:space="preserve"> </w:t>
+      </w:r>
+      <w:r>
+        <w:rPr>
+          <w:rFonts w:hint="eastAsia"/>
+        </w:rPr>
+        <w:t>새로운 이론이나 논문을 접할 때에,</w:t>
+      </w:r>
+      <w:r>
+        <w:t xml:space="preserve"> </w:t>
+      </w:r>
+      <w:r>
+        <w:rPr>
+          <w:rFonts w:hint="eastAsia"/>
+        </w:rPr>
+        <w:t>모르는 개념이 나오면 하나하나 찾아가면서 전체 이론을 이해하기 위해 노력하는 편입니다.</w:t>
+      </w:r>
+      <w:r>
+        <w:t xml:space="preserve"> </w:t>
+      </w:r>
+    </w:p>
+    <w:p/>
     <w:p>
       <w:r>
         <w:rPr>
@@ -378,78 +383,200 @@
         <w:t>기술이 힘을 발휘할 수 있는 도메인을 찾아 적용하는 것도 하나의 방법이 될 수 있다고 생각합니다.</w:t>
       </w:r>
     </w:p>
-    <w:p/>
-    <w:p>
-      <w:r>
-        <w:rPr>
-          <w:rFonts w:hint="eastAsia"/>
-        </w:rPr>
-        <w:t xml:space="preserve"> 저는 데이터 수집과 관리의 중요성을 느꼈기에 </w:t>
-      </w:r>
-      <w:r>
-        <w:t xml:space="preserve">Back </w:t>
-      </w:r>
-      <w:r>
-        <w:rPr>
-          <w:rFonts w:hint="eastAsia"/>
-        </w:rPr>
-        <w:t>을 공부했고,</w:t>
-      </w:r>
-      <w:r>
-        <w:t xml:space="preserve"> </w:t>
-      </w:r>
-      <w:r>
-        <w:rPr>
-          <w:rFonts w:hint="eastAsia"/>
-        </w:rPr>
-        <w:t xml:space="preserve">사람들에게 기술이 어떻게 </w:t>
+    <w:p>
+      <w:pPr>
+        <w:ind w:firstLineChars="100" w:firstLine="200"/>
+        <w:rPr>
+          <w:rFonts w:hint="eastAsia"/>
+        </w:rPr>
+      </w:pPr>
+      <w:r>
+        <w:rPr>
+          <w:rFonts w:hint="eastAsia"/>
+        </w:rPr>
+        <w:t>데이터 분석가는,</w:t>
+      </w:r>
+      <w:r>
+        <w:t xml:space="preserve"> </w:t>
+      </w:r>
+      <w:r>
+        <w:rPr>
+          <w:rFonts w:hint="eastAsia"/>
+        </w:rPr>
+        <w:t xml:space="preserve">필요한 </w:t>
+      </w:r>
+      <w:r>
+        <w:rPr>
+          <w:rFonts w:hint="eastAsia"/>
+        </w:rPr>
+        <w:t>데이터의 수집에서 결과물의 시현까지</w:t>
+      </w:r>
+      <w:r>
+        <w:rPr>
+          <w:rFonts w:hint="eastAsia"/>
+        </w:rPr>
+        <w:t>의 모든 과정에 직접 참여하지는 못하더라도, 어떤 데이터가 수집되어 있는지,</w:t>
+      </w:r>
+      <w:r>
+        <w:t xml:space="preserve"> </w:t>
+      </w:r>
+      <w:r>
+        <w:rPr>
+          <w:rFonts w:hint="eastAsia"/>
+        </w:rPr>
+        <w:t>어떤 데이터가 필요한지,</w:t>
+      </w:r>
+      <w:r>
+        <w:t xml:space="preserve"> </w:t>
+      </w:r>
+      <w:r>
+        <w:rPr>
+          <w:rFonts w:hint="eastAsia"/>
+        </w:rPr>
+        <w:t xml:space="preserve">이 기술이 알기 쉽게 사용자에게 전달 되기 위해서는 어떤 시각화가 필요할지 등에 대해 관심을 </w:t>
+      </w:r>
+      <w:r>
+        <w:rPr>
+          <w:rFonts w:hint="eastAsia"/>
+        </w:rPr>
+        <w:t>가져야 한다고 생각합니다.</w:t>
+      </w:r>
+      <w:r>
+        <w:t xml:space="preserve"> </w:t>
+      </w:r>
+    </w:p>
+    <w:p/>
+    <w:p/>
+    <w:p/>
+    <w:p/>
+    <w:p/>
+    <w:p/>
+    <w:p/>
+    <w:p/>
+    <w:p>
+      <w:r>
+        <w:rPr>
+          <w:rFonts w:hint="eastAsia"/>
+        </w:rPr>
+        <w:t xml:space="preserve">내가 만들어낸 모델이 내가 봐도 설득력이 있었을 때, </w:t>
+      </w:r>
+    </w:p>
+    <w:p>
+      <w:r>
+        <w:t xml:space="preserve">ex) </w:t>
+      </w:r>
+      <w:r>
+        <w:rPr>
+          <w:rFonts w:hint="eastAsia"/>
+        </w:rPr>
+        <w:t xml:space="preserve">주식 데이터 </w:t>
       </w:r>
       <w:proofErr w:type="spellStart"/>
       <w:r>
         <w:rPr>
           <w:rFonts w:hint="eastAsia"/>
         </w:rPr>
-        <w:t>보여질지에</w:t>
+        <w:t>클러스터링</w:t>
       </w:r>
       <w:proofErr w:type="spellEnd"/>
-      <w:r>
-        <w:rPr>
-          <w:rFonts w:hint="eastAsia"/>
-        </w:rPr>
-        <w:t xml:space="preserve"> 대해 고민했기 때문에 프론트를 공부했습니다.</w:t>
-      </w:r>
-      <w:r>
-        <w:t xml:space="preserve"> </w:t>
-      </w:r>
-      <w:r>
-        <w:rPr>
-          <w:rFonts w:hint="eastAsia"/>
-        </w:rPr>
-        <w:t>(</w:t>
-      </w:r>
-      <w:r>
-        <w:t>(((</w:t>
+    </w:p>
+    <w:p/>
+    <w:p>
+      <w:r>
+        <w:rPr>
+          <w:rFonts w:hint="eastAsia"/>
+        </w:rPr>
+        <w:t>내가 기본 이론을 정말로 이해한 상태에서 바닥부터</w:t>
+      </w:r>
+      <w:r>
+        <w:rPr>
+          <w:rFonts w:hint="eastAsia"/>
+        </w:rPr>
+        <w:t xml:space="preserve"> 끝까지</w:t>
+      </w:r>
+      <w:r>
+        <w:rPr>
+          <w:rFonts w:hint="eastAsia"/>
+        </w:rPr>
+        <w:t xml:space="preserve"> 그 기술을 구현해 내었을 때, </w:t>
+      </w:r>
+    </w:p>
+    <w:p>
+      <w:r>
+        <w:rPr>
+          <w:rFonts w:hint="eastAsia"/>
+        </w:rPr>
+        <w:t>e</w:t>
+      </w:r>
+      <w:r>
+        <w:t xml:space="preserve">x) </w:t>
+      </w:r>
+      <w:r>
+        <w:rPr>
+          <w:rFonts w:hint="eastAsia"/>
+        </w:rPr>
+        <w:t>H</w:t>
+      </w:r>
+      <w:r>
+        <w:t>OG</w:t>
+      </w:r>
+    </w:p>
+    <w:p>
+      <w:r>
+        <w:rPr>
+          <w:rFonts w:hint="eastAsia"/>
+        </w:rPr>
+        <w:t>의심되는 지점이 하나도 없을 때까지 물어 뜯는 스타일이다.</w:t>
+      </w:r>
+    </w:p>
+    <w:p/>
+    <w:p>
+      <w:r>
+        <w:rPr>
+          <w:rFonts w:hint="eastAsia"/>
+        </w:rPr>
+        <w:t>이 기술이 많은 사람들을 끌어 당길 수 있는 동력을 가졌다고 느꼈을 때,</w:t>
+      </w:r>
+    </w:p>
+    <w:p>
+      <w:r>
+        <w:rPr>
+          <w:rFonts w:hint="eastAsia"/>
+        </w:rPr>
+        <w:t>나는 고민한다.</w:t>
+      </w:r>
+      <w:r>
+        <w:t xml:space="preserve"> </w:t>
       </w:r>
       <w:proofErr w:type="spellStart"/>
       <w:r>
         <w:rPr>
           <w:rFonts w:hint="eastAsia"/>
         </w:rPr>
-        <w:t>ㅈㄴ</w:t>
+        <w:t>어떤게</w:t>
       </w:r>
       <w:proofErr w:type="spellEnd"/>
       <w:r>
         <w:rPr>
           <w:rFonts w:hint="eastAsia"/>
         </w:rPr>
-        <w:t xml:space="preserve"> </w:t>
+        <w:t xml:space="preserve"> 진정 사람들을 끌어 당길 수 있는 기술인지.</w:t>
+      </w:r>
+      <w:r>
+        <w:t xml:space="preserve"> </w:t>
+      </w:r>
+      <w:r>
+        <w:rPr>
+          <w:rFonts w:hint="eastAsia"/>
+        </w:rPr>
+        <w:t xml:space="preserve">그리고 내 생각에 </w:t>
       </w:r>
       <w:proofErr w:type="spellStart"/>
       <w:r>
         <w:rPr>
           <w:rFonts w:hint="eastAsia"/>
         </w:rPr>
-        <w:t>ㅄ같은</w:t>
+        <w:t>챗</w:t>
       </w:r>
       <w:proofErr w:type="spellEnd"/>
       <w:r>
@@ -463,376 +590,208 @@
         <w:rPr>
           <w:rFonts w:hint="eastAsia"/>
         </w:rPr>
-        <w:t>멘트네</w:t>
+        <w:t>지피티</w:t>
+      </w:r>
+      <w:r>
+        <w:rPr>
+          <w:rFonts w:hint="eastAsia"/>
+        </w:rPr>
+        <w:t>는</w:t>
       </w:r>
       <w:proofErr w:type="spellEnd"/>
       <w:r>
         <w:rPr>
           <w:rFonts w:hint="eastAsia"/>
         </w:rPr>
-        <w:t>)</w:t>
-      </w:r>
-      <w:r>
-        <w:t>))</w:t>
-      </w:r>
-    </w:p>
-    <w:p/>
-    <w:p>
-      <w:pPr>
-        <w:rPr>
-          <w:rFonts w:hint="eastAsia"/>
-        </w:rPr>
-      </w:pPr>
-    </w:p>
-    <w:p>
-      <w:pPr>
-        <w:rPr>
-          <w:rFonts w:hint="eastAsia"/>
-        </w:rPr>
-      </w:pPr>
-    </w:p>
-    <w:p/>
-    <w:p/>
-    <w:p/>
-    <w:p/>
-    <w:p/>
-    <w:p/>
-    <w:p>
-      <w:r>
-        <w:rPr>
-          <w:rFonts w:hint="eastAsia"/>
-        </w:rPr>
-        <w:t xml:space="preserve">내가 만들어낸 모델이 내가 봐도 설득력이 있었을 때, </w:t>
-      </w:r>
-    </w:p>
-    <w:p>
-      <w:r>
-        <w:t xml:space="preserve">ex) </w:t>
-      </w:r>
-      <w:r>
-        <w:rPr>
-          <w:rFonts w:hint="eastAsia"/>
-        </w:rPr>
-        <w:t xml:space="preserve">주식 데이터 </w:t>
+        <w:t xml:space="preserve"> 절반 정도의 성공을 거뒀다.</w:t>
+      </w:r>
+    </w:p>
+    <w:p/>
+    <w:p/>
+    <w:p/>
+    <w:p/>
+    <w:p/>
+    <w:p/>
+    <w:p/>
+    <w:p/>
+    <w:p/>
+    <w:p>
+      <w:r>
+        <w:t>[필수] 2. 가장 열정을 가지고 임했던 프로젝트(목표/과제 등)를 소개해 주시고, 해당 프로젝트의 수행 과정 및 결과에 대해 기재해 주세요.</w:t>
+      </w:r>
+    </w:p>
+    <w:p>
+      <w:r>
+        <w:t xml:space="preserve">* 지원 부문과 관련된, 어려웠거나 인상 깊었던 문제를 해결한 경험을 중심으로 작성해 주세요. </w:t>
+      </w:r>
+      <w:r>
+        <w:lastRenderedPageBreak/>
+        <w:t>(학교수업, 경진대회, 대외활동 등)</w:t>
+      </w:r>
+    </w:p>
+    <w:p>
+      <w:r>
+        <w:t>* 맞닥뜨린 문제를 ‘구체적’</w:t>
       </w:r>
       <w:proofErr w:type="spellStart"/>
       <w:r>
+        <w:t>으로</w:t>
+      </w:r>
+      <w:proofErr w:type="spellEnd"/>
+      <w:r>
+        <w:t xml:space="preserve"> 기술하고, 본인의 접근 방법과 해결 과정, 그리고 실제 결과를 ‘상세히’ 기술해 주세요.</w:t>
+      </w:r>
+    </w:p>
+    <w:p>
+      <w:r>
+        <w:t xml:space="preserve">* 문제를 잘 해결했다면 그 경험에서 아쉬웠던 점 혹은 더 나은 방법은 </w:t>
+      </w:r>
+      <w:proofErr w:type="spellStart"/>
+      <w:r>
+        <w:t>없었을지에</w:t>
+      </w:r>
+      <w:proofErr w:type="spellEnd"/>
+      <w:r>
+        <w:t xml:space="preserve"> 대한 고민 과정을 함께 작성해 주세요.</w:t>
+      </w:r>
+    </w:p>
+    <w:p>
+      <w:r>
+        <w:t>* 해결하지 못한 경험이더라도 해결을 위해 얼마나 깊이 있게 고민을 했는지 그 과정에 대해 이야기 해 주세요.</w:t>
+      </w:r>
+    </w:p>
+    <w:p>
+      <w:r>
+        <w:rPr>
+          <w:rFonts w:hint="eastAsia"/>
+        </w:rPr>
+        <w:t>※</w:t>
+      </w:r>
+      <w:r>
+        <w:t xml:space="preserve"> 코드로 설명해 주셔도 좋습니다.</w:t>
+      </w:r>
+    </w:p>
+    <w:p/>
+    <w:p>
+      <w:r>
+        <w:rPr>
+          <w:rFonts w:hint="eastAsia"/>
+        </w:rPr>
+        <w:t>K</w:t>
+      </w:r>
+      <w:r>
+        <w:t xml:space="preserve">OSPI 200 </w:t>
+      </w:r>
+      <w:r>
+        <w:rPr>
+          <w:rFonts w:hint="eastAsia"/>
+        </w:rPr>
+        <w:t xml:space="preserve">종목들에 대한 </w:t>
+      </w:r>
+      <w:proofErr w:type="spellStart"/>
+      <w:r>
         <w:rPr>
           <w:rFonts w:hint="eastAsia"/>
         </w:rPr>
         <w:t>클러스터링</w:t>
       </w:r>
       <w:proofErr w:type="spellEnd"/>
-    </w:p>
-    <w:p/>
-    <w:p>
-      <w:r>
-        <w:rPr>
-          <w:rFonts w:hint="eastAsia"/>
-        </w:rPr>
-        <w:t>내가 기본 이론을 정말로 이해한 상태에서 바닥부터</w:t>
-      </w:r>
-      <w:r>
-        <w:rPr>
-          <w:rFonts w:hint="eastAsia"/>
-        </w:rPr>
-        <w:t xml:space="preserve"> 끝까지</w:t>
-      </w:r>
-      <w:r>
-        <w:rPr>
-          <w:rFonts w:hint="eastAsia"/>
-        </w:rPr>
-        <w:t xml:space="preserve"> 그 기술을 구현해 내었을 때, </w:t>
-      </w:r>
-    </w:p>
-    <w:p>
-      <w:r>
-        <w:rPr>
-          <w:rFonts w:hint="eastAsia"/>
-        </w:rPr>
-        <w:t>e</w:t>
-      </w:r>
-      <w:r>
-        <w:t xml:space="preserve">x) </w:t>
-      </w:r>
-      <w:r>
-        <w:rPr>
-          <w:rFonts w:hint="eastAsia"/>
-        </w:rPr>
-        <w:t>H</w:t>
-      </w:r>
-      <w:r>
-        <w:t>OG</w:t>
-      </w:r>
-    </w:p>
-    <w:p>
-      <w:r>
-        <w:rPr>
-          <w:rFonts w:hint="eastAsia"/>
-        </w:rPr>
-        <w:t>의심되는 지점이 하나도 없을 때까지 물어 뜯는 스타일이다.</w:t>
-      </w:r>
-    </w:p>
-    <w:p/>
-    <w:p>
-      <w:r>
-        <w:rPr>
-          <w:rFonts w:hint="eastAsia"/>
-        </w:rPr>
-        <w:t>이 기술이 많은 사람들을 끌어 당길 수 있는 동력을 가졌다고 느꼈을 때,</w:t>
-      </w:r>
-    </w:p>
-    <w:p>
-      <w:r>
-        <w:rPr>
-          <w:rFonts w:hint="eastAsia"/>
-        </w:rPr>
-        <w:t>나는 고민한다.</w:t>
-      </w:r>
-      <w:r>
-        <w:t xml:space="preserve"> </w:t>
+      <w:r>
+        <w:rPr>
+          <w:rFonts w:hint="eastAsia"/>
+        </w:rPr>
+        <w:t>.</w:t>
+      </w:r>
+    </w:p>
+    <w:p>
+      <w:r>
+        <w:rPr>
+          <w:rFonts w:hint="eastAsia"/>
+        </w:rPr>
+        <w:t xml:space="preserve">네이버와 카카오는 왜 </w:t>
       </w:r>
       <w:proofErr w:type="spellStart"/>
       <w:r>
         <w:rPr>
           <w:rFonts w:hint="eastAsia"/>
         </w:rPr>
-        <w:t>어떤게</w:t>
+        <w:t>안묶일까</w:t>
       </w:r>
       <w:proofErr w:type="spellEnd"/>
       <w:r>
         <w:rPr>
           <w:rFonts w:hint="eastAsia"/>
         </w:rPr>
-        <w:t xml:space="preserve"> 진정 사람들을 끌어 당길 수 있는 기술인지.</w:t>
-      </w:r>
-      <w:r>
-        <w:t xml:space="preserve"> </w:t>
-      </w:r>
-      <w:r>
-        <w:rPr>
-          <w:rFonts w:hint="eastAsia"/>
-        </w:rPr>
-        <w:t xml:space="preserve">그리고 내 생각에 </w:t>
-      </w:r>
+        <w:t>?</w:t>
+      </w:r>
+    </w:p>
+    <w:p>
+      <w:r>
+        <w:rPr>
+          <w:rFonts w:hint="eastAsia"/>
+        </w:rPr>
+        <w:t>아니,</w:t>
+      </w:r>
+      <w:r>
+        <w:t xml:space="preserve"> </w:t>
+      </w:r>
+      <w:r>
+        <w:rPr>
+          <w:rFonts w:hint="eastAsia"/>
+        </w:rPr>
+        <w:t>묶여야만 하나?</w:t>
+      </w:r>
+    </w:p>
+    <w:p>
+      <w:r>
+        <w:rPr>
+          <w:rFonts w:hint="eastAsia"/>
+        </w:rPr>
+        <w:t>그러지 않음으로써 어떤 의미가 발생하지는 않았나?</w:t>
+      </w:r>
+    </w:p>
+    <w:p>
       <w:proofErr w:type="spellStart"/>
       <w:r>
         <w:rPr>
           <w:rFonts w:hint="eastAsia"/>
         </w:rPr>
-        <w:t>챗</w:t>
+        <w:t>전처리의</w:t>
       </w:r>
       <w:proofErr w:type="spellEnd"/>
       <w:r>
         <w:rPr>
           <w:rFonts w:hint="eastAsia"/>
         </w:rPr>
-        <w:t xml:space="preserve"> </w:t>
+        <w:t xml:space="preserve"> 중요성</w:t>
+      </w:r>
+    </w:p>
+    <w:p/>
+    <w:p/>
+    <w:p/>
+    <w:p/>
+    <w:p/>
+    <w:p/>
+    <w:p/>
+    <w:p/>
+    <w:p/>
+    <w:p/>
+    <w:p/>
+    <w:p>
+      <w:r>
+        <w:t xml:space="preserve">[선택] 3. 본인의 대표적인 개발 경험이나 희망 분야 관련 과제 성과, 활동 등을 가장 잘 보여줄 수 있는 </w:t>
       </w:r>
       <w:proofErr w:type="spellStart"/>
       <w:r>
-        <w:rPr>
-          <w:rFonts w:hint="eastAsia"/>
-        </w:rPr>
-        <w:t>지피티</w:t>
-      </w:r>
-      <w:r>
-        <w:rPr>
-          <w:rFonts w:hint="eastAsia"/>
-        </w:rPr>
-        <w:t>는</w:t>
+        <w:t>Github</w:t>
       </w:r>
       <w:proofErr w:type="spellEnd"/>
       <w:r>
-        <w:rPr>
-          <w:rFonts w:hint="eastAsia"/>
-        </w:rPr>
-        <w:t xml:space="preserve"> 절반 정도의 성공을 거뒀다.</w:t>
-      </w:r>
-    </w:p>
-    <w:p/>
-    <w:p/>
-    <w:p/>
-    <w:p/>
-    <w:p/>
-    <w:p/>
-    <w:p/>
-    <w:p/>
-    <w:p/>
-    <w:p>
-      <w:r>
-        <w:t>[필수] 2. 가장 열정을 가지고 임했던 프로젝트(목표/과제 등)를 소개해 주시고, 해당 프로젝트의 수행 과정 및 결과에 대해 기재해 주세요.</w:t>
-      </w:r>
-    </w:p>
-    <w:p>
+        <w:t xml:space="preserve">, 블로그 등의 URL을 작성하시거나 자료를 첨부하시고, 간단한 소개나 설명을 해 </w:t>
+      </w:r>
       <w:r>
         <w:lastRenderedPageBreak/>
-        <w:t>* 지원 부문과 관련된, 어려웠거나 인상 깊었던 문제를 해결한 경험을 중심으로 작성해 주세요. (학교수업, 경진대회, 대외활동 등)</w:t>
-      </w:r>
-    </w:p>
-    <w:p>
-      <w:r>
-        <w:t>* 맞닥뜨린 문제를 ‘구체적’</w:t>
-      </w:r>
-      <w:proofErr w:type="spellStart"/>
-      <w:r>
-        <w:t>으로</w:t>
-      </w:r>
-      <w:proofErr w:type="spellEnd"/>
-      <w:r>
-        <w:t xml:space="preserve"> 기술하고, 본인의 접근 방법과 해결 과정, 그리고 실제 결과를 ‘상세히’ 기술해 주세요.</w:t>
-      </w:r>
-    </w:p>
-    <w:p>
-      <w:r>
-        <w:t xml:space="preserve">* 문제를 잘 해결했다면 그 경험에서 아쉬웠던 점 혹은 더 나은 방법은 </w:t>
-      </w:r>
-      <w:proofErr w:type="spellStart"/>
-      <w:r>
-        <w:t>없었을지에</w:t>
-      </w:r>
-      <w:proofErr w:type="spellEnd"/>
-      <w:r>
-        <w:t xml:space="preserve"> 대한 고민 과정을 함께 작성해 주세요.</w:t>
-      </w:r>
-    </w:p>
-    <w:p>
-      <w:r>
-        <w:t>* 해결하지 못한 경험이더라도 해결을 위해 얼마나 깊이 있게 고민을 했는지 그 과정에 대해 이야기 해 주세요.</w:t>
-      </w:r>
-    </w:p>
-    <w:p>
-      <w:r>
-        <w:rPr>
-          <w:rFonts w:hint="eastAsia"/>
-        </w:rPr>
-        <w:t>※</w:t>
-      </w:r>
-      <w:r>
-        <w:t xml:space="preserve"> 코드로 설명해 주셔도 좋습니다.</w:t>
-      </w:r>
-    </w:p>
-    <w:p/>
-    <w:p>
-      <w:r>
-        <w:rPr>
-          <w:rFonts w:hint="eastAsia"/>
-        </w:rPr>
-        <w:t>K</w:t>
-      </w:r>
-      <w:r>
-        <w:t xml:space="preserve">OSPI 200 </w:t>
-      </w:r>
-      <w:r>
-        <w:rPr>
-          <w:rFonts w:hint="eastAsia"/>
-        </w:rPr>
-        <w:t xml:space="preserve">종목들에 대한 </w:t>
-      </w:r>
-      <w:proofErr w:type="spellStart"/>
-      <w:r>
-        <w:rPr>
-          <w:rFonts w:hint="eastAsia"/>
-        </w:rPr>
-        <w:t>클러스터링</w:t>
-      </w:r>
-      <w:proofErr w:type="spellEnd"/>
-      <w:r>
-        <w:rPr>
-          <w:rFonts w:hint="eastAsia"/>
-        </w:rPr>
-        <w:t>.</w:t>
-      </w:r>
-    </w:p>
-    <w:p>
-      <w:r>
-        <w:rPr>
-          <w:rFonts w:hint="eastAsia"/>
-        </w:rPr>
-        <w:t xml:space="preserve">네이버와 카카오는 왜 </w:t>
-      </w:r>
-      <w:proofErr w:type="spellStart"/>
-      <w:r>
-        <w:rPr>
-          <w:rFonts w:hint="eastAsia"/>
-        </w:rPr>
-        <w:t>안묶일까</w:t>
-      </w:r>
-      <w:proofErr w:type="spellEnd"/>
-      <w:r>
-        <w:rPr>
-          <w:rFonts w:hint="eastAsia"/>
-        </w:rPr>
-        <w:t>?</w:t>
-      </w:r>
-    </w:p>
-    <w:p>
-      <w:r>
-        <w:rPr>
-          <w:rFonts w:hint="eastAsia"/>
-        </w:rPr>
-        <w:t>아니,</w:t>
-      </w:r>
-      <w:r>
-        <w:t xml:space="preserve"> </w:t>
-      </w:r>
-      <w:r>
-        <w:rPr>
-          <w:rFonts w:hint="eastAsia"/>
-        </w:rPr>
-        <w:t>묶여야만 하나?</w:t>
-      </w:r>
-    </w:p>
-    <w:p>
-      <w:r>
-        <w:rPr>
-          <w:rFonts w:hint="eastAsia"/>
-        </w:rPr>
-        <w:t>그러지 않음으로써 어떤 의미가 발생하지는 않았나?</w:t>
-      </w:r>
-    </w:p>
-    <w:p>
-      <w:proofErr w:type="spellStart"/>
-      <w:r>
-        <w:rPr>
-          <w:rFonts w:hint="eastAsia"/>
-        </w:rPr>
-        <w:t>전처리의</w:t>
-      </w:r>
-      <w:proofErr w:type="spellEnd"/>
-      <w:r>
-        <w:rPr>
-          <w:rFonts w:hint="eastAsia"/>
-        </w:rPr>
-        <w:t xml:space="preserve"> 중요성</w:t>
-      </w:r>
-    </w:p>
-    <w:p/>
-    <w:p/>
-    <w:p/>
-    <w:p/>
-    <w:p/>
-    <w:p/>
-    <w:p/>
-    <w:p/>
-    <w:p/>
-    <w:p/>
-    <w:p/>
-    <w:p>
-      <w:r>
-        <w:t xml:space="preserve">[선택] 3. 본인의 대표적인 개발 경험이나 희망 분야 관련 과제 성과, 활동 등을 가장 잘 보여줄 </w:t>
-      </w:r>
-      <w:r>
-        <w:lastRenderedPageBreak/>
-        <w:t xml:space="preserve">수 있는 </w:t>
-      </w:r>
-      <w:proofErr w:type="spellStart"/>
-      <w:r>
-        <w:t>Github</w:t>
-      </w:r>
-      <w:proofErr w:type="spellEnd"/>
-      <w:r>
-        <w:t>, 블로그 등의 URL을 작성하시거나 자료를 첨부하시고, 간단한 소개나 설명을 해 주세요. 공동 프로젝트였다면 본인의 역할을 명확히 써 주세요.</w:t>
+        <w:t>주세요. 공동 프로젝트였다면 본인의 역할을 명확히 써 주세요.</w:t>
       </w:r>
     </w:p>
     <w:p>

--- a/네이버 자소서.docx
+++ b/네이버 자소서.docx
@@ -1,6 +1,6 @@
 
 <file path=word/document.xml><?xml version="1.0" encoding="utf-8"?>
-<w:document xmlns:wpc="http://schemas.microsoft.com/office/word/2010/wordprocessingCanvas" xmlns:cx="http://schemas.microsoft.com/office/drawing/2014/chartex" xmlns:mc="http://schemas.openxmlformats.org/markup-compatibility/2006" xmlns:o="urn:schemas-microsoft-com:office:office" xmlns:r="http://schemas.openxmlformats.org/officeDocument/2006/relationships" xmlns:m="http://schemas.openxmlformats.org/officeDocument/2006/math" xmlns:v="urn:schemas-microsoft-com:vml" xmlns:wp14="http://schemas.microsoft.com/office/word/2010/wordprocessingDrawing" xmlns:wp="http://schemas.openxmlformats.org/drawingml/2006/wordprocessingDrawing" xmlns:w10="urn:schemas-microsoft-com:office:word" xmlns:w="http://schemas.openxmlformats.org/wordprocessingml/2006/main" xmlns:w14="http://schemas.microsoft.com/office/word/2010/wordml" xmlns:w15="http://schemas.microsoft.com/office/word/2012/wordml" xmlns:w16se="http://schemas.microsoft.com/office/word/2015/wordml/symex" xmlns:wpg="http://schemas.microsoft.com/office/word/2010/wordprocessingGroup" xmlns:wpi="http://schemas.microsoft.com/office/word/2010/wordprocessingInk" xmlns:wne="http://schemas.microsoft.com/office/word/2006/wordml" xmlns:wps="http://schemas.microsoft.com/office/word/2010/wordprocessingShape" mc:Ignorable="w14 w15 w16se wp14">
+<w:document xmlns:wpc="http://schemas.microsoft.com/office/word/2010/wordprocessingCanvas" xmlns:cx="http://schemas.microsoft.com/office/drawing/2014/chartex" xmlns:cx1="http://schemas.microsoft.com/office/drawing/2015/9/8/chartex" xmlns:cx2="http://schemas.microsoft.com/office/drawing/2015/10/21/chartex" xmlns:cx3="http://schemas.microsoft.com/office/drawing/2016/5/9/chartex" xmlns:cx4="http://schemas.microsoft.com/office/drawing/2016/5/10/chartex" xmlns:cx5="http://schemas.microsoft.com/office/drawing/2016/5/11/chartex" xmlns:cx6="http://schemas.microsoft.com/office/drawing/2016/5/12/chartex" xmlns:cx7="http://schemas.microsoft.com/office/drawing/2016/5/13/chartex" xmlns:cx8="http://schemas.microsoft.com/office/drawing/2016/5/14/chartex" xmlns:mc="http://schemas.openxmlformats.org/markup-compatibility/2006" xmlns:aink="http://schemas.microsoft.com/office/drawing/2016/ink" xmlns:am3d="http://schemas.microsoft.com/office/drawing/2017/model3d" xmlns:o="urn:schemas-microsoft-com:office:office" xmlns:r="http://schemas.openxmlformats.org/officeDocument/2006/relationships" xmlns:m="http://schemas.openxmlformats.org/officeDocument/2006/math" xmlns:v="urn:schemas-microsoft-com:vml" xmlns:wp14="http://schemas.microsoft.com/office/word/2010/wordprocessingDrawing" xmlns:wp="http://schemas.openxmlformats.org/drawingml/2006/wordprocessingDrawing" xmlns:w10="urn:schemas-microsoft-com:office:word" xmlns:w="http://schemas.openxmlformats.org/wordprocessingml/2006/main" xmlns:w14="http://schemas.microsoft.com/office/word/2010/wordml" xmlns:w15="http://schemas.microsoft.com/office/word/2012/wordml" xmlns:w16cid="http://schemas.microsoft.com/office/word/2016/wordml/cid" xmlns:w16se="http://schemas.microsoft.com/office/word/2015/wordml/symex" xmlns:wpg="http://schemas.microsoft.com/office/word/2010/wordprocessingGroup" xmlns:wpi="http://schemas.microsoft.com/office/word/2010/wordprocessingInk" xmlns:wne="http://schemas.microsoft.com/office/word/2006/wordml" xmlns:wps="http://schemas.microsoft.com/office/word/2010/wordprocessingShape" mc:Ignorable="w14 w15 w16se w16cid wp14">
   <w:body>
     <w:p>
       <w:r>
@@ -44,6 +44,163 @@
         <w:rPr>
           <w:rFonts w:hint="eastAsia"/>
         </w:rPr>
+        <w:t xml:space="preserve"> </w:t>
+      </w:r>
+      <w:r>
+        <w:rPr>
+          <w:rFonts w:hint="eastAsia"/>
+        </w:rPr>
+        <w:t>저는 데이터와 기술을 접할 때,</w:t>
+      </w:r>
+      <w:r>
+        <w:t xml:space="preserve"> </w:t>
+      </w:r>
+      <w:r>
+        <w:rPr>
+          <w:rFonts w:hint="eastAsia"/>
+        </w:rPr>
+        <w:t>그것이 얼마나 많은 사람들에게 어필</w:t>
+      </w:r>
+      <w:r>
+        <w:rPr>
+          <w:rFonts w:hint="eastAsia"/>
+        </w:rPr>
+        <w:t>할 수 있을</w:t>
+      </w:r>
+      <w:r>
+        <w:rPr>
+          <w:rFonts w:hint="eastAsia"/>
+        </w:rPr>
+        <w:t>지 고민합니다.</w:t>
+      </w:r>
+      <w:r>
+        <w:t xml:space="preserve"> </w:t>
+      </w:r>
+      <w:r>
+        <w:rPr>
+          <w:rFonts w:hint="eastAsia"/>
+        </w:rPr>
+        <w:t>개발자의 생각과 예상 경험은 사용자의 실제 경험과 괴리가 있</w:t>
+      </w:r>
+      <w:r>
+        <w:rPr>
+          <w:rFonts w:hint="eastAsia"/>
+        </w:rPr>
+        <w:t>을 때가 많습니다.</w:t>
+      </w:r>
+      <w:r>
+        <w:t xml:space="preserve"> </w:t>
+      </w:r>
+      <w:r>
+        <w:rPr>
+          <w:rFonts w:hint="eastAsia"/>
+        </w:rPr>
+        <w:t xml:space="preserve">그 간격을 좁히기 위해서 </w:t>
+      </w:r>
+      <w:r>
+        <w:rPr>
+          <w:rFonts w:hint="eastAsia"/>
+        </w:rPr>
+        <w:t xml:space="preserve">새로운 </w:t>
+      </w:r>
+      <w:r>
+        <w:rPr>
+          <w:rFonts w:hint="eastAsia"/>
+        </w:rPr>
+        <w:t>기술이 필요할 수도 있지만,</w:t>
+      </w:r>
+      <w:r>
+        <w:t xml:space="preserve"> </w:t>
+      </w:r>
+      <w:r>
+        <w:rPr>
+          <w:rFonts w:hint="eastAsia"/>
+        </w:rPr>
+        <w:t xml:space="preserve">지금 가진 </w:t>
+      </w:r>
+      <w:r>
+        <w:rPr>
+          <w:rFonts w:hint="eastAsia"/>
+        </w:rPr>
+        <w:t xml:space="preserve">기술이 </w:t>
+      </w:r>
+      <w:r>
+        <w:rPr>
+          <w:rFonts w:hint="eastAsia"/>
+        </w:rPr>
+        <w:t>온전히 힘을 발휘할 수 있도록 잘 사용하는 것도 하나의 방법이 될 수 있다고 생각합니다.</w:t>
+      </w:r>
+      <w:r>
+        <w:t xml:space="preserve"> </w:t>
+      </w:r>
+      <w:r>
+        <w:rPr>
+          <w:rFonts w:hint="eastAsia"/>
+        </w:rPr>
+        <w:t>데이터를 공부하면서,</w:t>
+      </w:r>
+      <w:r>
+        <w:t xml:space="preserve"> </w:t>
+      </w:r>
+      <w:r>
+        <w:rPr>
+          <w:rFonts w:hint="eastAsia"/>
+        </w:rPr>
+        <w:t>단순히 해당 데이터에</w:t>
+      </w:r>
+      <w:r>
+        <w:t xml:space="preserve"> </w:t>
+      </w:r>
+      <w:r>
+        <w:rPr>
+          <w:rFonts w:hint="eastAsia"/>
+        </w:rPr>
+        <w:t xml:space="preserve">이 기술을 적용하기 </w:t>
+      </w:r>
+      <w:proofErr w:type="spellStart"/>
+      <w:r>
+        <w:rPr>
+          <w:rFonts w:hint="eastAsia"/>
+        </w:rPr>
+        <w:t>좋아보여서</w:t>
+      </w:r>
+      <w:proofErr w:type="spellEnd"/>
+      <w:r>
+        <w:rPr>
+          <w:rFonts w:hint="eastAsia"/>
+        </w:rPr>
+        <w:t>,</w:t>
+      </w:r>
+      <w:r>
+        <w:t xml:space="preserve"> </w:t>
+      </w:r>
+      <w:r>
+        <w:rPr>
+          <w:rFonts w:hint="eastAsia"/>
+        </w:rPr>
+        <w:t xml:space="preserve">혹은 </w:t>
+      </w:r>
+      <w:r>
+        <w:rPr>
+          <w:rFonts w:hint="eastAsia"/>
+        </w:rPr>
+        <w:t xml:space="preserve">기술의 </w:t>
+      </w:r>
+      <w:r>
+        <w:t xml:space="preserve">Performance </w:t>
+      </w:r>
+      <w:r>
+        <w:rPr>
+          <w:rFonts w:hint="eastAsia"/>
+        </w:rPr>
+        <w:t>지표가 높게 나왔다는 이유로 무분별하게 진행된 프로젝트의 결과는 보기엔 좋을지 몰라도 실질적으로는 의미가 없다고 생각합니다.</w:t>
+      </w:r>
+    </w:p>
+    <w:p>
+      <w:r>
+        <w:rPr>
+          <w:rFonts w:hint="eastAsia"/>
+        </w:rPr>
         <w:t xml:space="preserve"> 제가 데이터 분야에 관심을 갖게 된 것은,</w:t>
       </w:r>
       <w:r>
@@ -53,7 +210,25 @@
         <w:rPr>
           <w:rFonts w:hint="eastAsia"/>
         </w:rPr>
-        <w:t xml:space="preserve">제가 만든 모델이 뱉은 결과가 </w:t>
+        <w:t>직접 만든</w:t>
+      </w:r>
+      <w:r>
+        <w:rPr>
+          <w:rFonts w:hint="eastAsia"/>
+        </w:rPr>
+        <w:t xml:space="preserve"> 모델</w:t>
+      </w:r>
+      <w:r>
+        <w:rPr>
+          <w:rFonts w:hint="eastAsia"/>
+        </w:rPr>
+        <w:t>의</w:t>
+      </w:r>
+      <w:r>
+        <w:rPr>
+          <w:rFonts w:hint="eastAsia"/>
+        </w:rPr>
+        <w:t xml:space="preserve"> 결과가 </w:t>
       </w:r>
       <w:r>
         <w:rPr>
@@ -83,304 +258,438 @@
         <w:rPr>
           <w:rFonts w:hint="eastAsia"/>
         </w:rPr>
-        <w:t xml:space="preserve">데이터 </w:t>
+        <w:t>데이터 마이닝</w:t>
+      </w:r>
+      <w:r>
+        <w:t xml:space="preserve">’ </w:t>
+      </w:r>
+      <w:r>
+        <w:rPr>
+          <w:rFonts w:hint="eastAsia"/>
+        </w:rPr>
+        <w:t>과목에서 KOSPI 200</w:t>
+      </w:r>
+      <w:r>
+        <w:t xml:space="preserve"> </w:t>
+      </w:r>
+      <w:r>
+        <w:rPr>
+          <w:rFonts w:hint="eastAsia"/>
+        </w:rPr>
+        <w:t xml:space="preserve">종목들의 </w:t>
+      </w:r>
+      <w:r>
+        <w:t>‘</w:t>
+      </w:r>
+      <w:r>
+        <w:rPr>
+          <w:rFonts w:hint="eastAsia"/>
+        </w:rPr>
+        <w:t>기업정보,</w:t>
+      </w:r>
+      <w:r>
+        <w:t xml:space="preserve"> </w:t>
+      </w:r>
+      <w:r>
+        <w:rPr>
+          <w:rFonts w:hint="eastAsia"/>
+        </w:rPr>
+        <w:t>1</w:t>
+      </w:r>
+      <w:r>
+        <w:rPr>
+          <w:rFonts w:hint="eastAsia"/>
+        </w:rPr>
+        <w:t>년</w:t>
+      </w:r>
+      <w:r>
+        <w:rPr>
+          <w:rFonts w:hint="eastAsia"/>
+        </w:rPr>
+        <w:t>간의 주가,</w:t>
+      </w:r>
+      <w:r>
+        <w:t xml:space="preserve"> </w:t>
+      </w:r>
+      <w:r>
+        <w:rPr>
+          <w:rFonts w:hint="eastAsia"/>
+        </w:rPr>
+        <w:t>재무 정보</w:t>
+      </w:r>
+      <w:r>
+        <w:t>’ 3</w:t>
+      </w:r>
+      <w:r>
+        <w:rPr>
+          <w:rFonts w:hint="eastAsia"/>
+        </w:rPr>
+        <w:t xml:space="preserve">가지 데이터들을 융합한 클러스터링을 시도했습니다. </w:t>
+      </w:r>
+      <w:r>
+        <w:rPr>
+          <w:rFonts w:hint="eastAsia"/>
+        </w:rPr>
+        <w:t xml:space="preserve">군집화의 결과가 수치적으로 </w:t>
+      </w:r>
+      <w:r>
+        <w:rPr>
+          <w:rFonts w:hint="eastAsia"/>
+        </w:rPr>
+        <w:t>높은 성적을 보이는 것 보다는,</w:t>
+      </w:r>
+      <w:r>
+        <w:t xml:space="preserve"> </w:t>
+      </w:r>
+      <w:r>
+        <w:rPr>
+          <w:rFonts w:hint="eastAsia"/>
+        </w:rPr>
+        <w:t>직관적으로 납득이 가기를 더 바랐습니다.</w:t>
+      </w:r>
+      <w:r>
+        <w:t xml:space="preserve"> </w:t>
+      </w:r>
+      <w:r>
+        <w:rPr>
+          <w:rFonts w:hint="eastAsia"/>
+        </w:rPr>
+        <w:t>과제를 마치고 결과에 만족했던 저는 데이터</w:t>
+      </w:r>
+      <w:r>
+        <w:rPr>
+          <w:rFonts w:hint="eastAsia"/>
+        </w:rPr>
+        <w:t xml:space="preserve"> 속에서 가치를 찾는 과정에 흥미를 느꼈습니다.</w:t>
+      </w:r>
+      <w:r>
+        <w:t xml:space="preserve"> </w:t>
+      </w:r>
+      <w:r>
+        <w:rPr>
+          <w:rFonts w:hint="eastAsia"/>
+        </w:rPr>
+        <w:t>해당 과제의 중간 점수는 단순히</w:t>
+      </w:r>
+      <w:r>
+        <w:t xml:space="preserve"> ‘</w:t>
+      </w:r>
+      <w:r>
+        <w:rPr>
+          <w:rFonts w:hint="eastAsia"/>
+        </w:rPr>
+        <w:t>아이디어의 가치</w:t>
+      </w:r>
+      <w:r>
+        <w:t xml:space="preserve">’ </w:t>
+      </w:r>
+      <w:r>
+        <w:rPr>
+          <w:rFonts w:hint="eastAsia"/>
+        </w:rPr>
+        <w:t>만을 평가해서 매겨졌는데,</w:t>
+      </w:r>
+      <w:r>
+        <w:t xml:space="preserve"> </w:t>
+      </w:r>
+      <w:r>
+        <w:rPr>
+          <w:rFonts w:hint="eastAsia"/>
+        </w:rPr>
+        <w:t>홀로 최고점을 받아 이 아이디어가 다른 이들에게도 어필이 됐다는 점은 저를 더욱 고무시켰습니다.</w:t>
+      </w:r>
+    </w:p>
+    <w:p>
+      <w:r>
+        <w:rPr>
+          <w:rFonts w:hint="eastAsia"/>
+        </w:rPr>
+        <w:t xml:space="preserve"> 기술을 잘 사용하기 위해서는,</w:t>
+      </w:r>
+      <w:r>
+        <w:t xml:space="preserve"> </w:t>
+      </w:r>
+      <w:r>
+        <w:rPr>
+          <w:rFonts w:hint="eastAsia"/>
+        </w:rPr>
+        <w:t>기술에 대한 이해가 완전해야 한다고 생각합니다.</w:t>
+      </w:r>
+      <w:r>
+        <w:t xml:space="preserve"> ‘</w:t>
+      </w:r>
+      <w:r>
+        <w:rPr>
+          <w:rFonts w:hint="eastAsia"/>
+        </w:rPr>
+        <w:t>인공지능</w:t>
+      </w:r>
+      <w:r>
+        <w:t xml:space="preserve">’ </w:t>
+      </w:r>
+      <w:r>
+        <w:rPr>
+          <w:rFonts w:hint="eastAsia"/>
+        </w:rPr>
+        <w:t xml:space="preserve">과목에서 </w:t>
+      </w:r>
+      <w:r>
+        <w:t>HOG(</w:t>
+      </w:r>
+      <w:r>
+        <w:rPr>
+          <w:rFonts w:hint="eastAsia"/>
+        </w:rPr>
+        <w:t>Histogram of Gradient</w:t>
+      </w:r>
+      <w:r>
+        <w:rPr>
+          <w:rFonts w:hint="eastAsia"/>
+        </w:rPr>
+        <w:t>s</w:t>
+      </w:r>
+      <w:r>
+        <w:rPr>
+          <w:rFonts w:hint="eastAsia"/>
+        </w:rPr>
+        <w:t>) 실습을 진행했는데,</w:t>
+      </w:r>
+      <w:r>
+        <w:t xml:space="preserve"> </w:t>
+      </w:r>
+      <w:r>
+        <w:rPr>
+          <w:rFonts w:hint="eastAsia"/>
+        </w:rPr>
+        <w:t>이때</w:t>
+      </w:r>
+      <w:r>
+        <w:rPr>
+          <w:rFonts w:hint="eastAsia"/>
+        </w:rPr>
+        <w:t xml:space="preserve"> 저는</w:t>
+      </w:r>
+      <w:r>
+        <w:rPr>
+          <w:rFonts w:hint="eastAsia"/>
+        </w:rPr>
+        <w:t xml:space="preserve"> 이론을 완벽하게 이해한 상태에서 구현에 성공하는 것의 뿌듯함을 느꼈습니다.</w:t>
+      </w:r>
+      <w:r>
+        <w:t xml:space="preserve"> </w:t>
+      </w:r>
+      <w:r>
+        <w:rPr>
+          <w:rFonts w:hint="eastAsia"/>
+        </w:rPr>
+        <w:t xml:space="preserve">항상 누군가가 이미 쓴 코드나 </w:t>
+      </w:r>
+      <w:r>
+        <w:t xml:space="preserve">Sci-kit learn </w:t>
+      </w:r>
+      <w:r>
+        <w:rPr>
+          <w:rFonts w:hint="eastAsia"/>
+        </w:rPr>
+        <w:t xml:space="preserve">같은 라이브러리를 이용해 </w:t>
+      </w:r>
+      <w:r>
+        <w:rPr>
+          <w:rFonts w:hint="eastAsia"/>
+        </w:rPr>
+        <w:t xml:space="preserve">내부 구조는 모르는 채로 </w:t>
+      </w:r>
+      <w:r>
+        <w:rPr>
+          <w:rFonts w:hint="eastAsia"/>
+        </w:rPr>
+        <w:t xml:space="preserve">변수만을 바꿔가며 </w:t>
+      </w:r>
+      <w:r>
+        <w:rPr>
+          <w:rFonts w:hint="eastAsia"/>
+        </w:rPr>
+        <w:t>편하게 모델을 구현했는데,</w:t>
+      </w:r>
+      <w:r>
+        <w:t xml:space="preserve"> </w:t>
+      </w:r>
+      <w:r>
+        <w:rPr>
+          <w:rFonts w:hint="eastAsia"/>
+        </w:rPr>
+        <w:t xml:space="preserve">비교적 간단한 이론을 </w:t>
       </w:r>
       <w:proofErr w:type="spellStart"/>
       <w:r>
-        <w:rPr>
-          <w:rFonts w:hint="eastAsia"/>
-        </w:rPr>
-        <w:t>마이닝</w:t>
+        <w:t>Numpy</w:t>
       </w:r>
       <w:proofErr w:type="spellEnd"/>
       <w:r>
-        <w:t xml:space="preserve">’ </w:t>
-      </w:r>
-      <w:r>
-        <w:rPr>
-          <w:rFonts w:hint="eastAsia"/>
-        </w:rPr>
-        <w:t>과목에서 KOSPI 200</w:t>
-      </w:r>
-      <w:r>
-        <w:t xml:space="preserve"> </w:t>
-      </w:r>
-      <w:r>
-        <w:rPr>
-          <w:rFonts w:hint="eastAsia"/>
-        </w:rPr>
-        <w:t xml:space="preserve">종목들의 </w:t>
-      </w:r>
-      <w:r>
-        <w:t>‘</w:t>
-      </w:r>
-      <w:r>
-        <w:rPr>
-          <w:rFonts w:hint="eastAsia"/>
-        </w:rPr>
-        <w:t>기업정보,</w:t>
-      </w:r>
-      <w:r>
-        <w:t xml:space="preserve"> </w:t>
-      </w:r>
-      <w:r>
-        <w:rPr>
-          <w:rFonts w:hint="eastAsia"/>
-        </w:rPr>
-        <w:t>1달간의 주가,</w:t>
-      </w:r>
-      <w:r>
-        <w:t xml:space="preserve"> </w:t>
-      </w:r>
-      <w:r>
-        <w:rPr>
-          <w:rFonts w:hint="eastAsia"/>
-        </w:rPr>
-        <w:t>재무 정보</w:t>
-      </w:r>
-      <w:r>
-        <w:t>’ 3</w:t>
-      </w:r>
-      <w:r>
-        <w:rPr>
-          <w:rFonts w:hint="eastAsia"/>
-        </w:rPr>
-        <w:t>가지 데이터들을 융합한 클러스터링을 시도했습니다. 결과는 성공적이었고,</w:t>
-      </w:r>
-      <w:r>
-        <w:t xml:space="preserve"> </w:t>
-      </w:r>
-      <w:r>
-        <w:rPr>
-          <w:rFonts w:hint="eastAsia"/>
-        </w:rPr>
-        <w:t xml:space="preserve">군집화 결과를 보며 </w:t>
-      </w:r>
-      <w:r>
-        <w:rPr>
-          <w:rFonts w:hint="eastAsia"/>
-        </w:rPr>
-        <w:t>흐뭇했습니다</w:t>
-      </w:r>
-      <w:r>
-        <w:rPr>
-          <w:rFonts w:hint="eastAsia"/>
-        </w:rPr>
-        <w:t>.</w:t>
-      </w:r>
-    </w:p>
-    <w:p>
-      <w:r>
-        <w:t xml:space="preserve"> </w:t>
-      </w:r>
-      <w:r>
-        <w:rPr>
-          <w:rFonts w:hint="eastAsia"/>
-        </w:rPr>
-        <w:t>또,</w:t>
-      </w:r>
-      <w:r>
-        <w:t xml:space="preserve"> ‘</w:t>
-      </w:r>
-      <w:r>
-        <w:rPr>
-          <w:rFonts w:hint="eastAsia"/>
-        </w:rPr>
-        <w:t>인공지능</w:t>
-      </w:r>
-      <w:r>
-        <w:t xml:space="preserve">’ </w:t>
-      </w:r>
-      <w:r>
-        <w:rPr>
-          <w:rFonts w:hint="eastAsia"/>
-        </w:rPr>
-        <w:t xml:space="preserve">과목에서 </w:t>
-      </w:r>
-      <w:r>
-        <w:t>HOG(</w:t>
-      </w:r>
-      <w:r>
-        <w:rPr>
-          <w:rFonts w:hint="eastAsia"/>
-        </w:rPr>
-        <w:t>Histogram of Gradient</w:t>
-      </w:r>
-      <w:r>
-        <w:rPr>
-          <w:rFonts w:hint="eastAsia"/>
-        </w:rPr>
-        <w:t>s</w:t>
-      </w:r>
-      <w:r>
-        <w:rPr>
-          <w:rFonts w:hint="eastAsia"/>
-        </w:rPr>
-        <w:t>) 실습을</w:t>
+        <w:t xml:space="preserve"> </w:t>
+      </w:r>
+      <w:r>
+        <w:rPr>
+          <w:rFonts w:hint="eastAsia"/>
+        </w:rPr>
+        <w:t>패키지 하나로 구현해</w:t>
+      </w:r>
+      <w:r>
+        <w:rPr>
+          <w:rFonts w:hint="eastAsia"/>
+        </w:rPr>
+        <w:t>낼 수 있다는 점이 매우 흥미로웠습니다.</w:t>
+      </w:r>
+      <w:r>
+        <w:t xml:space="preserve"> </w:t>
+      </w:r>
+      <w:r>
+        <w:rPr>
+          <w:rFonts w:hint="eastAsia"/>
+        </w:rPr>
+        <w:t>해당</w:t>
+      </w:r>
+      <w:r>
+        <w:rPr>
+          <w:rFonts w:hint="eastAsia"/>
+        </w:rPr>
+        <w:t xml:space="preserve"> 경험</w:t>
+      </w:r>
+      <w:r>
+        <w:rPr>
+          <w:rFonts w:hint="eastAsia"/>
+        </w:rPr>
+        <w:t xml:space="preserve"> 이후</w:t>
+      </w:r>
+      <w:r>
+        <w:rPr>
+          <w:rFonts w:hint="eastAsia"/>
+        </w:rPr>
+        <w:t>로,</w:t>
+      </w:r>
+      <w:r>
+        <w:t xml:space="preserve"> </w:t>
+      </w:r>
+      <w:r>
+        <w:rPr>
+          <w:rFonts w:hint="eastAsia"/>
+        </w:rPr>
+        <w:t>새로운 이론을 접할 때</w:t>
+      </w:r>
+      <w:r>
+        <w:t xml:space="preserve"> </w:t>
+      </w:r>
+      <w:r>
+        <w:rPr>
+          <w:rFonts w:hint="eastAsia"/>
+        </w:rPr>
+        <w:t>모르는 개념이 나오면 하나하나 찾아가면서 전체 이론을 이해하기 위해 노력하</w:t>
+      </w:r>
+      <w:r>
+        <w:rPr>
+          <w:rFonts w:hint="eastAsia"/>
+        </w:rPr>
+        <w:t>게 되었습니다.</w:t>
+      </w:r>
+    </w:p>
+    <w:p/>
+    <w:p/>
+    <w:p/>
+    <w:p>
+      <w:r>
+        <w:lastRenderedPageBreak/>
+        <w:t xml:space="preserve"> </w:t>
+      </w:r>
+      <w:r>
+        <w:t>[필수] 2. 가장 열정을 가지고 임했던 프로젝트(목표/과제 등)를 소개해 주시고, 해당 프로젝트의 수행 과정 및 결과에 대해 기재해 주세요.</w:t>
+      </w:r>
+    </w:p>
+    <w:p>
+      <w:r>
+        <w:t>* 지원 부문과 관련된, 어려웠거나 인상 깊었던 문제를 해결한 경험을 중심으로 작성해 주세요. (학교수업, 경진대회, 대외활동 등)</w:t>
+      </w:r>
+    </w:p>
+    <w:p>
+      <w:r>
+        <w:t>* 맞닥뜨린 문제를 ‘구체적’</w:t>
+      </w:r>
+      <w:proofErr w:type="spellStart"/>
+      <w:r>
+        <w:t>으로</w:t>
+      </w:r>
+      <w:proofErr w:type="spellEnd"/>
+      <w:r>
+        <w:t xml:space="preserve"> 기술하고, 본인의 접근 방법과 해결 과정, 그리고 실제 결과를 ‘상세히’ 기술해 주세요.</w:t>
+      </w:r>
+    </w:p>
+    <w:p>
+      <w:r>
+        <w:t xml:space="preserve">* 문제를 잘 해결했다면 그 경험에서 아쉬웠던 점 혹은 더 나은 방법은 </w:t>
+      </w:r>
+      <w:proofErr w:type="spellStart"/>
+      <w:r>
+        <w:t>없었을지에</w:t>
+      </w:r>
+      <w:proofErr w:type="spellEnd"/>
+      <w:r>
+        <w:t xml:space="preserve"> 대한 고민 과정을 함께 작성해 주세요.</w:t>
+      </w:r>
+    </w:p>
+    <w:p>
+      <w:r>
+        <w:t>* 해결하지 못한 경험이더라도 해결을 위해 얼마나 깊이 있게 고민을 했는지 그 과정에 대해 이야기 해 주세요.</w:t>
       </w:r>
       <w:bookmarkStart w:id="0" w:name="_GoBack"/>
       <w:bookmarkEnd w:id="0"/>
-      <w:r>
-        <w:rPr>
-          <w:rFonts w:hint="eastAsia"/>
-        </w:rPr>
-        <w:t xml:space="preserve"> 진행했는데,</w:t>
-      </w:r>
-      <w:r>
-        <w:t xml:space="preserve"> </w:t>
-      </w:r>
-      <w:r>
-        <w:rPr>
-          <w:rFonts w:hint="eastAsia"/>
-        </w:rPr>
-        <w:t>이때는 이론을 완벽하게 이해한 상태에서 구현에 성공하는 것의 뿌듯함을 느꼈습니다.</w:t>
-      </w:r>
-      <w:r>
-        <w:t xml:space="preserve"> </w:t>
-      </w:r>
-      <w:r>
-        <w:rPr>
-          <w:rFonts w:hint="eastAsia"/>
-        </w:rPr>
-        <w:t xml:space="preserve">항상 누군가가 이미 쓴 코드나 </w:t>
-      </w:r>
-      <w:proofErr w:type="spellStart"/>
-      <w:r>
-        <w:t>Sci</w:t>
-      </w:r>
-      <w:proofErr w:type="spellEnd"/>
-      <w:r>
-        <w:t xml:space="preserve">-kit learn </w:t>
-      </w:r>
-      <w:r>
-        <w:rPr>
-          <w:rFonts w:hint="eastAsia"/>
-        </w:rPr>
-        <w:t xml:space="preserve">같은 라이브러리를 이용해 </w:t>
-      </w:r>
-      <w:r>
-        <w:rPr>
-          <w:rFonts w:hint="eastAsia"/>
-        </w:rPr>
-        <w:t xml:space="preserve">내부 구조는 모르는 채로 </w:t>
-      </w:r>
-      <w:r>
-        <w:rPr>
-          <w:rFonts w:hint="eastAsia"/>
-        </w:rPr>
-        <w:t>편하게 모델을 구현했는데,</w:t>
-      </w:r>
-      <w:r>
-        <w:t xml:space="preserve"> </w:t>
-      </w:r>
-      <w:r>
-        <w:rPr>
-          <w:rFonts w:hint="eastAsia"/>
-        </w:rPr>
-        <w:t xml:space="preserve">비교적 간단한 이론을 </w:t>
-      </w:r>
-      <w:proofErr w:type="spellStart"/>
-      <w:r>
-        <w:t>Numpy</w:t>
-      </w:r>
-      <w:proofErr w:type="spellEnd"/>
-      <w:r>
-        <w:t xml:space="preserve"> </w:t>
-      </w:r>
-      <w:r>
-        <w:rPr>
-          <w:rFonts w:hint="eastAsia"/>
-        </w:rPr>
-        <w:t xml:space="preserve">패키지 하나로 구현해낸 것에 </w:t>
-      </w:r>
-      <w:r>
-        <w:rPr>
-          <w:rFonts w:hint="eastAsia"/>
-        </w:rPr>
-        <w:t>큰</w:t>
-      </w:r>
-      <w:r>
-        <w:rPr>
-          <w:rFonts w:hint="eastAsia"/>
-        </w:rPr>
-        <w:t xml:space="preserve"> 재미를 느꼈습니다.</w:t>
-      </w:r>
-    </w:p>
-    <w:p>
-      <w:r>
-        <w:t xml:space="preserve"> </w:t>
-      </w:r>
-      <w:r>
-        <w:rPr>
-          <w:rFonts w:hint="eastAsia"/>
-        </w:rPr>
-        <w:t>이러한 경험으로,</w:t>
-      </w:r>
-      <w:r>
-        <w:t xml:space="preserve"> </w:t>
-      </w:r>
-      <w:r>
-        <w:rPr>
-          <w:rFonts w:hint="eastAsia"/>
-        </w:rPr>
-        <w:t>새로운 이론이나 논문을 접할 때에,</w:t>
-      </w:r>
-      <w:r>
-        <w:t xml:space="preserve"> </w:t>
-      </w:r>
-      <w:r>
-        <w:rPr>
-          <w:rFonts w:hint="eastAsia"/>
-        </w:rPr>
-        <w:t>모르는 개념이 나오면 하나하나 찾아가면서 전체 이론을 이해하기 위해 노력하는 편입니다.</w:t>
-      </w:r>
-      <w:r>
-        <w:t xml:space="preserve"> </w:t>
-      </w:r>
     </w:p>
     <w:p/>
     <w:p>
-      <w:r>
-        <w:rPr>
-          <w:rFonts w:hint="eastAsia"/>
-        </w:rPr>
-        <w:t>저는 데이터와 기술을 접할 때,</w:t>
-      </w:r>
-      <w:r>
-        <w:t xml:space="preserve"> </w:t>
-      </w:r>
-      <w:r>
-        <w:rPr>
-          <w:rFonts w:hint="eastAsia"/>
-        </w:rPr>
-        <w:t>그것이 얼마나 많은 사람들에게 어필 되는지에 대해 고민합니다.</w:t>
-      </w:r>
-      <w:r>
-        <w:t xml:space="preserve"> </w:t>
-      </w:r>
-      <w:r>
-        <w:rPr>
-          <w:rFonts w:hint="eastAsia"/>
-        </w:rPr>
-        <w:t>개발자의 생각과 예상 경험은 사용자의 실제 경험과 괴리가 있을 수 밖에 없습니다.</w:t>
-      </w:r>
-      <w:r>
-        <w:t xml:space="preserve"> </w:t>
-      </w:r>
-      <w:r>
-        <w:rPr>
-          <w:rFonts w:hint="eastAsia"/>
-        </w:rPr>
-        <w:t>그 간격을 좁히기 위해서는 더 고도의 기술이 필요할 수도 있지만,</w:t>
-      </w:r>
-      <w:r>
-        <w:t xml:space="preserve"> </w:t>
-      </w:r>
-      <w:r>
-        <w:rPr>
-          <w:rFonts w:hint="eastAsia"/>
-        </w:rPr>
-        <w:t>기술이 힘을 발휘할 수 있는 도메인을 찾아 적용하는 것도 하나의 방법이 될 수 있다고 생각합니다.</w:t>
+      <w:pPr>
+        <w:rPr>
+          <w:rFonts w:hint="eastAsia"/>
+        </w:rPr>
+      </w:pPr>
+      <w:r>
+        <w:rPr>
+          <w:rFonts w:hint="eastAsia"/>
+        </w:rPr>
+        <w:t xml:space="preserve"> 앞에서 언급한 </w:t>
+      </w:r>
+      <w:r>
+        <w:t xml:space="preserve">KOSPI 200 </w:t>
+      </w:r>
+      <w:r>
+        <w:rPr>
+          <w:rFonts w:hint="eastAsia"/>
+        </w:rPr>
+        <w:t>종목들에 대한 클러스터링 프로젝트는 상장된 종목의 기술 보고서,</w:t>
+      </w:r>
+      <w:r>
+        <w:t xml:space="preserve"> </w:t>
+      </w:r>
+      <w:r>
+        <w:rPr>
+          <w:rFonts w:hint="eastAsia"/>
+        </w:rPr>
+        <w:t xml:space="preserve">즉 자연어 데이터와 시계열의 형태를 띤 </w:t>
+      </w:r>
+      <w:r>
+        <w:t>1</w:t>
+      </w:r>
+      <w:r>
+        <w:rPr>
+          <w:rFonts w:hint="eastAsia"/>
+        </w:rPr>
+        <w:t>년간의 주가 변동 데이터,</w:t>
+      </w:r>
+      <w:r>
+        <w:t xml:space="preserve"> </w:t>
+      </w:r>
+      <w:r>
+        <w:rPr>
+          <w:rFonts w:hint="eastAsia"/>
+        </w:rPr>
+        <w:t xml:space="preserve">마지막으로 재무 재표상의 </w:t>
       </w:r>
     </w:p>
     <w:p>
@@ -403,19 +712,7 @@
         <w:rPr>
           <w:rFonts w:hint="eastAsia"/>
         </w:rPr>
-        <w:t xml:space="preserve">필요한 </w:t>
-      </w:r>
-      <w:r>
-        <w:rPr>
-          <w:rFonts w:hint="eastAsia"/>
-        </w:rPr>
-        <w:t>데이터의 수집에서 결과물의 시현까지</w:t>
-      </w:r>
-      <w:r>
-        <w:rPr>
-          <w:rFonts w:hint="eastAsia"/>
-        </w:rPr>
-        <w:t>의 모든 과정에 직접 참여하지는 못하더라도, 어떤 데이터가 수집되어 있는지,</w:t>
+        <w:t>필요한 데이터의 수집에서 결과물의 시현까지의 모든 과정에 직접 참여하지는 못하더라도, 어떤 데이터가 수집되어 있는지,</w:t>
       </w:r>
       <w:r>
         <w:t xml:space="preserve"> </w:t>
@@ -433,16 +730,86 @@
         <w:rPr>
           <w:rFonts w:hint="eastAsia"/>
         </w:rPr>
-        <w:t xml:space="preserve">이 기술이 알기 쉽게 사용자에게 전달 되기 위해서는 어떤 시각화가 필요할지 등에 대해 관심을 </w:t>
-      </w:r>
-      <w:r>
-        <w:rPr>
-          <w:rFonts w:hint="eastAsia"/>
-        </w:rPr>
-        <w:t>가져야 한다고 생각합니다.</w:t>
-      </w:r>
-      <w:r>
-        <w:t xml:space="preserve"> </w:t>
+        <w:t>이 기술이 알기 쉽게 사용자에게 전달되기 위해서는 어떤 시각화가 필요할지 등에 대해 관심을 가져야 한다고 생각합니다.</w:t>
+      </w:r>
+    </w:p>
+    <w:p>
+      <w:pPr>
+        <w:rPr>
+          <w:rFonts w:hint="eastAsia"/>
+        </w:rPr>
+      </w:pPr>
+    </w:p>
+    <w:p>
+      <w:r>
+        <w:rPr>
+          <w:rFonts w:hint="eastAsia"/>
+        </w:rPr>
+        <w:t>K</w:t>
+      </w:r>
+      <w:r>
+        <w:t xml:space="preserve">OSPI 200 </w:t>
+      </w:r>
+      <w:r>
+        <w:rPr>
+          <w:rFonts w:hint="eastAsia"/>
+        </w:rPr>
+        <w:t>종목들에 대한 클러스터링.</w:t>
+      </w:r>
+    </w:p>
+    <w:p>
+      <w:r>
+        <w:rPr>
+          <w:rFonts w:hint="eastAsia"/>
+        </w:rPr>
+        <w:t xml:space="preserve">네이버와 카카오는 왜 </w:t>
+      </w:r>
+      <w:proofErr w:type="spellStart"/>
+      <w:r>
+        <w:rPr>
+          <w:rFonts w:hint="eastAsia"/>
+        </w:rPr>
+        <w:t>안묶일까</w:t>
+      </w:r>
+      <w:proofErr w:type="spellEnd"/>
+      <w:r>
+        <w:rPr>
+          <w:rFonts w:hint="eastAsia"/>
+        </w:rPr>
+        <w:t>?</w:t>
+      </w:r>
+    </w:p>
+    <w:p>
+      <w:r>
+        <w:rPr>
+          <w:rFonts w:hint="eastAsia"/>
+        </w:rPr>
+        <w:t>아니,</w:t>
+      </w:r>
+      <w:r>
+        <w:t xml:space="preserve"> </w:t>
+      </w:r>
+      <w:r>
+        <w:rPr>
+          <w:rFonts w:hint="eastAsia"/>
+        </w:rPr>
+        <w:t>묶여야만 하나?</w:t>
+      </w:r>
+    </w:p>
+    <w:p>
+      <w:r>
+        <w:rPr>
+          <w:rFonts w:hint="eastAsia"/>
+        </w:rPr>
+        <w:t>그러지 않음으로써 어떤 의미가 발생하지는 않았나?</w:t>
+      </w:r>
+    </w:p>
+    <w:p>
+      <w:r>
+        <w:rPr>
+          <w:rFonts w:hint="eastAsia"/>
+        </w:rPr>
+        <w:t>전처리의 중요성</w:t>
       </w:r>
     </w:p>
     <w:p/>
@@ -454,365 +821,36 @@
     <w:p/>
     <w:p/>
     <w:p>
-      <w:r>
-        <w:rPr>
-          <w:rFonts w:hint="eastAsia"/>
-        </w:rPr>
-        <w:t xml:space="preserve">내가 만들어낸 모델이 내가 봐도 설득력이 있었을 때, </w:t>
-      </w:r>
-    </w:p>
-    <w:p>
-      <w:r>
-        <w:t xml:space="preserve">ex) </w:t>
-      </w:r>
-      <w:r>
-        <w:rPr>
-          <w:rFonts w:hint="eastAsia"/>
-        </w:rPr>
-        <w:t xml:space="preserve">주식 데이터 </w:t>
+      <w:pPr>
+        <w:rPr>
+          <w:rFonts w:hint="eastAsia"/>
+        </w:rPr>
+      </w:pPr>
+    </w:p>
+    <w:p>
+      <w:r>
+        <w:t xml:space="preserve">[선택] 3. 본인의 대표적인 개발 경험이나 희망 분야 관련 과제 성과, 활동 등을 가장 잘 보여줄 수 있는 </w:t>
       </w:r>
       <w:proofErr w:type="spellStart"/>
       <w:r>
-        <w:rPr>
-          <w:rFonts w:hint="eastAsia"/>
-        </w:rPr>
-        <w:t>클러스터링</w:t>
+        <w:t>Github</w:t>
       </w:r>
       <w:proofErr w:type="spellEnd"/>
-    </w:p>
-    <w:p/>
-    <w:p>
-      <w:r>
-        <w:rPr>
-          <w:rFonts w:hint="eastAsia"/>
-        </w:rPr>
-        <w:t>내가 기본 이론을 정말로 이해한 상태에서 바닥부터</w:t>
-      </w:r>
-      <w:r>
-        <w:rPr>
-          <w:rFonts w:hint="eastAsia"/>
-        </w:rPr>
-        <w:t xml:space="preserve"> 끝까지</w:t>
-      </w:r>
-      <w:r>
-        <w:rPr>
-          <w:rFonts w:hint="eastAsia"/>
-        </w:rPr>
-        <w:t xml:space="preserve"> 그 기술을 구현해 내었을 때, </w:t>
-      </w:r>
-    </w:p>
-    <w:p>
-      <w:r>
-        <w:rPr>
-          <w:rFonts w:hint="eastAsia"/>
-        </w:rPr>
-        <w:t>e</w:t>
-      </w:r>
-      <w:r>
-        <w:t xml:space="preserve">x) </w:t>
-      </w:r>
-      <w:r>
-        <w:rPr>
-          <w:rFonts w:hint="eastAsia"/>
-        </w:rPr>
-        <w:t>H</w:t>
-      </w:r>
-      <w:r>
-        <w:t>OG</w:t>
-      </w:r>
-    </w:p>
-    <w:p>
-      <w:r>
-        <w:rPr>
-          <w:rFonts w:hint="eastAsia"/>
-        </w:rPr>
-        <w:t>의심되는 지점이 하나도 없을 때까지 물어 뜯는 스타일이다.</w:t>
-      </w:r>
-    </w:p>
-    <w:p/>
-    <w:p>
-      <w:r>
-        <w:rPr>
-          <w:rFonts w:hint="eastAsia"/>
-        </w:rPr>
-        <w:t>이 기술이 많은 사람들을 끌어 당길 수 있는 동력을 가졌다고 느꼈을 때,</w:t>
-      </w:r>
-    </w:p>
-    <w:p>
-      <w:r>
-        <w:rPr>
-          <w:rFonts w:hint="eastAsia"/>
-        </w:rPr>
-        <w:t>나는 고민한다.</w:t>
-      </w:r>
-      <w:r>
-        <w:t xml:space="preserve"> </w:t>
+      <w:r>
+        <w:t>, 블로그 등의 URL을 작성하시거나 자료를 첨부하시고, 간단한 소개나 설명을 해 주세요. 공동 프로젝트였다면 본인의 역할을 명확히 써 주세요.</w:t>
+      </w:r>
+    </w:p>
+    <w:p>
+      <w:r>
+        <w:t xml:space="preserve">* 오픈소스 </w:t>
       </w:r>
       <w:proofErr w:type="spellStart"/>
       <w:r>
-        <w:rPr>
-          <w:rFonts w:hint="eastAsia"/>
-        </w:rPr>
-        <w:t>어떤게</w:t>
+        <w:t>컨트리뷰션</w:t>
       </w:r>
       <w:proofErr w:type="spellEnd"/>
       <w:r>
-        <w:rPr>
-          <w:rFonts w:hint="eastAsia"/>
-        </w:rPr>
-        <w:t xml:space="preserve"> 진정 사람들을 끌어 당길 수 있는 기술인지.</w:t>
-      </w:r>
-      <w:r>
-        <w:t xml:space="preserve"> </w:t>
-      </w:r>
-      <w:r>
-        <w:rPr>
-          <w:rFonts w:hint="eastAsia"/>
-        </w:rPr>
-        <w:t xml:space="preserve">그리고 내 생각에 </w:t>
-      </w:r>
-      <w:proofErr w:type="spellStart"/>
-      <w:r>
-        <w:rPr>
-          <w:rFonts w:hint="eastAsia"/>
-        </w:rPr>
-        <w:t>챗</w:t>
-      </w:r>
-      <w:proofErr w:type="spellEnd"/>
-      <w:r>
-        <w:rPr>
-          <w:rFonts w:hint="eastAsia"/>
-        </w:rPr>
-        <w:t xml:space="preserve"> </w:t>
-      </w:r>
-      <w:proofErr w:type="spellStart"/>
-      <w:r>
-        <w:rPr>
-          <w:rFonts w:hint="eastAsia"/>
-        </w:rPr>
-        <w:t>지피티</w:t>
-      </w:r>
-      <w:r>
-        <w:rPr>
-          <w:rFonts w:hint="eastAsia"/>
-        </w:rPr>
-        <w:t>는</w:t>
-      </w:r>
-      <w:proofErr w:type="spellEnd"/>
-      <w:r>
-        <w:rPr>
-          <w:rFonts w:hint="eastAsia"/>
-        </w:rPr>
-        <w:t xml:space="preserve"> 절반 정도의 성공을 거뒀다.</w:t>
-      </w:r>
-    </w:p>
-    <w:p/>
-    <w:p/>
-    <w:p/>
-    <w:p/>
-    <w:p/>
-    <w:p/>
-    <w:p/>
-    <w:p/>
-    <w:p/>
-    <w:p>
-      <w:r>
-        <w:t>[필수] 2. 가장 열정을 가지고 임했던 프로젝트(목표/과제 등)를 소개해 주시고, 해당 프로젝트의 수행 과정 및 결과에 대해 기재해 주세요.</w:t>
-      </w:r>
-    </w:p>
-    <w:p>
-      <w:r>
-        <w:t xml:space="preserve">* 지원 부문과 관련된, 어려웠거나 인상 깊었던 문제를 해결한 경험을 중심으로 작성해 주세요. </w:t>
-      </w:r>
-      <w:r>
-        <w:lastRenderedPageBreak/>
-        <w:t>(학교수업, 경진대회, 대외활동 등)</w:t>
-      </w:r>
-    </w:p>
-    <w:p>
-      <w:r>
-        <w:t>* 맞닥뜨린 문제를 ‘구체적’</w:t>
-      </w:r>
-      <w:proofErr w:type="spellStart"/>
-      <w:r>
-        <w:t>으로</w:t>
-      </w:r>
-      <w:proofErr w:type="spellEnd"/>
-      <w:r>
-        <w:t xml:space="preserve"> 기술하고, 본인의 접근 방법과 해결 과정, 그리고 실제 결과를 ‘상세히’ 기술해 주세요.</w:t>
-      </w:r>
-    </w:p>
-    <w:p>
-      <w:r>
-        <w:t xml:space="preserve">* 문제를 잘 해결했다면 그 경험에서 아쉬웠던 점 혹은 더 나은 방법은 </w:t>
-      </w:r>
-      <w:proofErr w:type="spellStart"/>
-      <w:r>
-        <w:t>없었을지에</w:t>
-      </w:r>
-      <w:proofErr w:type="spellEnd"/>
-      <w:r>
-        <w:t xml:space="preserve"> 대한 고민 과정을 함께 작성해 주세요.</w:t>
-      </w:r>
-    </w:p>
-    <w:p>
-      <w:r>
-        <w:t>* 해결하지 못한 경험이더라도 해결을 위해 얼마나 깊이 있게 고민을 했는지 그 과정에 대해 이야기 해 주세요.</w:t>
-      </w:r>
-    </w:p>
-    <w:p>
-      <w:r>
-        <w:rPr>
-          <w:rFonts w:hint="eastAsia"/>
-        </w:rPr>
-        <w:t>※</w:t>
-      </w:r>
-      <w:r>
-        <w:t xml:space="preserve"> 코드로 설명해 주셔도 좋습니다.</w:t>
-      </w:r>
-    </w:p>
-    <w:p/>
-    <w:p>
-      <w:r>
-        <w:rPr>
-          <w:rFonts w:hint="eastAsia"/>
-        </w:rPr>
-        <w:t>K</w:t>
-      </w:r>
-      <w:r>
-        <w:t xml:space="preserve">OSPI 200 </w:t>
-      </w:r>
-      <w:r>
-        <w:rPr>
-          <w:rFonts w:hint="eastAsia"/>
-        </w:rPr>
-        <w:t xml:space="preserve">종목들에 대한 </w:t>
-      </w:r>
-      <w:proofErr w:type="spellStart"/>
-      <w:r>
-        <w:rPr>
-          <w:rFonts w:hint="eastAsia"/>
-        </w:rPr>
-        <w:t>클러스터링</w:t>
-      </w:r>
-      <w:proofErr w:type="spellEnd"/>
-      <w:r>
-        <w:rPr>
-          <w:rFonts w:hint="eastAsia"/>
-        </w:rPr>
-        <w:t>.</w:t>
-      </w:r>
-    </w:p>
-    <w:p>
-      <w:r>
-        <w:rPr>
-          <w:rFonts w:hint="eastAsia"/>
-        </w:rPr>
-        <w:t xml:space="preserve">네이버와 카카오는 왜 </w:t>
-      </w:r>
-      <w:proofErr w:type="spellStart"/>
-      <w:r>
-        <w:rPr>
-          <w:rFonts w:hint="eastAsia"/>
-        </w:rPr>
-        <w:t>안묶일까</w:t>
-      </w:r>
-      <w:proofErr w:type="spellEnd"/>
-      <w:r>
-        <w:rPr>
-          <w:rFonts w:hint="eastAsia"/>
-        </w:rPr>
-        <w:t>?</w:t>
-      </w:r>
-    </w:p>
-    <w:p>
-      <w:r>
-        <w:rPr>
-          <w:rFonts w:hint="eastAsia"/>
-        </w:rPr>
-        <w:t>아니,</w:t>
-      </w:r>
-      <w:r>
-        <w:t xml:space="preserve"> </w:t>
-      </w:r>
-      <w:r>
-        <w:rPr>
-          <w:rFonts w:hint="eastAsia"/>
-        </w:rPr>
-        <w:t>묶여야만 하나?</w:t>
-      </w:r>
-    </w:p>
-    <w:p>
-      <w:r>
-        <w:rPr>
-          <w:rFonts w:hint="eastAsia"/>
-        </w:rPr>
-        <w:t>그러지 않음으로써 어떤 의미가 발생하지는 않았나?</w:t>
-      </w:r>
-    </w:p>
-    <w:p>
-      <w:proofErr w:type="spellStart"/>
-      <w:r>
-        <w:rPr>
-          <w:rFonts w:hint="eastAsia"/>
-        </w:rPr>
-        <w:t>전처리의</w:t>
-      </w:r>
-      <w:proofErr w:type="spellEnd"/>
-      <w:r>
-        <w:rPr>
-          <w:rFonts w:hint="eastAsia"/>
-        </w:rPr>
-        <w:t xml:space="preserve"> 중요성</w:t>
-      </w:r>
-    </w:p>
-    <w:p/>
-    <w:p/>
-    <w:p/>
-    <w:p/>
-    <w:p/>
-    <w:p/>
-    <w:p/>
-    <w:p/>
-    <w:p/>
-    <w:p/>
-    <w:p/>
-    <w:p>
-      <w:r>
-        <w:t xml:space="preserve">[선택] 3. 본인의 대표적인 개발 경험이나 희망 분야 관련 과제 성과, 활동 등을 가장 잘 보여줄 수 있는 </w:t>
-      </w:r>
-      <w:proofErr w:type="spellStart"/>
-      <w:r>
-        <w:t>Github</w:t>
-      </w:r>
-      <w:proofErr w:type="spellEnd"/>
-      <w:r>
-        <w:t xml:space="preserve">, 블로그 등의 URL을 작성하시거나 자료를 첨부하시고, 간단한 소개나 설명을 해 </w:t>
-      </w:r>
-      <w:r>
-        <w:lastRenderedPageBreak/>
-        <w:t>주세요. 공동 프로젝트였다면 본인의 역할을 명확히 써 주세요.</w:t>
-      </w:r>
-    </w:p>
-    <w:p>
-      <w:r>
-        <w:t xml:space="preserve">* 오픈소스 </w:t>
-      </w:r>
-      <w:proofErr w:type="spellStart"/>
-      <w:r>
-        <w:t>컨트리뷰션</w:t>
-      </w:r>
-      <w:proofErr w:type="spellEnd"/>
-      <w:r>
-        <w:t>, 프로젝트, 본인이 작성한 소스코드 등 (</w:t>
-      </w:r>
-      <w:proofErr w:type="spellStart"/>
-      <w:r>
-        <w:t>임시저장</w:t>
-      </w:r>
-      <w:proofErr w:type="spellEnd"/>
-      <w:r>
-        <w:t xml:space="preserve"> 후 복수 첨부 가능 / 최대 200MB)</w:t>
+        <w:t>, 프로젝트, 본인이 작성한 소스코드 등 (임시저장 후 복수 첨부 가능 / 최대 200MB)</w:t>
       </w:r>
     </w:p>
     <w:p>
@@ -842,7 +880,7 @@
 </file>
 
 <file path=word/styles.xml><?xml version="1.0" encoding="utf-8"?>
-<w:styles xmlns:mc="http://schemas.openxmlformats.org/markup-compatibility/2006" xmlns:r="http://schemas.openxmlformats.org/officeDocument/2006/relationships" xmlns:w="http://schemas.openxmlformats.org/wordprocessingml/2006/main" xmlns:w14="http://schemas.microsoft.com/office/word/2010/wordml" xmlns:w15="http://schemas.microsoft.com/office/word/2012/wordml" xmlns:w16se="http://schemas.microsoft.com/office/word/2015/wordml/symex" mc:Ignorable="w14 w15 w16se">
+<w:styles xmlns:mc="http://schemas.openxmlformats.org/markup-compatibility/2006" xmlns:r="http://schemas.openxmlformats.org/officeDocument/2006/relationships" xmlns:w="http://schemas.openxmlformats.org/wordprocessingml/2006/main" xmlns:w14="http://schemas.microsoft.com/office/word/2010/wordml" xmlns:w15="http://schemas.microsoft.com/office/word/2012/wordml" xmlns:w16cid="http://schemas.microsoft.com/office/word/2016/wordml/cid" xmlns:w16se="http://schemas.microsoft.com/office/word/2015/wordml/symex" mc:Ignorable="w14 w15 w16se w16cid">
   <w:docDefaults>
     <w:rPrDefault>
       <w:rPr>
@@ -859,7 +897,7 @@
       </w:pPr>
     </w:pPrDefault>
   </w:docDefaults>
-  <w:latentStyles w:defLockedState="0" w:defUIPriority="99" w:defSemiHidden="0" w:defUnhideWhenUsed="0" w:defQFormat="0" w:count="371">
+  <w:latentStyles w:defLockedState="0" w:defUIPriority="99" w:defSemiHidden="0" w:defUnhideWhenUsed="0" w:defQFormat="0" w:count="375">
     <w:lsdException w:name="Normal" w:uiPriority="0" w:qFormat="1"/>
     <w:lsdException w:name="heading 1" w:uiPriority="9" w:qFormat="1"/>
     <w:lsdException w:name="heading 2" w:semiHidden="1" w:uiPriority="9" w:unhideWhenUsed="1" w:qFormat="1"/>
@@ -1231,6 +1269,10 @@
     <w:lsdException w:name="List Table 5 Dark Accent 6" w:uiPriority="50"/>
     <w:lsdException w:name="List Table 6 Colorful Accent 6" w:uiPriority="51"/>
     <w:lsdException w:name="List Table 7 Colorful Accent 6" w:uiPriority="52"/>
+    <w:lsdException w:name="Mention" w:semiHidden="1" w:unhideWhenUsed="1"/>
+    <w:lsdException w:name="Smart Hyperlink" w:semiHidden="1" w:unhideWhenUsed="1"/>
+    <w:lsdException w:name="Hashtag" w:semiHidden="1" w:unhideWhenUsed="1"/>
+    <w:lsdException w:name="Unresolved Mention" w:semiHidden="1" w:unhideWhenUsed="1"/>
   </w:latentStyles>
   <w:style w:type="paragraph" w:default="1" w:styleId="a">
     <w:name w:val="Normal"/>

--- a/네이버 자소서.docx
+++ b/네이버 자소서.docx
@@ -59,34 +59,16 @@
         <w:rPr>
           <w:rFonts w:hint="eastAsia"/>
         </w:rPr>
-        <w:t>그것이 얼마나 많은 사람들에게 어필</w:t>
-      </w:r>
-      <w:r>
-        <w:rPr>
-          <w:rFonts w:hint="eastAsia"/>
-        </w:rPr>
-        <w:t>할 수 있을</w:t>
-      </w:r>
-      <w:r>
-        <w:rPr>
-          <w:rFonts w:hint="eastAsia"/>
-        </w:rPr>
-        <w:t>지 고민합니다.</w:t>
-      </w:r>
-      <w:r>
-        <w:t xml:space="preserve"> </w:t>
-      </w:r>
-      <w:r>
-        <w:rPr>
-          <w:rFonts w:hint="eastAsia"/>
-        </w:rPr>
-        <w:t>개발자의 생각과 예상 경험은 사용자의 실제 경험과 괴리가 있</w:t>
-      </w:r>
-      <w:r>
-        <w:rPr>
-          <w:rFonts w:hint="eastAsia"/>
-        </w:rPr>
-        <w:t>을 때가 많습니다.</w:t>
+        <w:t>그것이 얼마나 많은 사람들에게 어필할 수 있을지 고민합니다.</w:t>
+      </w:r>
+      <w:r>
+        <w:t xml:space="preserve"> </w:t>
+      </w:r>
+      <w:r>
+        <w:rPr>
+          <w:rFonts w:hint="eastAsia"/>
+        </w:rPr>
+        <w:t>개발자의 생각과 예상 경험은 사용자의 실제 경험과 괴리가 있을 때가 많습니다.</w:t>
       </w:r>
       <w:r>
         <w:t xml:space="preserve"> </w:t>
@@ -639,11 +621,425 @@
       <w:r>
         <w:t>* 해결하지 못한 경험이더라도 해결을 위해 얼마나 깊이 있게 고민을 했는지 그 과정에 대해 이야기 해 주세요.</w:t>
       </w:r>
-      <w:bookmarkStart w:id="0" w:name="_GoBack"/>
-      <w:bookmarkEnd w:id="0"/>
     </w:p>
     <w:p/>
     <w:p>
+      <w:r>
+        <w:rPr>
+          <w:rFonts w:hint="eastAsia"/>
+        </w:rPr>
+        <w:t xml:space="preserve"> 앞에서 언급한 </w:t>
+      </w:r>
+      <w:r>
+        <w:t xml:space="preserve">KOSPI 200 </w:t>
+      </w:r>
+      <w:r>
+        <w:rPr>
+          <w:rFonts w:hint="eastAsia"/>
+        </w:rPr>
+        <w:t>종목들에 대한 클러스터링 프로젝트는 상장된 종목의 기술 보고서,</w:t>
+      </w:r>
+      <w:r>
+        <w:t xml:space="preserve"> </w:t>
+      </w:r>
+      <w:r>
+        <w:rPr>
+          <w:rFonts w:hint="eastAsia"/>
+        </w:rPr>
+        <w:t xml:space="preserve">즉 자연어 데이터와 시계열의 형태를 띤 </w:t>
+      </w:r>
+      <w:r>
+        <w:t>1</w:t>
+      </w:r>
+      <w:r>
+        <w:rPr>
+          <w:rFonts w:hint="eastAsia"/>
+        </w:rPr>
+        <w:t>년간의 주가 변동 데이터,</w:t>
+      </w:r>
+      <w:r>
+        <w:t xml:space="preserve"> </w:t>
+      </w:r>
+      <w:r>
+        <w:rPr>
+          <w:rFonts w:hint="eastAsia"/>
+        </w:rPr>
+        <w:t>마지막으로 재무 재표</w:t>
+      </w:r>
+      <w:r>
+        <w:rPr>
+          <w:rFonts w:hint="eastAsia"/>
+        </w:rPr>
+        <w:t xml:space="preserve"> 상의 수치,</w:t>
+      </w:r>
+      <w:r>
+        <w:t xml:space="preserve"> </w:t>
+      </w:r>
+      <w:r>
+        <w:rPr>
+          <w:rFonts w:hint="eastAsia"/>
+        </w:rPr>
+        <w:t>범주형 데이터 들을 이용해 새로운 분류 체계를 만들겠다는 목표로 시작되었습니다.</w:t>
+      </w:r>
+    </w:p>
+    <w:p>
+      <w:r>
+        <w:rPr>
+          <w:rFonts w:hint="eastAsia"/>
+        </w:rPr>
+        <w:t xml:space="preserve"> 자연어 처리 부분에서는 생성된</w:t>
+      </w:r>
+      <w:r>
+        <w:t xml:space="preserve"> ((</w:t>
+      </w:r>
+      <w:proofErr w:type="spellStart"/>
+      <w:r>
+        <w:rPr>
+          <w:rFonts w:hint="eastAsia"/>
+        </w:rPr>
+        <w:t>단어풀</w:t>
+      </w:r>
+      <w:proofErr w:type="spellEnd"/>
+      <w:r>
+        <w:rPr>
+          <w:rFonts w:hint="eastAsia"/>
+        </w:rPr>
+        <w:t>)</w:t>
+      </w:r>
+      <w:r>
+        <w:t>)</w:t>
+      </w:r>
+      <w:r>
+        <w:rPr>
+          <w:rFonts w:hint="eastAsia"/>
+        </w:rPr>
+        <w:t>에서 필요 없는 단어를 선택해 제외하는</w:t>
+      </w:r>
+      <w:r>
+        <w:t xml:space="preserve"> </w:t>
+      </w:r>
+      <w:proofErr w:type="spellStart"/>
+      <w:r>
+        <w:t>Stopwords</w:t>
+      </w:r>
+      <w:proofErr w:type="spellEnd"/>
+      <w:r>
+        <w:t xml:space="preserve"> </w:t>
+      </w:r>
+      <w:r>
+        <w:rPr>
+          <w:rFonts w:hint="eastAsia"/>
+        </w:rPr>
+        <w:t>선별작업이 까다로웠습니다.</w:t>
+      </w:r>
+      <w:r>
+        <w:t xml:space="preserve"> </w:t>
+      </w:r>
+      <w:r>
+        <w:rPr>
+          <w:rFonts w:hint="eastAsia"/>
+        </w:rPr>
+        <w:t>수많은 단어들 중에 의미를 가질 정도로 자주 등장하지만,</w:t>
+      </w:r>
+      <w:r>
+        <w:t xml:space="preserve"> </w:t>
+      </w:r>
+      <w:r>
+        <w:rPr>
+          <w:rFonts w:hint="eastAsia"/>
+        </w:rPr>
+        <w:t>군집</w:t>
+      </w:r>
+      <w:r>
+        <w:rPr>
+          <w:rFonts w:hint="eastAsia"/>
+        </w:rPr>
+        <w:t xml:space="preserve">을 </w:t>
+      </w:r>
+      <w:proofErr w:type="spellStart"/>
+      <w:r>
+        <w:rPr>
+          <w:rFonts w:hint="eastAsia"/>
+        </w:rPr>
+        <w:t>구분짓기에는</w:t>
+      </w:r>
+      <w:proofErr w:type="spellEnd"/>
+      <w:r>
+        <w:rPr>
+          <w:rFonts w:hint="eastAsia"/>
+        </w:rPr>
+        <w:t xml:space="preserve"> 무의미한 단어들을 선별하였습니다.</w:t>
+      </w:r>
+      <w:r>
+        <w:t xml:space="preserve"> </w:t>
+      </w:r>
+      <w:r>
+        <w:rPr>
+          <w:rFonts w:hint="eastAsia"/>
+        </w:rPr>
+        <w:t>이 과정에서 단어의 등장 빈도수를 이용해 수치적으로 단어를 선별하는 것은 직관적이지 않았기에,</w:t>
+      </w:r>
+      <w:r>
+        <w:t xml:space="preserve"> </w:t>
+      </w:r>
+      <w:r>
+        <w:rPr>
+          <w:rFonts w:hint="eastAsia"/>
+        </w:rPr>
+        <w:t>저와 팀원들은 계속해서 꾸준히 (</w:t>
+      </w:r>
+      <w:r>
+        <w:t>(</w:t>
+      </w:r>
+      <w:proofErr w:type="spellStart"/>
+      <w:r>
+        <w:rPr>
+          <w:rFonts w:hint="eastAsia"/>
+        </w:rPr>
+        <w:t>단어풀</w:t>
+      </w:r>
+      <w:proofErr w:type="spellEnd"/>
+      <w:r>
+        <w:rPr>
+          <w:rFonts w:hint="eastAsia"/>
+        </w:rPr>
+        <w:t xml:space="preserve">))을 관찰하면서 </w:t>
+      </w:r>
+      <w:proofErr w:type="spellStart"/>
+      <w:r>
+        <w:rPr>
+          <w:rFonts w:hint="eastAsia"/>
+        </w:rPr>
+        <w:t>필요없는</w:t>
+      </w:r>
+      <w:proofErr w:type="spellEnd"/>
+      <w:r>
+        <w:rPr>
+          <w:rFonts w:hint="eastAsia"/>
+        </w:rPr>
+        <w:t xml:space="preserve"> 단어들을 직접 하나씩 제외해 나가는 과정을 거쳤습니다.</w:t>
+      </w:r>
+    </w:p>
+    <w:p>
+      <w:r>
+        <w:rPr>
+          <w:rFonts w:hint="eastAsia"/>
+        </w:rPr>
+        <w:t xml:space="preserve"> 주가 데이터에서는,</w:t>
+      </w:r>
+      <w:r>
+        <w:t xml:space="preserve"> </w:t>
+      </w:r>
+      <w:r>
+        <w:rPr>
+          <w:rFonts w:hint="eastAsia"/>
+        </w:rPr>
+        <w:t>시계열 데이터를 처음 다루어 보았기 때문에,</w:t>
+      </w:r>
+      <w:r>
+        <w:t xml:space="preserve"> </w:t>
+      </w:r>
+      <w:proofErr w:type="spellStart"/>
+      <w:r>
+        <w:rPr>
+          <w:rFonts w:hint="eastAsia"/>
+        </w:rPr>
+        <w:t>전처리</w:t>
+      </w:r>
+      <w:proofErr w:type="spellEnd"/>
+      <w:r>
+        <w:rPr>
+          <w:rFonts w:hint="eastAsia"/>
+        </w:rPr>
+        <w:t xml:space="preserve"> 과정에서 어려움을 겪었습니다.</w:t>
+      </w:r>
+      <w:r>
+        <w:t xml:space="preserve"> </w:t>
+      </w:r>
+      <w:r>
+        <w:rPr>
+          <w:rFonts w:hint="eastAsia"/>
+        </w:rPr>
+        <w:t xml:space="preserve">주가의 </w:t>
+      </w:r>
+      <w:r>
+        <w:t>Scale</w:t>
+      </w:r>
+      <w:r>
+        <w:rPr>
+          <w:rFonts w:hint="eastAsia"/>
+        </w:rPr>
+        <w:t xml:space="preserve">이 </w:t>
+      </w:r>
+      <w:proofErr w:type="spellStart"/>
+      <w:r>
+        <w:rPr>
+          <w:rFonts w:hint="eastAsia"/>
+        </w:rPr>
+        <w:t>제각각이고</w:t>
+      </w:r>
+      <w:proofErr w:type="spellEnd"/>
+      <w:r>
+        <w:rPr>
+          <w:rFonts w:hint="eastAsia"/>
+        </w:rPr>
+        <w:t>,</w:t>
+      </w:r>
+      <w:r>
+        <w:t xml:space="preserve"> </w:t>
+      </w:r>
+      <w:r>
+        <w:rPr>
+          <w:rFonts w:hint="eastAsia"/>
+        </w:rPr>
+        <w:t>영업일에만 데이터가 있어 금요일에서 월요일로 넘어가는 과정에서 급격한 변화가 보이기도 했습니다.</w:t>
+      </w:r>
+      <w:r>
+        <w:t xml:space="preserve"> </w:t>
+      </w:r>
+      <w:r>
+        <w:rPr>
+          <w:rFonts w:hint="eastAsia"/>
+        </w:rPr>
+        <w:t xml:space="preserve">최초에는 각 종목들의 </w:t>
+      </w:r>
+      <w:r>
+        <w:t>3</w:t>
+      </w:r>
+      <w:r>
+        <w:rPr>
+          <w:rFonts w:hint="eastAsia"/>
+        </w:rPr>
+        <w:t xml:space="preserve">가지 대분류 </w:t>
+      </w:r>
+      <w:r>
+        <w:t>Featur</w:t>
+      </w:r>
+      <w:r>
+        <w:rPr>
+          <w:rFonts w:hint="eastAsia"/>
+        </w:rPr>
+        <w:t xml:space="preserve">e를 모두 한 줄로 모아 클러스터링을 해야 한다 </w:t>
+      </w:r>
+      <w:proofErr w:type="spellStart"/>
+      <w:r>
+        <w:rPr>
+          <w:rFonts w:hint="eastAsia"/>
+        </w:rPr>
+        <w:t>생각했었지만</w:t>
+      </w:r>
+      <w:proofErr w:type="spellEnd"/>
+      <w:r>
+        <w:rPr>
+          <w:rFonts w:hint="eastAsia"/>
+        </w:rPr>
+        <w:t>,</w:t>
+      </w:r>
+      <w:r>
+        <w:t xml:space="preserve"> </w:t>
+      </w:r>
+      <w:r>
+        <w:rPr>
+          <w:rFonts w:hint="eastAsia"/>
+        </w:rPr>
+        <w:t xml:space="preserve">시계열 데이터의 </w:t>
+      </w:r>
+      <w:r>
+        <w:t>Column</w:t>
+      </w:r>
+      <w:r>
+        <w:rPr>
+          <w:rFonts w:hint="eastAsia"/>
+        </w:rPr>
+        <w:t>에는 순서가 의미가 있다고 생각해 따로 분리해야 한다고 생각을 바꾸게 되었습니다.</w:t>
+      </w:r>
+      <w:r>
+        <w:t xml:space="preserve"> </w:t>
+      </w:r>
+      <w:r>
+        <w:rPr>
+          <w:rFonts w:hint="eastAsia"/>
+        </w:rPr>
+        <w:t xml:space="preserve">결과적으로 주가 그래프들을 </w:t>
+      </w:r>
+      <w:proofErr w:type="spellStart"/>
+      <w:r>
+        <w:rPr>
+          <w:rFonts w:hint="eastAsia"/>
+        </w:rPr>
+        <w:t>겹쳐놓았을</w:t>
+      </w:r>
+      <w:proofErr w:type="spellEnd"/>
+      <w:r>
+        <w:rPr>
+          <w:rFonts w:hint="eastAsia"/>
+        </w:rPr>
+        <w:t xml:space="preserve"> 때 시각적으로 유사하다 생</w:t>
+      </w:r>
+      <w:bookmarkStart w:id="0" w:name="_GoBack"/>
+      <w:bookmarkEnd w:id="0"/>
+      <w:r>
+        <w:rPr>
+          <w:rFonts w:hint="eastAsia"/>
+        </w:rPr>
+        <w:t>각이 든 방식을 선택했고,</w:t>
+      </w:r>
+      <w:r>
+        <w:t xml:space="preserve"> </w:t>
+      </w:r>
+      <w:r>
+        <w:rPr>
+          <w:rFonts w:hint="eastAsia"/>
+        </w:rPr>
+        <w:t>각 종목마다의 평균,</w:t>
+      </w:r>
+      <w:r>
+        <w:t xml:space="preserve"> </w:t>
+      </w:r>
+      <w:r>
+        <w:rPr>
+          <w:rFonts w:hint="eastAsia"/>
+        </w:rPr>
+        <w:t xml:space="preserve">표준편차를 이용한 </w:t>
+      </w:r>
+      <w:r>
+        <w:t>Z-</w:t>
+      </w:r>
+      <w:r>
+        <w:rPr>
+          <w:rFonts w:hint="eastAsia"/>
+        </w:rPr>
+        <w:t>정규화</w:t>
+      </w:r>
+      <w:r>
+        <w:t xml:space="preserve">를 </w:t>
+      </w:r>
+      <w:r>
+        <w:rPr>
+          <w:rFonts w:hint="eastAsia"/>
+        </w:rPr>
+        <w:t>사용하게 되었습니다.</w:t>
+      </w:r>
+      <w:r>
+        <w:t xml:space="preserve"> </w:t>
+      </w:r>
+      <w:r>
+        <w:rPr>
+          <w:rFonts w:hint="eastAsia"/>
+        </w:rPr>
+        <w:t>결과적으로 군집화 결과는 그럴듯하였지만,</w:t>
+      </w:r>
+      <w:r>
+        <w:t xml:space="preserve"> </w:t>
+      </w:r>
+      <w:r>
+        <w:rPr>
+          <w:rFonts w:hint="eastAsia"/>
+        </w:rPr>
+        <w:t>금-월요일의 변동이나 주가의 절대적인 양에 대한 고려가 무시되었다는 여러 아쉬운 점을 남기게 되었습니다.</w:t>
+      </w:r>
+    </w:p>
+    <w:p>
       <w:pPr>
         <w:rPr>
           <w:rFonts w:hint="eastAsia"/>
@@ -653,163 +1049,285 @@
         <w:rPr>
           <w:rFonts w:hint="eastAsia"/>
         </w:rPr>
-        <w:t xml:space="preserve"> 앞에서 언급한 </w:t>
-      </w:r>
-      <w:r>
-        <w:t xml:space="preserve">KOSPI 200 </w:t>
-      </w:r>
-      <w:r>
-        <w:rPr>
-          <w:rFonts w:hint="eastAsia"/>
-        </w:rPr>
-        <w:t>종목들에 대한 클러스터링 프로젝트는 상장된 종목의 기술 보고서,</w:t>
-      </w:r>
-      <w:r>
-        <w:t xml:space="preserve"> </w:t>
-      </w:r>
-      <w:r>
-        <w:rPr>
-          <w:rFonts w:hint="eastAsia"/>
-        </w:rPr>
-        <w:t xml:space="preserve">즉 자연어 데이터와 시계열의 형태를 띤 </w:t>
-      </w:r>
-      <w:r>
-        <w:t>1</w:t>
-      </w:r>
-      <w:r>
-        <w:rPr>
-          <w:rFonts w:hint="eastAsia"/>
-        </w:rPr>
-        <w:t>년간의 주가 변동 데이터,</w:t>
-      </w:r>
-      <w:r>
-        <w:t xml:space="preserve"> </w:t>
-      </w:r>
-      <w:r>
-        <w:rPr>
-          <w:rFonts w:hint="eastAsia"/>
-        </w:rPr>
-        <w:t xml:space="preserve">마지막으로 재무 재표상의 </w:t>
+        <w:t xml:space="preserve"> 마지막으로 재무 재표 데이터는 </w:t>
+      </w:r>
+      <w:proofErr w:type="spellStart"/>
+      <w:r>
+        <w:rPr>
+          <w:rFonts w:hint="eastAsia"/>
+        </w:rPr>
+        <w:t>결측값이</w:t>
+      </w:r>
+      <w:proofErr w:type="spellEnd"/>
+      <w:r>
+        <w:rPr>
+          <w:rFonts w:hint="eastAsia"/>
+        </w:rPr>
+        <w:t xml:space="preserve"> 많아서 값을 계산해 채워 넣었고,</w:t>
+      </w:r>
+      <w:r>
+        <w:t xml:space="preserve"> </w:t>
+      </w:r>
+      <w:r>
+        <w:rPr>
+          <w:rFonts w:hint="eastAsia"/>
+        </w:rPr>
+        <w:t>계산이 불가능한 항목이 있는 종목에 대해서는 표본에서 제외했습니다.</w:t>
+      </w:r>
+      <w:r>
+        <w:t xml:space="preserve"> KOSPI</w:t>
+      </w:r>
+      <w:proofErr w:type="gramStart"/>
+      <w:r>
+        <w:t>200 에</w:t>
+      </w:r>
+      <w:proofErr w:type="gramEnd"/>
+      <w:r>
+        <w:t xml:space="preserve"> </w:t>
+      </w:r>
+      <w:r>
+        <w:rPr>
+          <w:rFonts w:hint="eastAsia"/>
+        </w:rPr>
+        <w:t>상장되어 있는 종목들이 대부분 대기업이다 보니 다행히 제외된 표본이 많지는 않았습니다.</w:t>
+      </w:r>
+      <w:r>
+        <w:t xml:space="preserve"> </w:t>
+      </w:r>
+      <w:r>
+        <w:rPr>
+          <w:rFonts w:hint="eastAsia"/>
+        </w:rPr>
+        <w:t>이때 저는 데이터 수집의 중요성을 한번 더 느낄 수 있었습니다.</w:t>
       </w:r>
     </w:p>
     <w:p>
       <w:pPr>
         <w:ind w:firstLineChars="100" w:firstLine="200"/>
-        <w:rPr>
-          <w:rFonts w:hint="eastAsia"/>
-        </w:rPr>
       </w:pPr>
       <w:r>
         <w:rPr>
           <w:rFonts w:hint="eastAsia"/>
         </w:rPr>
-        <w:t>데이터 분석가는,</w:t>
-      </w:r>
-      <w:r>
-        <w:t xml:space="preserve"> </w:t>
-      </w:r>
-      <w:r>
-        <w:rPr>
-          <w:rFonts w:hint="eastAsia"/>
-        </w:rPr>
-        <w:t>필요한 데이터의 수집에서 결과물의 시현까지의 모든 과정에 직접 참여하지는 못하더라도, 어떤 데이터가 수집되어 있는지,</w:t>
-      </w:r>
-      <w:r>
-        <w:t xml:space="preserve"> </w:t>
-      </w:r>
-      <w:r>
-        <w:rPr>
-          <w:rFonts w:hint="eastAsia"/>
-        </w:rPr>
-        <w:t>어떤 데이터가 필요한지,</w:t>
-      </w:r>
-      <w:r>
-        <w:t xml:space="preserve"> </w:t>
-      </w:r>
-      <w:r>
-        <w:rPr>
-          <w:rFonts w:hint="eastAsia"/>
-        </w:rPr>
-        <w:t>이 기술이 알기 쉽게 사용자에게 전달되기 위해서는 어떤 시각화가 필요할지 등에 대해 관심을 가져야 한다고 생각합니다.</w:t>
+        <w:t xml:space="preserve">중간 평가에서 좋은 결과를 얻었던 것에 </w:t>
+      </w:r>
+      <w:r>
+        <w:rPr>
+          <w:rFonts w:hint="eastAsia"/>
+        </w:rPr>
+        <w:t>비</w:t>
+      </w:r>
+      <w:r>
+        <w:rPr>
+          <w:rFonts w:hint="eastAsia"/>
+        </w:rPr>
+        <w:t>해 최종 평가는 그리 좋지 않았습니다.</w:t>
+      </w:r>
+      <w:r>
+        <w:t xml:space="preserve"> </w:t>
+      </w:r>
+      <w:r>
+        <w:rPr>
+          <w:rFonts w:hint="eastAsia"/>
+        </w:rPr>
+        <w:t xml:space="preserve">사람들은 </w:t>
+      </w:r>
+      <w:r>
+        <w:rPr>
+          <w:rFonts w:hint="eastAsia"/>
+        </w:rPr>
+        <w:t>단</w:t>
+      </w:r>
+      <w:r>
+        <w:rPr>
+          <w:rFonts w:hint="eastAsia"/>
+        </w:rPr>
+        <w:lastRenderedPageBreak/>
+        <w:t xml:space="preserve">순한 군집화 결과 보다는 그를 이용한 실제 투자 </w:t>
+      </w:r>
+      <w:r>
+        <w:rPr>
+          <w:rFonts w:hint="eastAsia"/>
+        </w:rPr>
+        <w:t xml:space="preserve">방법과 모의 투자 시뮬레이션 </w:t>
+      </w:r>
+      <w:r>
+        <w:rPr>
+          <w:rFonts w:hint="eastAsia"/>
+        </w:rPr>
+        <w:t>결과</w:t>
+      </w:r>
+      <w:r>
+        <w:rPr>
+          <w:rFonts w:hint="eastAsia"/>
+        </w:rPr>
+        <w:t xml:space="preserve"> 같은 것들을</w:t>
+      </w:r>
+      <w:r>
+        <w:rPr>
+          <w:rFonts w:hint="eastAsia"/>
+        </w:rPr>
+        <w:t xml:space="preserve"> </w:t>
+      </w:r>
+      <w:r>
+        <w:rPr>
+          <w:rFonts w:hint="eastAsia"/>
+        </w:rPr>
+        <w:t xml:space="preserve">더 </w:t>
+      </w:r>
+      <w:proofErr w:type="gramStart"/>
+      <w:r>
+        <w:rPr>
+          <w:rFonts w:hint="eastAsia"/>
+        </w:rPr>
+        <w:t>궁금해 했습니다</w:t>
+      </w:r>
+      <w:proofErr w:type="gramEnd"/>
+      <w:r>
+        <w:rPr>
+          <w:rFonts w:hint="eastAsia"/>
+        </w:rPr>
+        <w:t>.</w:t>
+      </w:r>
+      <w:r>
+        <w:t xml:space="preserve"> </w:t>
+      </w:r>
+      <w:r>
+        <w:rPr>
+          <w:rFonts w:hint="eastAsia"/>
+        </w:rPr>
+        <w:t>모델이 만든</w:t>
+      </w:r>
+      <w:r>
+        <w:t xml:space="preserve"> 1</w:t>
+      </w:r>
+      <w:r>
+        <w:rPr>
+          <w:rFonts w:hint="eastAsia"/>
+        </w:rPr>
+        <w:t>차적인 결과에 저는 만족했지만,</w:t>
+      </w:r>
+      <w:r>
+        <w:t xml:space="preserve"> </w:t>
+      </w:r>
+      <w:r>
+        <w:rPr>
+          <w:rFonts w:hint="eastAsia"/>
+        </w:rPr>
+        <w:t>사람들의 관심은 다른 곳에 있었습니다.</w:t>
+      </w:r>
+      <w:r>
+        <w:t xml:space="preserve"> </w:t>
+      </w:r>
+      <w:r>
+        <w:rPr>
+          <w:rFonts w:hint="eastAsia"/>
+        </w:rPr>
+        <w:t>그 때 저는 설득력 있는 군집화가 아닌,</w:t>
+      </w:r>
+      <w:r>
+        <w:t xml:space="preserve"> </w:t>
+      </w:r>
+      <w:r>
+        <w:rPr>
+          <w:rFonts w:hint="eastAsia"/>
+        </w:rPr>
+        <w:t>이 데이터 분석이 가져올 실질적인 의의와 적용 가능성을 목표에 두어야 한다는 것을 배울 수 있었습니다.</w:t>
       </w:r>
     </w:p>
     <w:p>
       <w:pPr>
+        <w:ind w:firstLineChars="100" w:firstLine="200"/>
         <w:rPr>
           <w:rFonts w:hint="eastAsia"/>
         </w:rPr>
       </w:pPr>
-    </w:p>
-    <w:p>
-      <w:r>
-        <w:rPr>
-          <w:rFonts w:hint="eastAsia"/>
-        </w:rPr>
-        <w:t>K</w:t>
-      </w:r>
-      <w:r>
-        <w:t xml:space="preserve">OSPI 200 </w:t>
-      </w:r>
-      <w:r>
-        <w:rPr>
-          <w:rFonts w:hint="eastAsia"/>
-        </w:rPr>
-        <w:t>종목들에 대한 클러스터링.</w:t>
-      </w:r>
-    </w:p>
-    <w:p>
-      <w:r>
-        <w:rPr>
-          <w:rFonts w:hint="eastAsia"/>
-        </w:rPr>
-        <w:t xml:space="preserve">네이버와 카카오는 왜 </w:t>
-      </w:r>
-      <w:proofErr w:type="spellStart"/>
-      <w:r>
-        <w:rPr>
-          <w:rFonts w:hint="eastAsia"/>
-        </w:rPr>
-        <w:t>안묶일까</w:t>
-      </w:r>
-      <w:proofErr w:type="spellEnd"/>
-      <w:r>
-        <w:rPr>
-          <w:rFonts w:hint="eastAsia"/>
-        </w:rPr>
-        <w:t>?</w:t>
-      </w:r>
-    </w:p>
-    <w:p>
-      <w:r>
-        <w:rPr>
-          <w:rFonts w:hint="eastAsia"/>
-        </w:rPr>
-        <w:t>아니,</w:t>
-      </w:r>
-      <w:r>
-        <w:t xml:space="preserve"> </w:t>
-      </w:r>
-      <w:r>
-        <w:rPr>
-          <w:rFonts w:hint="eastAsia"/>
-        </w:rPr>
-        <w:t>묶여야만 하나?</w:t>
-      </w:r>
-    </w:p>
-    <w:p>
-      <w:r>
-        <w:rPr>
-          <w:rFonts w:hint="eastAsia"/>
-        </w:rPr>
-        <w:t>그러지 않음으로써 어떤 의미가 발생하지는 않았나?</w:t>
-      </w:r>
-    </w:p>
-    <w:p>
-      <w:r>
-        <w:rPr>
-          <w:rFonts w:hint="eastAsia"/>
-        </w:rPr>
-        <w:t>전처리의 중요성</w:t>
+      <w:r>
+        <w:rPr>
+          <w:rFonts w:hint="eastAsia"/>
+        </w:rPr>
+        <w:t>이때부터 저는</w:t>
+      </w:r>
+      <w:r>
+        <w:t xml:space="preserve">, </w:t>
+      </w:r>
+      <w:r>
+        <w:rPr>
+          <w:rFonts w:hint="eastAsia"/>
+        </w:rPr>
+        <w:t>단순 기술</w:t>
+      </w:r>
+      <w:r>
+        <w:t xml:space="preserve"> </w:t>
+      </w:r>
+      <w:r>
+        <w:rPr>
+          <w:rFonts w:hint="eastAsia"/>
+        </w:rPr>
+        <w:t>자체만이 아닌,</w:t>
+      </w:r>
+      <w:r>
+        <w:t xml:space="preserve"> </w:t>
+      </w:r>
+      <w:r>
+        <w:rPr>
+          <w:rFonts w:hint="eastAsia"/>
+        </w:rPr>
+        <w:t xml:space="preserve">필요한 데이터의 수집에서 결과물의 </w:t>
+      </w:r>
+      <w:r>
+        <w:rPr>
+          <w:rFonts w:hint="eastAsia"/>
+        </w:rPr>
+        <w:t>시현</w:t>
+      </w:r>
+      <w:r>
+        <w:rPr>
+          <w:rFonts w:hint="eastAsia"/>
+        </w:rPr>
+        <w:t>에도 관심을 갖기 시작했습니다.</w:t>
+      </w:r>
+      <w:r>
+        <w:t xml:space="preserve"> </w:t>
+      </w:r>
+      <w:r>
+        <w:rPr>
+          <w:rFonts w:hint="eastAsia"/>
+        </w:rPr>
+        <w:t>어떤 데이터가 수집되어 있는지,</w:t>
+      </w:r>
+      <w:r>
+        <w:t xml:space="preserve"> </w:t>
+      </w:r>
+      <w:r>
+        <w:rPr>
+          <w:rFonts w:hint="eastAsia"/>
+        </w:rPr>
+        <w:t>어떤 데이터가 필요한지,</w:t>
+      </w:r>
+      <w:r>
+        <w:t xml:space="preserve"> </w:t>
+      </w:r>
+      <w:r>
+        <w:rPr>
+          <w:rFonts w:hint="eastAsia"/>
+        </w:rPr>
+        <w:t xml:space="preserve">이 기술이 알기 쉽게 사용자에게 전달되기 위해서는 어떤 시각화가 필요할지 등에 대해 관심을 </w:t>
+      </w:r>
+      <w:r>
+        <w:rPr>
+          <w:rFonts w:hint="eastAsia"/>
+        </w:rPr>
+        <w:t>가지게 되었고,</w:t>
+      </w:r>
+      <w:r>
+        <w:t xml:space="preserve"> SSAFY</w:t>
+      </w:r>
+      <w:r>
+        <w:rPr>
+          <w:rFonts w:hint="eastAsia"/>
+        </w:rPr>
+        <w:t>에 지원해 공부하게 되었습니다.</w:t>
       </w:r>
     </w:p>
     <w:p/>
@@ -820,13 +1338,6 @@
     <w:p/>
     <w:p/>
     <w:p/>
-    <w:p>
-      <w:pPr>
-        <w:rPr>
-          <w:rFonts w:hint="eastAsia"/>
-        </w:rPr>
-      </w:pPr>
-    </w:p>
     <w:p>
       <w:r>
         <w:t xml:space="preserve">[선택] 3. 본인의 대표적인 개발 경험이나 희망 분야 관련 과제 성과, 활동 등을 가장 잘 보여줄 수 있는 </w:t>

--- a/네이버 자소서.docx
+++ b/네이버 자소서.docx
@@ -35,15 +35,6 @@
         <w:rPr>
           <w:rFonts w:hint="eastAsia"/>
         </w:rPr>
-        <w:t>관심을 갖게 된 계기:</w:t>
-      </w:r>
-    </w:p>
-    <w:p/>
-    <w:p>
-      <w:r>
-        <w:rPr>
-          <w:rFonts w:hint="eastAsia"/>
-        </w:rPr>
         <w:t xml:space="preserve"> </w:t>
       </w:r>
       <w:r>
@@ -577,49 +568,21 @@
     <w:p/>
     <w:p/>
     <w:p/>
+    <w:p/>
     <w:p>
-      <w:r>
-        <w:lastRenderedPageBreak/>
-        <w:t xml:space="preserve"> </w:t>
-      </w:r>
-      <w:r>
-        <w:t>[필수] 2. 가장 열정을 가지고 임했던 프로젝트(목표/과제 등)를 소개해 주시고, 해당 프로젝트의 수행 과정 및 결과에 대해 기재해 주세요.</w:t>
-      </w:r>
+      <w:pPr>
+        <w:rPr>
+          <w:rFonts w:hint="eastAsia"/>
+        </w:rPr>
+      </w:pPr>
     </w:p>
     <w:p>
       <w:r>
-        <w:t>* 지원 부문과 관련된, 어려웠거나 인상 깊었던 문제를 해결한 경험을 중심으로 작성해 주세요. (학교수업, 경진대회, 대외활동 등)</w:t>
-      </w:r>
-    </w:p>
-    <w:p>
-      <w:r>
-        <w:t>* 맞닥뜨린 문제를 ‘구체적’</w:t>
-      </w:r>
-      <w:proofErr w:type="spellStart"/>
-      <w:r>
-        <w:t>으로</w:t>
-      </w:r>
-      <w:proofErr w:type="spellEnd"/>
-      <w:r>
-        <w:t xml:space="preserve"> 기술하고, 본인의 접근 방법과 해결 과정, 그리고 실제 결과를 ‘상세히’ 기술해 주세요.</w:t>
-      </w:r>
-    </w:p>
-    <w:p>
-      <w:r>
-        <w:t xml:space="preserve">* 문제를 잘 해결했다면 그 경험에서 아쉬웠던 점 혹은 더 나은 방법은 </w:t>
-      </w:r>
-      <w:proofErr w:type="spellStart"/>
-      <w:r>
-        <w:t>없었을지에</w:t>
-      </w:r>
-      <w:proofErr w:type="spellEnd"/>
-      <w:r>
-        <w:t xml:space="preserve"> 대한 고민 과정을 함께 작성해 주세요.</w:t>
-      </w:r>
-    </w:p>
-    <w:p>
-      <w:r>
-        <w:t>* 해결하지 못한 경험이더라도 해결을 위해 얼마나 깊이 있게 고민을 했는지 그 과정에 대해 이야기 해 주세요.</w:t>
+        <w:lastRenderedPageBreak/>
+        <w:t xml:space="preserve"> </w:t>
+      </w:r>
+      <w:r>
+        <w:t>[필수] 2. 가장 열정을 가지고 임했던 프로젝트(목표/과제 등)를 소개해 주시고, 해당 프로젝트의 수행 과정 및 결과에 대해 기재해 주세요.</w:t>
       </w:r>
     </w:p>
     <w:p/>
@@ -839,150 +802,120 @@
       <w:r>
         <w:t xml:space="preserve"> </w:t>
       </w:r>
+      <w:r>
+        <w:rPr>
+          <w:rFonts w:hint="eastAsia"/>
+        </w:rPr>
+        <w:t>전처리 과정에서 어려움을 겪었습니다.</w:t>
+      </w:r>
+      <w:r>
+        <w:t xml:space="preserve"> </w:t>
+      </w:r>
+      <w:r>
+        <w:rPr>
+          <w:rFonts w:hint="eastAsia"/>
+        </w:rPr>
+        <w:t xml:space="preserve">주가의 </w:t>
+      </w:r>
+      <w:r>
+        <w:t>Scale</w:t>
+      </w:r>
+      <w:r>
+        <w:rPr>
+          <w:rFonts w:hint="eastAsia"/>
+        </w:rPr>
+        <w:t>이 제각각이고,</w:t>
+      </w:r>
+      <w:r>
+        <w:t xml:space="preserve"> </w:t>
+      </w:r>
+      <w:r>
+        <w:rPr>
+          <w:rFonts w:hint="eastAsia"/>
+        </w:rPr>
+        <w:t>영업일에만 데이터가 있어 금요일에서 월요일로 넘어가는 과정에서 급격한 변화가 보이기도 했습니다.</w:t>
+      </w:r>
+      <w:r>
+        <w:t xml:space="preserve"> </w:t>
+      </w:r>
+      <w:r>
+        <w:rPr>
+          <w:rFonts w:hint="eastAsia"/>
+        </w:rPr>
+        <w:t xml:space="preserve">최초에는 각 종목들의 </w:t>
+      </w:r>
+      <w:r>
+        <w:t>3</w:t>
+      </w:r>
+      <w:r>
+        <w:rPr>
+          <w:rFonts w:hint="eastAsia"/>
+        </w:rPr>
+        <w:t xml:space="preserve">가지 대분류 </w:t>
+      </w:r>
+      <w:r>
+        <w:t>Featur</w:t>
+      </w:r>
+      <w:r>
+        <w:rPr>
+          <w:rFonts w:hint="eastAsia"/>
+        </w:rPr>
+        <w:t xml:space="preserve">e를 모두 한 줄로 모아 클러스터링을 해야 한다 </w:t>
+      </w:r>
       <w:proofErr w:type="spellStart"/>
       <w:r>
         <w:rPr>
           <w:rFonts w:hint="eastAsia"/>
         </w:rPr>
-        <w:t>전처리</w:t>
+        <w:t>생각했었지만</w:t>
       </w:r>
       <w:proofErr w:type="spellEnd"/>
       <w:r>
         <w:rPr>
           <w:rFonts w:hint="eastAsia"/>
         </w:rPr>
-        <w:t xml:space="preserve"> 과정에서 어려움을 겪었습니다.</w:t>
-      </w:r>
-      <w:r>
-        <w:t xml:space="preserve"> </w:t>
-      </w:r>
-      <w:r>
-        <w:rPr>
-          <w:rFonts w:hint="eastAsia"/>
-        </w:rPr>
-        <w:t xml:space="preserve">주가의 </w:t>
-      </w:r>
-      <w:r>
-        <w:t>Scale</w:t>
-      </w:r>
-      <w:r>
-        <w:rPr>
-          <w:rFonts w:hint="eastAsia"/>
-        </w:rPr>
-        <w:t xml:space="preserve">이 </w:t>
+        <w:t>,</w:t>
+      </w:r>
+      <w:r>
+        <w:t xml:space="preserve"> </w:t>
+      </w:r>
+      <w:r>
+        <w:rPr>
+          <w:rFonts w:hint="eastAsia"/>
+        </w:rPr>
+        <w:t xml:space="preserve">시계열 데이터의 </w:t>
+      </w:r>
+      <w:r>
+        <w:t>Column</w:t>
+      </w:r>
+      <w:r>
+        <w:rPr>
+          <w:rFonts w:hint="eastAsia"/>
+        </w:rPr>
+        <w:t>에는 순서가 의미가 있다고 생각해 따로 분리해야 한다고 생각을 바꾸게 되었습니다.</w:t>
+      </w:r>
+      <w:r>
+        <w:t xml:space="preserve"> </w:t>
+      </w:r>
+      <w:r>
+        <w:rPr>
+          <w:rFonts w:hint="eastAsia"/>
+        </w:rPr>
+        <w:t xml:space="preserve">결과적으로 주가 그래프들을 </w:t>
       </w:r>
       <w:proofErr w:type="spellStart"/>
       <w:r>
         <w:rPr>
           <w:rFonts w:hint="eastAsia"/>
         </w:rPr>
-        <w:t>제각각이고</w:t>
+        <w:t>겹쳐놓았을</w:t>
       </w:r>
       <w:proofErr w:type="spellEnd"/>
       <w:r>
         <w:rPr>
           <w:rFonts w:hint="eastAsia"/>
         </w:rPr>
-        <w:t>,</w:t>
-      </w:r>
-      <w:r>
-        <w:t xml:space="preserve"> </w:t>
-      </w:r>
-      <w:r>
-        <w:rPr>
-          <w:rFonts w:hint="eastAsia"/>
-        </w:rPr>
-        <w:t>영업일에만 데이터가 있어 금요일에서 월요일로 넘어가는 과정에서 급격한 변화가 보이기도 했습니다.</w:t>
-      </w:r>
-      <w:r>
-        <w:t xml:space="preserve"> </w:t>
-      </w:r>
-      <w:r>
-        <w:rPr>
-          <w:rFonts w:hint="eastAsia"/>
-        </w:rPr>
-        <w:t xml:space="preserve">최초에는 각 종목들의 </w:t>
-      </w:r>
-      <w:r>
-        <w:t>3</w:t>
-      </w:r>
-      <w:r>
-        <w:rPr>
-          <w:rFonts w:hint="eastAsia"/>
-        </w:rPr>
-        <w:t xml:space="preserve">가지 대분류 </w:t>
-      </w:r>
-      <w:r>
-        <w:t>Featur</w:t>
-      </w:r>
-      <w:r>
-        <w:rPr>
-          <w:rFonts w:hint="eastAsia"/>
-        </w:rPr>
-        <w:t xml:space="preserve">e를 모두 한 줄로 모아 클러스터링을 해야 한다 </w:t>
-      </w:r>
-      <w:proofErr w:type="spellStart"/>
-      <w:r>
-        <w:rPr>
-          <w:rFonts w:hint="eastAsia"/>
-        </w:rPr>
-        <w:t>생각했었지만</w:t>
-      </w:r>
-      <w:proofErr w:type="spellEnd"/>
-      <w:r>
-        <w:rPr>
-          <w:rFonts w:hint="eastAsia"/>
-        </w:rPr>
-        <w:t>,</w:t>
-      </w:r>
-      <w:r>
-        <w:t xml:space="preserve"> </w:t>
-      </w:r>
-      <w:r>
-        <w:rPr>
-          <w:rFonts w:hint="eastAsia"/>
-        </w:rPr>
-        <w:t xml:space="preserve">시계열 데이터의 </w:t>
-      </w:r>
-      <w:r>
-        <w:t>Column</w:t>
-      </w:r>
-      <w:r>
-        <w:rPr>
-          <w:rFonts w:hint="eastAsia"/>
-        </w:rPr>
-        <w:t>에는 순서가 의미가 있다고 생각해 따로 분리해야 한다고 생각을 바꾸게 되었습니다.</w:t>
-      </w:r>
-      <w:r>
-        <w:t xml:space="preserve"> </w:t>
-      </w:r>
-      <w:r>
-        <w:rPr>
-          <w:rFonts w:hint="eastAsia"/>
-        </w:rPr>
-        <w:t xml:space="preserve">결과적으로 주가 그래프들을 </w:t>
-      </w:r>
-      <w:proofErr w:type="spellStart"/>
-      <w:r>
-        <w:rPr>
-          <w:rFonts w:hint="eastAsia"/>
-        </w:rPr>
-        <w:t>겹쳐놓았을</w:t>
-      </w:r>
-      <w:proofErr w:type="spellEnd"/>
-      <w:r>
-        <w:rPr>
-          <w:rFonts w:hint="eastAsia"/>
-        </w:rPr>
-        <w:t xml:space="preserve"> 때 시각적으로 유사하다 생</w:t>
-      </w:r>
-      <w:bookmarkStart w:id="0" w:name="_GoBack"/>
-      <w:bookmarkEnd w:id="0"/>
-      <w:r>
-        <w:rPr>
-          <w:rFonts w:hint="eastAsia"/>
-        </w:rPr>
-        <w:t>각이 든 방식을 선택했고,</w:t>
+        <w:t xml:space="preserve"> 때 시각적으로 유사하다 생각이 든 방식을 선택했고,</w:t>
       </w:r>
       <w:r>
         <w:t xml:space="preserve"> </w:t>
@@ -1040,11 +973,6 @@
       </w:r>
     </w:p>
     <w:p>
-      <w:pPr>
-        <w:rPr>
-          <w:rFonts w:hint="eastAsia"/>
-        </w:rPr>
-      </w:pPr>
       <w:r>
         <w:rPr>
           <w:rFonts w:hint="eastAsia"/>
@@ -1136,14 +1064,7 @@
         <w:rPr>
           <w:rFonts w:hint="eastAsia"/>
         </w:rPr>
-        <w:t>단</w:t>
-      </w:r>
-      <w:r>
-        <w:rPr>
-          <w:rFonts w:hint="eastAsia"/>
-        </w:rPr>
-        <w:lastRenderedPageBreak/>
-        <w:t xml:space="preserve">순한 군집화 결과 보다는 그를 이용한 실제 투자 </w:t>
+        <w:t xml:space="preserve">단순한 군집화 결과 보다는 그를 이용한 실제 투자 </w:t>
       </w:r>
       <w:r>
         <w:rPr>
@@ -1238,9 +1159,6 @@
     <w:p>
       <w:pPr>
         <w:ind w:firstLineChars="100" w:firstLine="200"/>
-        <w:rPr>
-          <w:rFonts w:hint="eastAsia"/>
-        </w:rPr>
       </w:pPr>
       <w:r>
         <w:rPr>
@@ -1273,13 +1191,7 @@
         <w:rPr>
           <w:rFonts w:hint="eastAsia"/>
         </w:rPr>
-        <w:t xml:space="preserve">필요한 데이터의 수집에서 결과물의 </w:t>
-      </w:r>
-      <w:r>
-        <w:rPr>
-          <w:rFonts w:hint="eastAsia"/>
-        </w:rPr>
-        <w:t>시현</w:t>
+        <w:t>필요한 데이터의 수집에서 결과물의 시현</w:t>
       </w:r>
       <w:r>
         <w:rPr>
@@ -1328,58 +1240,44 @@
           <w:rFonts w:hint="eastAsia"/>
         </w:rPr>
         <w:t>에 지원해 공부하게 되었습니다.</w:t>
-      </w:r>
-    </w:p>
-    <w:p/>
-    <w:p/>
-    <w:p/>
-    <w:p/>
-    <w:p/>
-    <w:p/>
-    <w:p/>
-    <w:p/>
-    <w:p>
-      <w:r>
-        <w:t xml:space="preserve">[선택] 3. 본인의 대표적인 개발 경험이나 희망 분야 관련 과제 성과, 활동 등을 가장 잘 보여줄 수 있는 </w:t>
-      </w:r>
-      <w:proofErr w:type="spellStart"/>
-      <w:r>
-        <w:t>Github</w:t>
-      </w:r>
-      <w:proofErr w:type="spellEnd"/>
-      <w:r>
-        <w:t>, 블로그 등의 URL을 작성하시거나 자료를 첨부하시고, 간단한 소개나 설명을 해 주세요. 공동 프로젝트였다면 본인의 역할을 명확히 써 주세요.</w:t>
-      </w:r>
-    </w:p>
-    <w:p>
-      <w:r>
-        <w:t xml:space="preserve">* 오픈소스 </w:t>
-      </w:r>
-      <w:proofErr w:type="spellStart"/>
-      <w:r>
-        <w:t>컨트리뷰션</w:t>
-      </w:r>
-      <w:proofErr w:type="spellEnd"/>
-      <w:r>
-        <w:t>, 프로젝트, 본인이 작성한 소스코드 등 (임시저장 후 복수 첨부 가능 / 최대 200MB)</w:t>
-      </w:r>
-    </w:p>
-    <w:p>
-      <w:r>
-        <w:t>* 수강하셨거나 별도로 공부하신 컴퓨터공학 관련 학습/과제/프로젝트 활동을 보여 주셔도 좋습니다.</w:t>
       </w:r>
     </w:p>
     <w:p/>
     <w:p>
+      <w:r>
+        <w:lastRenderedPageBreak/>
+        <w:t xml:space="preserve">[선택] 3. 본인의 대표적인 개발 경험이나 희망 분야 관련 과제 성과, 활동 등을 가장 잘 보여줄 수 있는 </w:t>
+      </w:r>
       <w:proofErr w:type="spellStart"/>
       <w:r>
-        <w:rPr>
-          <w:rFonts w:hint="eastAsia"/>
-        </w:rPr>
-        <w:t>에라이</w:t>
+        <w:t>Github</w:t>
       </w:r>
       <w:proofErr w:type="spellEnd"/>
+      <w:r>
+        <w:t>, 블로그 등의 URL을 작성하시거나 자료를 첨부하시고, 간단한 소개나 설명을 해 주세요. 공동 프로젝트였다면 본인의 역할을 명확히 써 주세요.</w:t>
+      </w:r>
     </w:p>
+    <w:p>
+      <w:r>
+        <w:t xml:space="preserve">* 오픈소스 </w:t>
+      </w:r>
+      <w:proofErr w:type="spellStart"/>
+      <w:r>
+        <w:t>컨트리뷰션</w:t>
+      </w:r>
+      <w:proofErr w:type="spellEnd"/>
+      <w:r>
+        <w:t>, 프로젝트, 본인이 작성한 소스코드 등 (임시저장 후 복수 첨부 가능 / 최대 200MB)</w:t>
+      </w:r>
+      <w:bookmarkStart w:id="0" w:name="_GoBack"/>
+      <w:bookmarkEnd w:id="0"/>
+    </w:p>
+    <w:p>
+      <w:r>
+        <w:t>* 수강하셨거나 별도로 공부하신 컴퓨터공학 관련 학습/과제/프로젝트 활동을 보여 주셔도 좋습니다.</w:t>
+      </w:r>
+    </w:p>
+    <w:p/>
     <w:sectPr>
       <w:pgSz w:w="11906" w:h="16838"/>
       <w:pgMar w:top="1701" w:right="1440" w:bottom="1440" w:left="1440" w:header="851" w:footer="992" w:gutter="0"/>
